--- a/fuentes/621602_CF13_DU.docx
+++ b/fuentes/621602_CF13_DU.docx
@@ -588,7 +588,7 @@
           <w:r>
             <w:fldChar w:fldCharType="separate"/>
           </w:r>
-          <w:hyperlink w:anchor="_Toc232102237" w:history="1">
+          <w:hyperlink w:anchor="_Toc232500690" w:history="1">
             <w:r>
               <w:rPr>
                 <w:rStyle w:val="Hipervnculo"/>
@@ -615,7 +615,7 @@
                 <w:noProof/>
                 <w:webHidden/>
               </w:rPr>
-              <w:instrText xml:space="preserve"> PAGEREF _Toc232102237 \h </w:instrText>
+              <w:instrText xml:space="preserve"> PAGEREF _Toc232500690 \h </w:instrText>
             </w:r>
             <w:r>
               <w:rPr>
@@ -661,7 +661,7 @@
               <w14:ligatures w14:val="none"/>
             </w:rPr>
           </w:pPr>
-          <w:hyperlink w:anchor="_Toc232102238" w:history="1">
+          <w:hyperlink w:anchor="_Toc232500691" w:history="1">
             <w:r>
               <w:rPr>
                 <w:rStyle w:val="Hipervnculo"/>
@@ -673,7 +673,7 @@
               <w:rPr>
                 <w:rStyle w:val="Extranjerismo"/>
               </w:rPr>
-              <w:t>check out</w:t>
+              <w:t>check-out</w:t>
             </w:r>
             <w:r>
               <w:rPr>
@@ -701,7 +701,7 @@
                 <w:noProof/>
                 <w:webHidden/>
               </w:rPr>
-              <w:instrText xml:space="preserve"> PAGEREF _Toc232102238 \h </w:instrText>
+              <w:instrText xml:space="preserve"> PAGEREF _Toc232500691 \h </w:instrText>
             </w:r>
             <w:r>
               <w:rPr>
@@ -747,7 +747,7 @@
               <w14:ligatures w14:val="none"/>
             </w:rPr>
           </w:pPr>
-          <w:hyperlink w:anchor="_Toc232102239" w:history="1">
+          <w:hyperlink w:anchor="_Toc232500692" w:history="1">
             <w:r>
               <w:rPr>
                 <w:rStyle w:val="Hipervnculo"/>
@@ -774,7 +774,7 @@
                 <w:noProof/>
                 <w:webHidden/>
               </w:rPr>
-              <w:instrText xml:space="preserve"> PAGEREF _Toc232102239 \h </w:instrText>
+              <w:instrText xml:space="preserve"> PAGEREF _Toc232500692 \h </w:instrText>
             </w:r>
             <w:r>
               <w:rPr>
@@ -820,7 +820,7 @@
               <w14:ligatures w14:val="none"/>
             </w:rPr>
           </w:pPr>
-          <w:hyperlink w:anchor="_Toc232102240" w:history="1">
+          <w:hyperlink w:anchor="_Toc232500693" w:history="1">
             <w:r>
               <w:rPr>
                 <w:rStyle w:val="Hipervnculo"/>
@@ -847,7 +847,7 @@
                 <w:noProof/>
                 <w:webHidden/>
               </w:rPr>
-              <w:instrText xml:space="preserve"> PAGEREF _Toc232102240 \h </w:instrText>
+              <w:instrText xml:space="preserve"> PAGEREF _Toc232500693 \h </w:instrText>
             </w:r>
             <w:r>
               <w:rPr>
@@ -893,13 +893,27 @@
               <w14:ligatures w14:val="none"/>
             </w:rPr>
           </w:pPr>
-          <w:hyperlink w:anchor="_Toc232102241" w:history="1">
+          <w:hyperlink w:anchor="_Toc232500694" w:history="1">
             <w:r>
               <w:rPr>
                 <w:rStyle w:val="Hipervnculo"/>
                 <w:noProof/>
               </w:rPr>
-              <w:t xml:space="preserve">1.3. Atención al huésped durante el </w:t>
+              <w:t xml:space="preserve">1.3. Atención al huésped durante </w:t>
+            </w:r>
+            <w:r>
+              <w:rPr>
+                <w:rStyle w:val="Hipervnculo"/>
+                <w:noProof/>
+              </w:rPr>
+              <w:t>e</w:t>
+            </w:r>
+            <w:r>
+              <w:rPr>
+                <w:rStyle w:val="Hipervnculo"/>
+                <w:noProof/>
+              </w:rPr>
+              <w:t xml:space="preserve">l </w:t>
             </w:r>
             <w:r>
               <w:rPr>
@@ -926,7 +940,7 @@
                 <w:noProof/>
                 <w:webHidden/>
               </w:rPr>
-              <w:instrText xml:space="preserve"> PAGEREF _Toc232102241 \h </w:instrText>
+              <w:instrText xml:space="preserve"> PAGEREF _Toc232500694 \h </w:instrText>
             </w:r>
             <w:r>
               <w:rPr>
@@ -972,7 +986,7 @@
               <w14:ligatures w14:val="none"/>
             </w:rPr>
           </w:pPr>
-          <w:hyperlink w:anchor="_Toc232102242" w:history="1">
+          <w:hyperlink w:anchor="_Toc232500695" w:history="1">
             <w:r>
               <w:rPr>
                 <w:rStyle w:val="Hipervnculo"/>
@@ -999,7 +1013,7 @@
                 <w:noProof/>
                 <w:webHidden/>
               </w:rPr>
-              <w:instrText xml:space="preserve"> PAGEREF _Toc232102242 \h </w:instrText>
+              <w:instrText xml:space="preserve"> PAGEREF _Toc232500695 \h </w:instrText>
             </w:r>
             <w:r>
               <w:rPr>
@@ -1045,7 +1059,7 @@
               <w14:ligatures w14:val="none"/>
             </w:rPr>
           </w:pPr>
-          <w:hyperlink w:anchor="_Toc232102243" w:history="1">
+          <w:hyperlink w:anchor="_Toc232500696" w:history="1">
             <w:r>
               <w:rPr>
                 <w:rStyle w:val="Hipervnculo"/>
@@ -1072,7 +1086,7 @@
                 <w:noProof/>
                 <w:webHidden/>
               </w:rPr>
-              <w:instrText xml:space="preserve"> PAGEREF _Toc232102243 \h </w:instrText>
+              <w:instrText xml:space="preserve"> PAGEREF _Toc232500696 \h </w:instrText>
             </w:r>
             <w:r>
               <w:rPr>
@@ -1118,7 +1132,7 @@
               <w14:ligatures w14:val="none"/>
             </w:rPr>
           </w:pPr>
-          <w:hyperlink w:anchor="_Toc232102244" w:history="1">
+          <w:hyperlink w:anchor="_Toc232500697" w:history="1">
             <w:r>
               <w:rPr>
                 <w:rStyle w:val="Hipervnculo"/>
@@ -1145,7 +1159,7 @@
                 <w:noProof/>
                 <w:webHidden/>
               </w:rPr>
-              <w:instrText xml:space="preserve"> PAGEREF _Toc232102244 \h </w:instrText>
+              <w:instrText xml:space="preserve"> PAGEREF _Toc232500697 \h </w:instrText>
             </w:r>
             <w:r>
               <w:rPr>
@@ -1191,7 +1205,7 @@
               <w14:ligatures w14:val="none"/>
             </w:rPr>
           </w:pPr>
-          <w:hyperlink w:anchor="_Toc232102245" w:history="1">
+          <w:hyperlink w:anchor="_Toc232500698" w:history="1">
             <w:r>
               <w:rPr>
                 <w:rStyle w:val="Hipervnculo"/>
@@ -1218,7 +1232,7 @@
                 <w:noProof/>
                 <w:webHidden/>
               </w:rPr>
-              <w:instrText xml:space="preserve"> PAGEREF _Toc232102245 \h </w:instrText>
+              <w:instrText xml:space="preserve"> PAGEREF _Toc232500698 \h </w:instrText>
             </w:r>
             <w:r>
               <w:rPr>
@@ -1264,7 +1278,7 @@
               <w14:ligatures w14:val="none"/>
             </w:rPr>
           </w:pPr>
-          <w:hyperlink w:anchor="_Toc232102246" w:history="1">
+          <w:hyperlink w:anchor="_Toc232500699" w:history="1">
             <w:r>
               <w:rPr>
                 <w:rStyle w:val="Hipervnculo"/>
@@ -1291,7 +1305,7 @@
                 <w:noProof/>
                 <w:webHidden/>
               </w:rPr>
-              <w:instrText xml:space="preserve"> PAGEREF _Toc232102246 \h </w:instrText>
+              <w:instrText xml:space="preserve"> PAGEREF _Toc232500699 \h </w:instrText>
             </w:r>
             <w:r>
               <w:rPr>
@@ -1337,7 +1351,7 @@
               <w14:ligatures w14:val="none"/>
             </w:rPr>
           </w:pPr>
-          <w:hyperlink w:anchor="_Toc232102247" w:history="1">
+          <w:hyperlink w:anchor="_Toc232500700" w:history="1">
             <w:r>
               <w:rPr>
                 <w:rStyle w:val="Hipervnculo"/>
@@ -1364,7 +1378,7 @@
                 <w:noProof/>
                 <w:webHidden/>
               </w:rPr>
-              <w:instrText xml:space="preserve"> PAGEREF _Toc232102247 \h </w:instrText>
+              <w:instrText xml:space="preserve"> PAGEREF _Toc232500700 \h </w:instrText>
             </w:r>
             <w:r>
               <w:rPr>
@@ -1410,7 +1424,7 @@
               <w14:ligatures w14:val="none"/>
             </w:rPr>
           </w:pPr>
-          <w:hyperlink w:anchor="_Toc232102248" w:history="1">
+          <w:hyperlink w:anchor="_Toc232500701" w:history="1">
             <w:r>
               <w:rPr>
                 <w:rStyle w:val="Hipervnculo"/>
@@ -1437,7 +1451,7 @@
                 <w:noProof/>
                 <w:webHidden/>
               </w:rPr>
-              <w:instrText xml:space="preserve"> PAGEREF _Toc232102248 \h </w:instrText>
+              <w:instrText xml:space="preserve"> PAGEREF _Toc232500701 \h </w:instrText>
             </w:r>
             <w:r>
               <w:rPr>
@@ -1483,7 +1497,7 @@
               <w14:ligatures w14:val="none"/>
             </w:rPr>
           </w:pPr>
-          <w:hyperlink w:anchor="_Toc232102249" w:history="1">
+          <w:hyperlink w:anchor="_Toc232500702" w:history="1">
             <w:r>
               <w:rPr>
                 <w:rStyle w:val="Hipervnculo"/>
@@ -1510,7 +1524,7 @@
                 <w:noProof/>
                 <w:webHidden/>
               </w:rPr>
-              <w:instrText xml:space="preserve"> PAGEREF _Toc232102249 \h </w:instrText>
+              <w:instrText xml:space="preserve"> PAGEREF _Toc232500702 \h </w:instrText>
             </w:r>
             <w:r>
               <w:rPr>
@@ -1556,7 +1570,7 @@
               <w14:ligatures w14:val="none"/>
             </w:rPr>
           </w:pPr>
-          <w:hyperlink w:anchor="_Toc232102250" w:history="1">
+          <w:hyperlink w:anchor="_Toc232500703" w:history="1">
             <w:r>
               <w:rPr>
                 <w:rStyle w:val="Hipervnculo"/>
@@ -1583,7 +1597,7 @@
                 <w:noProof/>
                 <w:webHidden/>
               </w:rPr>
-              <w:instrText xml:space="preserve"> PAGEREF _Toc232102250 \h </w:instrText>
+              <w:instrText xml:space="preserve"> PAGEREF _Toc232500703 \h </w:instrText>
             </w:r>
             <w:r>
               <w:rPr>
@@ -1629,7 +1643,7 @@
               <w14:ligatures w14:val="none"/>
             </w:rPr>
           </w:pPr>
-          <w:hyperlink w:anchor="_Toc232102251" w:history="1">
+          <w:hyperlink w:anchor="_Toc232500704" w:history="1">
             <w:r>
               <w:rPr>
                 <w:rStyle w:val="Hipervnculo"/>
@@ -1656,7 +1670,7 @@
                 <w:noProof/>
                 <w:webHidden/>
               </w:rPr>
-              <w:instrText xml:space="preserve"> PAGEREF _Toc232102251 \h </w:instrText>
+              <w:instrText xml:space="preserve"> PAGEREF _Toc232500704 \h </w:instrText>
             </w:r>
             <w:r>
               <w:rPr>
@@ -1702,7 +1716,7 @@
               <w14:ligatures w14:val="none"/>
             </w:rPr>
           </w:pPr>
-          <w:hyperlink w:anchor="_Toc232102252" w:history="1">
+          <w:hyperlink w:anchor="_Toc232500705" w:history="1">
             <w:r>
               <w:rPr>
                 <w:rStyle w:val="Hipervnculo"/>
@@ -1735,7 +1749,7 @@
                 <w:noProof/>
                 <w:webHidden/>
               </w:rPr>
-              <w:instrText xml:space="preserve"> PAGEREF _Toc232102252 \h </w:instrText>
+              <w:instrText xml:space="preserve"> PAGEREF _Toc232500705 \h </w:instrText>
             </w:r>
             <w:r>
               <w:rPr>
@@ -1781,7 +1795,7 @@
               <w14:ligatures w14:val="none"/>
             </w:rPr>
           </w:pPr>
-          <w:hyperlink w:anchor="_Toc232102253" w:history="1">
+          <w:hyperlink w:anchor="_Toc232500706" w:history="1">
             <w:r>
               <w:rPr>
                 <w:rStyle w:val="Hipervnculo"/>
@@ -1808,7 +1822,7 @@
                 <w:noProof/>
                 <w:webHidden/>
               </w:rPr>
-              <w:instrText xml:space="preserve"> PAGEREF _Toc232102253 \h </w:instrText>
+              <w:instrText xml:space="preserve"> PAGEREF _Toc232500706 \h </w:instrText>
             </w:r>
             <w:r>
               <w:rPr>
@@ -1854,7 +1868,7 @@
               <w14:ligatures w14:val="none"/>
             </w:rPr>
           </w:pPr>
-          <w:hyperlink w:anchor="_Toc232102254" w:history="1">
+          <w:hyperlink w:anchor="_Toc232500707" w:history="1">
             <w:r>
               <w:rPr>
                 <w:rStyle w:val="Hipervnculo"/>
@@ -1887,7 +1901,7 @@
                 <w:noProof/>
                 <w:webHidden/>
               </w:rPr>
-              <w:instrText xml:space="preserve"> PAGEREF _Toc232102254 \h </w:instrText>
+              <w:instrText xml:space="preserve"> PAGEREF _Toc232500707 \h </w:instrText>
             </w:r>
             <w:r>
               <w:rPr>
@@ -1933,7 +1947,7 @@
               <w14:ligatures w14:val="none"/>
             </w:rPr>
           </w:pPr>
-          <w:hyperlink w:anchor="_Toc232102255" w:history="1">
+          <w:hyperlink w:anchor="_Toc232500708" w:history="1">
             <w:r>
               <w:rPr>
                 <w:rStyle w:val="Hipervnculo"/>
@@ -1960,7 +1974,7 @@
                 <w:noProof/>
                 <w:webHidden/>
               </w:rPr>
-              <w:instrText xml:space="preserve"> PAGEREF _Toc232102255 \h </w:instrText>
+              <w:instrText xml:space="preserve"> PAGEREF _Toc232500708 \h </w:instrText>
             </w:r>
             <w:r>
               <w:rPr>
@@ -2006,7 +2020,7 @@
               <w14:ligatures w14:val="none"/>
             </w:rPr>
           </w:pPr>
-          <w:hyperlink w:anchor="_Toc232102256" w:history="1">
+          <w:hyperlink w:anchor="_Toc232500709" w:history="1">
             <w:r>
               <w:rPr>
                 <w:rStyle w:val="Hipervnculo"/>
@@ -2033,7 +2047,7 @@
                 <w:noProof/>
                 <w:webHidden/>
               </w:rPr>
-              <w:instrText xml:space="preserve"> PAGEREF _Toc232102256 \h </w:instrText>
+              <w:instrText xml:space="preserve"> PAGEREF _Toc232500709 \h </w:instrText>
             </w:r>
             <w:r>
               <w:rPr>
@@ -2079,7 +2093,7 @@
               <w14:ligatures w14:val="none"/>
             </w:rPr>
           </w:pPr>
-          <w:hyperlink w:anchor="_Toc232102257" w:history="1">
+          <w:hyperlink w:anchor="_Toc232500710" w:history="1">
             <w:r>
               <w:rPr>
                 <w:rStyle w:val="Hipervnculo"/>
@@ -2106,7 +2120,7 @@
                 <w:noProof/>
                 <w:webHidden/>
               </w:rPr>
-              <w:instrText xml:space="preserve"> PAGEREF _Toc232102257 \h </w:instrText>
+              <w:instrText xml:space="preserve"> PAGEREF _Toc232500710 \h </w:instrText>
             </w:r>
             <w:r>
               <w:rPr>
@@ -2152,7 +2166,7 @@
               <w14:ligatures w14:val="none"/>
             </w:rPr>
           </w:pPr>
-          <w:hyperlink w:anchor="_Toc232102258" w:history="1">
+          <w:hyperlink w:anchor="_Toc232500711" w:history="1">
             <w:r>
               <w:rPr>
                 <w:rStyle w:val="Hipervnculo"/>
@@ -2179,7 +2193,7 @@
                 <w:noProof/>
                 <w:webHidden/>
               </w:rPr>
-              <w:instrText xml:space="preserve"> PAGEREF _Toc232102258 \h </w:instrText>
+              <w:instrText xml:space="preserve"> PAGEREF _Toc232500711 \h </w:instrText>
             </w:r>
             <w:r>
               <w:rPr>
@@ -2225,7 +2239,7 @@
               <w14:ligatures w14:val="none"/>
             </w:rPr>
           </w:pPr>
-          <w:hyperlink w:anchor="_Toc232102259" w:history="1">
+          <w:hyperlink w:anchor="_Toc232500712" w:history="1">
             <w:r>
               <w:rPr>
                 <w:rStyle w:val="Hipervnculo"/>
@@ -2252,7 +2266,7 @@
                 <w:noProof/>
                 <w:webHidden/>
               </w:rPr>
-              <w:instrText xml:space="preserve"> PAGEREF _Toc232102259 \h </w:instrText>
+              <w:instrText xml:space="preserve"> PAGEREF _Toc232500712 \h </w:instrText>
             </w:r>
             <w:r>
               <w:rPr>
@@ -2300,7 +2314,7 @@
       <w:pPr>
         <w:pStyle w:val="Titulosgenerales"/>
       </w:pPr>
-      <w:bookmarkStart w:id="0" w:name="_Toc232102237"/>
+      <w:bookmarkStart w:id="0" w:name="_Toc232500690"/>
       <w:r>
         <w:lastRenderedPageBreak/>
         <w:t>Introducción</w:t>
@@ -2349,7 +2363,7 @@
       <w:pPr>
         <w:pStyle w:val="Ttulo1"/>
       </w:pPr>
-      <w:bookmarkStart w:id="1" w:name="_Toc232102238"/>
+      <w:bookmarkStart w:id="1" w:name="_Toc232500691"/>
       <w:r>
         <w:lastRenderedPageBreak/>
         <w:t xml:space="preserve">Proceso de </w:t>
@@ -2358,7 +2372,19 @@
         <w:rPr>
           <w:rStyle w:val="Extranjerismo"/>
         </w:rPr>
-        <w:t>check out</w:t>
+        <w:t>check</w:t>
+      </w:r>
+      <w:r>
+        <w:rPr>
+          <w:rStyle w:val="Extranjerismo"/>
+        </w:rPr>
+        <w:t>-</w:t>
+      </w:r>
+      <w:r>
+        <w:rPr>
+          <w:rStyle w:val="Extranjerismo"/>
+        </w:rPr>
+        <w:t>out</w:t>
       </w:r>
       <w:r>
         <w:t xml:space="preserve"> hotelero</w:t>
@@ -2391,7 +2417,7 @@
       <w:pPr>
         <w:pStyle w:val="Ttulo2"/>
       </w:pPr>
-      <w:bookmarkStart w:id="2" w:name="_Toc232102239"/>
+      <w:bookmarkStart w:id="2" w:name="_Toc232500692"/>
       <w:r>
         <w:t>Finalización de la estadía y cierre de cuenta</w:t>
       </w:r>
@@ -2412,10 +2438,7 @@
         <w:t>Verificación de la habitación</w:t>
       </w:r>
       <w:r>
-        <w:t xml:space="preserve">. </w:t>
-      </w:r>
-      <w:r>
-        <w:t>Antes de efectuar el cierre de cuenta, es necesario verificar que todos los consumos realizados por el huésped hayan sido registrados correctamente en el sistema. Esto incluye alojamiento, alimentación, lavandería, minibar, transporte, llamadas telefónicas y demás servicios complementarios ofrecidos por el hotel. La correcta actualización de esta información permite evitar diferencias en la facturación y disminuye la posibilidad de reclamaciones posteriores.</w:t>
+        <w:t>. Antes de efectuar el cierre de cuenta, es necesario verificar que todos los consumos realizados por el huésped hayan sido registrados correctamente en el sistema. Esto incluye alojamiento, alimentación, lavandería, minibar, transporte, llamadas telefónicas y demás servicios complementarios ofrecidos por el hotel. La correcta actualización de esta información permite evitar diferencias en la facturación y disminuye la posibilidad de reclamaciones posteriores.</w:t>
       </w:r>
     </w:p>
     <w:p>
@@ -2480,7 +2503,7 @@
       <w:pPr>
         <w:pStyle w:val="Ttulo2"/>
       </w:pPr>
-      <w:bookmarkStart w:id="3" w:name="_Toc232102240"/>
+      <w:bookmarkStart w:id="3" w:name="_Toc232500693"/>
       <w:r>
         <w:t>Facturación y verificación operativa</w:t>
       </w:r>
@@ -2687,7 +2710,19 @@
         <w:rPr>
           <w:rStyle w:val="Extranjerismo"/>
         </w:rPr>
-        <w:t>checkout</w:t>
+        <w:t>check</w:t>
+      </w:r>
+      <w:r>
+        <w:rPr>
+          <w:rStyle w:val="Extranjerismo"/>
+        </w:rPr>
+        <w:t>-</w:t>
+      </w:r>
+      <w:r>
+        <w:rPr>
+          <w:rStyle w:val="Extranjerismo"/>
+        </w:rPr>
+        <w:t>out</w:t>
       </w:r>
       <w:r>
         <w:t>.</w:t>
@@ -2721,7 +2756,7 @@
       <w:pPr>
         <w:pStyle w:val="Ttulo2"/>
       </w:pPr>
-      <w:bookmarkStart w:id="4" w:name="_Toc232102241"/>
+      <w:bookmarkStart w:id="4" w:name="_Toc232500694"/>
       <w:r>
         <w:t xml:space="preserve">Atención al huésped durante el </w:t>
       </w:r>
@@ -2800,10 +2835,10 @@
           <w:noProof/>
         </w:rPr>
         <w:drawing>
-          <wp:inline distT="0" distB="0" distL="0" distR="0" wp14:anchorId="06B988DA" wp14:editId="78DD5DE0">
-            <wp:extent cx="6332220" cy="2315210"/>
-            <wp:effectExtent l="0" t="0" r="0" b="8890"/>
-            <wp:docPr id="2" name="Gráfico 2" descr="En la figura 1, titulada Buenas prácticas de atención en el check-out, se presenta una secuencia de seis habilidades o buenas prácticas de atención al momento de la salida del huésped del hotel organizados de arriba hacia abajo, conectados por una línea vertical.&#10;Estas son las siguientes:&#10;Escuchar con atención &#10;Prestar atención activa a necesidades e inquietudes del huésped.&#10;Verificar información&#10;Confirmar datos, consumos y cargos antes de realizar el cobro.&#10;Resolver inquietudes&#10;Responder de forma clara, precisa y oportuna todas las preguntas del huésped.&#10;Actitud cordial&#10;Mantener trato amable, respetuoso, y profesional durante toda la atención.&#10;Agilizar tiempos&#10;Organizar los procesos y evitar demoras innecesarias durante el check-out.&#10;Cerrar amablemente&#10;Despedida cordial y agradecimiento por su visita, dejando una buena impresión final.&#10;"/>
+          <wp:inline distT="0" distB="0" distL="0" distR="0" wp14:anchorId="2D09E3AF" wp14:editId="3060B030">
+            <wp:extent cx="5121905" cy="1872691"/>
+            <wp:effectExtent l="0" t="0" r="3175" b="0"/>
+            <wp:docPr id="3" name="Gráfico 3" descr="En la figura 1, titulada Buenas prácticas de atención en el check-out, se presenta una secuencia de seis habilidades o buenas prácticas de atención al momento de la salida del huésped del hotel organizados de arriba hacia abajo, conectados por una línea vertical.&#10;Estas son las siguientes:&#10;Escuchar con atención &#10;Prestar atención activa a necesidades e inquietudes del huésped.&#10;Verificar información&#10;Confirmar datos, consumos y cargos antes de realizar el cobro.&#10;Resolver inquietudes&#10;Responder de forma clara, precisa y oportuna todas las preguntas del huésped.&#10;Actitud cordial&#10;Mantener trato amable, respetuoso, y profesional durante toda la atención.&#10;Agilizar tiempos&#10;Organizar los procesos y evitar demoras innecesarias durante el check-out.&#10;Cerrar amablemente&#10;Despedida cordial y agradecimiento por su visita, dejando una buena impresión final.&#10;"/>
             <wp:cNvGraphicFramePr>
               <a:graphicFrameLocks xmlns:a="http://schemas.openxmlformats.org/drawingml/2006/main" noChangeAspect="1"/>
             </wp:cNvGraphicFramePr>
@@ -2811,7 +2846,7 @@
               <a:graphicData uri="http://schemas.openxmlformats.org/drawingml/2006/picture">
                 <pic:pic xmlns:pic="http://schemas.openxmlformats.org/drawingml/2006/picture">
                   <pic:nvPicPr>
-                    <pic:cNvPr id="2" name="Gráfico 2" descr="En la figura 1, titulada Buenas prácticas de atención en el check-out, se presenta una secuencia de seis habilidades o buenas prácticas de atención al momento de la salida del huésped del hotel organizados de arriba hacia abajo, conectados por una línea vertical.&#10;Estas son las siguientes:&#10;Escuchar con atención &#10;Prestar atención activa a necesidades e inquietudes del huésped.&#10;Verificar información&#10;Confirmar datos, consumos y cargos antes de realizar el cobro.&#10;Resolver inquietudes&#10;Responder de forma clara, precisa y oportuna todas las preguntas del huésped.&#10;Actitud cordial&#10;Mantener trato amable, respetuoso, y profesional durante toda la atención.&#10;Agilizar tiempos&#10;Organizar los procesos y evitar demoras innecesarias durante el check-out.&#10;Cerrar amablemente&#10;Despedida cordial y agradecimiento por su visita, dejando una buena impresión final.&#10;"/>
+                    <pic:cNvPr id="3" name="Gráfico 3" descr="En la figura 1, titulada Buenas prácticas de atención en el check-out, se presenta una secuencia de seis habilidades o buenas prácticas de atención al momento de la salida del huésped del hotel organizados de arriba hacia abajo, conectados por una línea vertical.&#10;Estas son las siguientes:&#10;Escuchar con atención &#10;Prestar atención activa a necesidades e inquietudes del huésped.&#10;Verificar información&#10;Confirmar datos, consumos y cargos antes de realizar el cobro.&#10;Resolver inquietudes&#10;Responder de forma clara, precisa y oportuna todas las preguntas del huésped.&#10;Actitud cordial&#10;Mantener trato amable, respetuoso, y profesional durante toda la atención.&#10;Agilizar tiempos&#10;Organizar los procesos y evitar demoras innecesarias durante el check-out.&#10;Cerrar amablemente&#10;Despedida cordial y agradecimiento por su visita, dejando una buena impresión final.&#10;"/>
                     <pic:cNvPicPr/>
                   </pic:nvPicPr>
                   <pic:blipFill>
@@ -2832,7 +2867,7 @@
                   <pic:spPr>
                     <a:xfrm>
                       <a:off x="0" y="0"/>
-                      <a:ext cx="6332220" cy="2315210"/>
+                      <a:ext cx="5150461" cy="1883132"/>
                     </a:xfrm>
                     <a:prstGeom prst="rect">
                       <a:avLst/>
@@ -2853,17 +2888,23 @@
         <w:t xml:space="preserve">     </w:t>
       </w:r>
       <w:r>
+        <w:tab/>
+      </w:r>
+      <w:r>
+        <w:tab/>
+      </w:r>
+      <w:r>
         <w:t>Nota. SENA, (2026).</w:t>
       </w:r>
     </w:p>
     <w:p>
       <w:r>
+        <w:t>Estas competencias permiten atender adecuadamente solicitudes e inconformidades sin afectar el ambiente de servicio ni la experiencia del huésped.</w:t>
+      </w:r>
+    </w:p>
+    <w:p>
+      <w:r>
         <w:lastRenderedPageBreak/>
-        <w:t>Estas competencias permiten atender adecuadamente solicitudes e inconformidades sin afectar el ambiente de servicio ni la experiencia del huésped.</w:t>
-      </w:r>
-    </w:p>
-    <w:p>
-      <w:r>
         <w:t>Asimismo, resulta importante mantener organización operativa durante momentos de alta ocupación o salida simultánea de clientes. La agilidad en los procedimientos, la coordinación entre áreas y el conocimiento de los procesos internos contribuyen a disminuir tiempos de espera y optimizar la atención en recepción.</w:t>
       </w:r>
     </w:p>
@@ -2876,7 +2917,7 @@
       <w:pPr>
         <w:pStyle w:val="Ttulo2"/>
       </w:pPr>
-      <w:bookmarkStart w:id="5" w:name="_Toc232102242"/>
+      <w:bookmarkStart w:id="5" w:name="_Toc232500695"/>
       <w:r>
         <w:t>Tecnología aplicada al proceso de salida</w:t>
       </w:r>
@@ -2904,8 +2945,30 @@
           <w:b/>
           <w:bCs/>
         </w:rPr>
-        <w:t>Herramientas tecnológicas más comunes utilizadas en hotelería</w:t>
-      </w:r>
+        <w:t>Entre las h</w:t>
+      </w:r>
+      <w:r>
+        <w:rPr>
+          <w:b/>
+          <w:bCs/>
+        </w:rPr>
+        <w:t>erramientas tecnológicas más comunes utilizadas en hotelería</w:t>
+      </w:r>
+      <w:r>
+        <w:rPr>
+          <w:b/>
+          <w:bCs/>
+        </w:rPr>
+        <w:t xml:space="preserve"> se encuentran:</w:t>
+      </w:r>
+    </w:p>
+    <w:p>
+      <w:pPr>
+        <w:rPr>
+          <w:b/>
+          <w:bCs/>
+        </w:rPr>
+      </w:pPr>
     </w:p>
     <w:p>
       <w:pPr>
@@ -3115,7 +3178,7 @@
       <w:pPr>
         <w:pStyle w:val="Ttulo1"/>
       </w:pPr>
-      <w:bookmarkStart w:id="6" w:name="_Toc232102243"/>
+      <w:bookmarkStart w:id="6" w:name="_Toc232500696"/>
       <w:r>
         <w:lastRenderedPageBreak/>
         <w:t>PQRS en establecimientos hoteleros</w:t>
@@ -3136,7 +3199,7 @@
       <w:pPr>
         <w:pStyle w:val="Ttulo2"/>
       </w:pPr>
-      <w:bookmarkStart w:id="7" w:name="_Toc232102244"/>
+      <w:bookmarkStart w:id="7" w:name="_Toc232500697"/>
       <w:r>
         <w:t>Gestión de peticiones, quejas, reclamos y sugerencias</w:t>
       </w:r>
@@ -3289,10 +3352,10 @@
           <w:noProof/>
         </w:rPr>
         <w:drawing>
-          <wp:inline distT="0" distB="0" distL="0" distR="0" wp14:anchorId="33514F72" wp14:editId="6422F3C4">
+          <wp:inline distT="0" distB="0" distL="0" distR="0" wp14:anchorId="3E11B074" wp14:editId="0E986D32">
             <wp:extent cx="6332220" cy="1949450"/>
             <wp:effectExtent l="0" t="0" r="0" b="0"/>
-            <wp:docPr id="6" name="Gráfico 6" descr="La figura 2 presenta los seis canales utilizados por los establecimientos hoteleros para recibir peticiones, quejas, reclamos y sugerencias de los huéspedes.&#10;El primer canal corresponde a Atención presencial, representa la interacción directa entre el cliente y el personal del establecimiento.&#10;El segundo canal es Llamadas telefónicas y hace referencia a la atención de solicitudes e inconformidades mediante comunicación telefónica.&#10;El tercer canal corresponde a Correo electrónico, representa el envío y recepción de solicitudes o reclamaciones por medios digitales escritos.&#10;El cuarto canal es Formularios digitales, indica el registro virtual de PQRS mediante plataformas digitales.&#10;El quinto canal corresponde a Plataformas web y representa la atención y gestión de solicitudes a través de sitios web institucionales.&#10;El sexto canal es Redes sociales y hace referencia a la interacción y atención de comentarios o reclamaciones mediante plataformas sociales en línea.&#10;"/>
+            <wp:docPr id="4" name="Gráfico 4" descr="La figura 2 presenta los seis canales utilizados por los establecimientos hoteleros para recibir peticiones, quejas, reclamos y sugerencias de los huéspedes.&#10;El primer canal corresponde a Atención presencial, representa la interacción directa entre el cliente y el personal del establecimiento.&#10;El segundo canal es Llamadas telefónicas y hace referencia a la atención de solicitudes e inconformidades mediante comunicación telefónica.&#10;El tercer canal corresponde a Correo electrónico, representa el envío y recepción de solicitudes o reclamaciones por medios digitales escritos.&#10;El cuarto canal es Formularios digitales, indica el registro virtual de PQRS mediante plataformas digitales.&#10;El quinto canal corresponde a Plataformas web y representa la atención y gestión de solicitudes a través de sitios web institucionales.&#10;El sexto canal es Redes sociales y hace referencia a la interacción y atención de comentarios o reclamaciones mediante plataformas sociales en línea.&#10;"/>
             <wp:cNvGraphicFramePr>
               <a:graphicFrameLocks xmlns:a="http://schemas.openxmlformats.org/drawingml/2006/main" noChangeAspect="1"/>
             </wp:cNvGraphicFramePr>
@@ -3300,7 +3363,7 @@
               <a:graphicData uri="http://schemas.openxmlformats.org/drawingml/2006/picture">
                 <pic:pic xmlns:pic="http://schemas.openxmlformats.org/drawingml/2006/picture">
                   <pic:nvPicPr>
-                    <pic:cNvPr id="6" name="Gráfico 6" descr="La figura 2 presenta los seis canales utilizados por los establecimientos hoteleros para recibir peticiones, quejas, reclamos y sugerencias de los huéspedes.&#10;El primer canal corresponde a Atención presencial, representa la interacción directa entre el cliente y el personal del establecimiento.&#10;El segundo canal es Llamadas telefónicas y hace referencia a la atención de solicitudes e inconformidades mediante comunicación telefónica.&#10;El tercer canal corresponde a Correo electrónico, representa el envío y recepción de solicitudes o reclamaciones por medios digitales escritos.&#10;El cuarto canal es Formularios digitales, indica el registro virtual de PQRS mediante plataformas digitales.&#10;El quinto canal corresponde a Plataformas web y representa la atención y gestión de solicitudes a través de sitios web institucionales.&#10;El sexto canal es Redes sociales y hace referencia a la interacción y atención de comentarios o reclamaciones mediante plataformas sociales en línea.&#10;"/>
+                    <pic:cNvPr id="4" name="Gráfico 4" descr="La figura 2 presenta los seis canales utilizados por los establecimientos hoteleros para recibir peticiones, quejas, reclamos y sugerencias de los huéspedes.&#10;El primer canal corresponde a Atención presencial, representa la interacción directa entre el cliente y el personal del establecimiento.&#10;El segundo canal es Llamadas telefónicas y hace referencia a la atención de solicitudes e inconformidades mediante comunicación telefónica.&#10;El tercer canal corresponde a Correo electrónico, representa el envío y recepción de solicitudes o reclamaciones por medios digitales escritos.&#10;El cuarto canal es Formularios digitales, indica el registro virtual de PQRS mediante plataformas digitales.&#10;El quinto canal corresponde a Plataformas web y representa la atención y gestión de solicitudes a través de sitios web institucionales.&#10;El sexto canal es Redes sociales y hace referencia a la interacción y atención de comentarios o reclamaciones mediante plataformas sociales en línea.&#10;"/>
                     <pic:cNvPicPr/>
                   </pic:nvPicPr>
                   <pic:blipFill>
@@ -3356,7 +3419,7 @@
       <w:pPr>
         <w:pStyle w:val="Ttulo2"/>
       </w:pPr>
-      <w:bookmarkStart w:id="8" w:name="_Toc232102245"/>
+      <w:bookmarkStart w:id="8" w:name="_Toc232500698"/>
       <w:r>
         <w:t>Atención y comunicación en situaciones de inconformidad</w:t>
       </w:r>
@@ -3638,10 +3701,7 @@
         <w:t>Demoras en procesos de atención</w:t>
       </w:r>
       <w:r>
-        <w:t>.</w:t>
-      </w:r>
-      <w:r>
-        <w:t xml:space="preserve"> Los tiempos prolongados durante el </w:t>
+        <w:t xml:space="preserve">. Los tiempos prolongados durante el </w:t>
       </w:r>
       <w:r>
         <w:rPr>
@@ -3671,10 +3731,7 @@
         <w:t>Diferencias en facturación</w:t>
       </w:r>
       <w:r>
-        <w:t>.</w:t>
-      </w:r>
-      <w:r>
-        <w:t xml:space="preserve"> Errores en cobros, consumos o tarifas ocasionan desconfianza y afectan la percepción de transparencia del servicio.</w:t>
+        <w:t>. Errores en cobros, consumos o tarifas ocasionan desconfianza y afectan la percepción de transparencia del servicio.</w:t>
       </w:r>
     </w:p>
     <w:p>
@@ -3686,10 +3743,7 @@
         <w:t>Fallas en reservas</w:t>
       </w:r>
       <w:r>
-        <w:t>.</w:t>
-      </w:r>
-      <w:r>
-        <w:t xml:space="preserve"> Problemas relacionados con disponibilidad, tipos de habitación o modificaciones no registradas pueden afectar la experiencia del huésped desde su llegada.</w:t>
+        <w:t>. Problemas relacionados con disponibilidad, tipos de habitación o modificaciones no registradas pueden afectar la experiencia del huésped desde su llegada.</w:t>
       </w:r>
     </w:p>
     <w:p>
@@ -3701,10 +3755,7 @@
         <w:t>Inconvenientes con habitaciones</w:t>
       </w:r>
       <w:r>
-        <w:t>.</w:t>
-      </w:r>
-      <w:r>
-        <w:t xml:space="preserve"> Situaciones relacionadas con limpieza, mantenimiento, ruido o condiciones de la habitación generan insatisfacción durante la estadía.</w:t>
+        <w:t>. Situaciones relacionadas con limpieza, mantenimiento, ruido o condiciones de la habitación generan insatisfacción durante la estadía.</w:t>
       </w:r>
     </w:p>
     <w:p>
@@ -3716,10 +3767,7 @@
         <w:t>Problemas en servicios complementarios</w:t>
       </w:r>
       <w:r>
-        <w:t>.</w:t>
-      </w:r>
-      <w:r>
-        <w:t xml:space="preserve"> Retrasos o fallas en restaurante, lavandería, transporte o </w:t>
+        <w:t xml:space="preserve">. Retrasos o fallas en restaurante, lavandería, transporte o </w:t>
       </w:r>
       <w:r>
         <w:rPr>
@@ -3791,7 +3839,7 @@
       <w:pPr>
         <w:pStyle w:val="Ttulo2"/>
       </w:pPr>
-      <w:bookmarkStart w:id="9" w:name="_Toc232102246"/>
+      <w:bookmarkStart w:id="9" w:name="_Toc232500699"/>
       <w:r>
         <w:t>Procedimientos y trazabilidad de PQRS</w:t>
       </w:r>
@@ -4234,7 +4282,7 @@
       <w:pPr>
         <w:pStyle w:val="Ttulo2"/>
       </w:pPr>
-      <w:bookmarkStart w:id="10" w:name="_Toc232102247"/>
+      <w:bookmarkStart w:id="10" w:name="_Toc232500700"/>
       <w:r>
         <w:t>PQRS y reputación digital</w:t>
       </w:r>
@@ -4263,10 +4311,7 @@
         <w:t>Opiniones que impactan la imagen del hotel</w:t>
       </w:r>
       <w:r>
-        <w:t>.</w:t>
-      </w:r>
-      <w:r>
-        <w:t xml:space="preserve"> Actualmente, muchos huéspedes utilizan medios digitales para compartir experiencias relacionadas con la atención, las habitaciones, los procesos de pago y la calidad del servicio recibido. Estas opiniones pueden influir directamente en la percepción de futuros clientes al momento de elegir un establecimiento de alojamiento.</w:t>
+        <w:t>. Actualmente, muchos huéspedes utilizan medios digitales para compartir experiencias relacionadas con la atención, las habitaciones, los procesos de pago y la calidad del servicio recibido. Estas opiniones pueden influir directamente en la percepción de futuros clientes al momento de elegir un establecimiento de alojamiento.</w:t>
       </w:r>
     </w:p>
     <w:p>
@@ -4432,7 +4477,7 @@
       <w:pPr>
         <w:pStyle w:val="Ttulo1"/>
       </w:pPr>
-      <w:bookmarkStart w:id="11" w:name="_Toc232102248"/>
+      <w:bookmarkStart w:id="11" w:name="_Toc232500701"/>
       <w:r>
         <w:lastRenderedPageBreak/>
         <w:t>Calidad del servicio y solución de novedades</w:t>
@@ -4453,7 +4498,7 @@
       <w:pPr>
         <w:pStyle w:val="Ttulo2"/>
       </w:pPr>
-      <w:bookmarkStart w:id="12" w:name="_Toc232102249"/>
+      <w:bookmarkStart w:id="12" w:name="_Toc232500702"/>
       <w:r>
         <w:t>Servicio al cliente en procesos de salida</w:t>
       </w:r>
@@ -4834,7 +4879,7 @@
       <w:pPr>
         <w:pStyle w:val="Ttulo2"/>
       </w:pPr>
-      <w:bookmarkStart w:id="13" w:name="_Toc232102250"/>
+      <w:bookmarkStart w:id="13" w:name="_Toc232500703"/>
       <w:r>
         <w:t>Manejo de situaciones operativas frecuentes</w:t>
       </w:r>
@@ -4979,7 +5024,7 @@
       <w:pPr>
         <w:pStyle w:val="Ttulo2"/>
       </w:pPr>
-      <w:bookmarkStart w:id="14" w:name="_Toc232102251"/>
+      <w:bookmarkStart w:id="14" w:name="_Toc232500704"/>
       <w:r>
         <w:t>Buenas prácticas en atención y solución de novedades</w:t>
       </w:r>
@@ -5208,7 +5253,7 @@
       <w:pPr>
         <w:pStyle w:val="Ttulo1"/>
       </w:pPr>
-      <w:bookmarkStart w:id="15" w:name="_Toc232102252"/>
+      <w:bookmarkStart w:id="15" w:name="_Toc232500705"/>
       <w:r>
         <w:lastRenderedPageBreak/>
         <w:t xml:space="preserve">Transformación digital aplicada al </w:t>
@@ -5253,7 +5298,7 @@
       <w:pPr>
         <w:pStyle w:val="Ttulo2"/>
       </w:pPr>
-      <w:bookmarkStart w:id="16" w:name="_Toc232102253"/>
+      <w:bookmarkStart w:id="16" w:name="_Toc232500706"/>
       <w:r>
         <w:t>Herramientas digitales utilizadas en el proceso de salida</w:t>
       </w:r>
@@ -5411,7 +5456,7 @@
       <w:pPr>
         <w:pStyle w:val="Ttulo2"/>
       </w:pPr>
-      <w:bookmarkStart w:id="17" w:name="_Toc232102254"/>
+      <w:bookmarkStart w:id="17" w:name="_Toc232500707"/>
       <w:r>
         <w:t xml:space="preserve">Procesos automatizados en el </w:t>
       </w:r>
@@ -6164,7 +6209,7 @@
       <w:pPr>
         <w:pStyle w:val="Ttulo2"/>
       </w:pPr>
-      <w:bookmarkStart w:id="18" w:name="_Toc232102255"/>
+      <w:bookmarkStart w:id="18" w:name="_Toc232500708"/>
       <w:r>
         <w:t>Comunicación digital durante la salida del huésped</w:t>
       </w:r>
@@ -6327,7 +6372,7 @@
           <w:u w:val="single"/>
         </w:rPr>
       </w:pPr>
-      <w:bookmarkStart w:id="19" w:name="_Toc232102256"/>
+      <w:bookmarkStart w:id="19" w:name="_Toc232500709"/>
       <w:r>
         <w:lastRenderedPageBreak/>
         <w:t>Síntesis</w:t>
@@ -6392,36 +6437,28 @@
           <w:noProof/>
           <w:lang w:eastAsia="es-CO"/>
         </w:rPr>
-        <w:t>Asimismo, el componente desarrolla temas relacionados con calidad del servicio, comunicación con el huésped, coordinación entre áreas y transformación digital aplicada a la operación hotelera. De igual manera, se reconoce la importancia de las herramientas tecnológicas, la atención humanizada y las buenas prácticas de servicio como elementos fundamentales para optimizar la experiencia del huésped y fortalecer la competitividad de los establecimientos de alojamiento dentro de la hotelería contemporánea</w:t>
-      </w:r>
-      <w:r>
+        <w:t>Asimismo, el componente desarrolla temas relacionados con calidad del servicio, comunicación con el huésped, coordinación entre áreas y transformación digital aplicada a la operación hotelera. De igual manera, se reconoce la importancia de las herramientas tecnológicas, la atención humanizada y las buenas prácticas de servicio como elementos fundamentales para optimizar la experiencia del huésped y fortalecer la competitividad de los establecimientos de alojamiento dentro de la hotelería contemporánea.</w:t>
+      </w:r>
+    </w:p>
+    <w:p>
+      <w:pPr>
+        <w:jc w:val="center"/>
         <w:rPr>
           <w:noProof/>
           <w:lang w:eastAsia="es-CO"/>
         </w:rPr>
-        <w:t>.</w:t>
-      </w:r>
-    </w:p>
-    <w:p>
-      <w:pPr>
-        <w:ind w:firstLine="0"/>
-        <w:jc w:val="center"/>
+      </w:pPr>
+      <w:r>
         <w:rPr>
           <w:noProof/>
           <w:lang w:eastAsia="es-CO"/>
         </w:rPr>
-      </w:pPr>
-      <w:r>
-        <w:rPr>
-          <w:noProof/>
-          <w:lang w:eastAsia="es-CO"/>
-        </w:rPr>
         <w:lastRenderedPageBreak/>
         <w:drawing>
-          <wp:inline distT="0" distB="0" distL="0" distR="0" wp14:anchorId="08BF59CC" wp14:editId="4C3F4D14">
-            <wp:extent cx="6332220" cy="3326130"/>
-            <wp:effectExtent l="0" t="0" r="0" b="7620"/>
-            <wp:docPr id="9" name="Gráfico 9" descr="El componente formativo Check-out y atención de PQRS permite comprender la importancia de los procedimientos operativos, administrativos y de servicio relacionados con la salida del huésped dentro de los establecimientos de alojamiento. A lo largo de los contenidos se abordan aspectos asociados al cierre de cuenta, facturación, verificación operativa, atención durante el check-out, gestión de PQRS y solución de novedades, fortaleciendo la comprensión de los procesos requeridos para garantizar una atención organizada, eficiente y orientada a la satisfacción del cliente.&#10;Asimismo, el componente desarrolla temas relacionados con calidad del servicio, comunicación con el huésped, coordinación entre áreas y transformación digital aplicada a la operación hotelera. De igual manera, se reconoce la importancia de las herramientas tecnológicas, la atención humanizada y las buenas prácticas de servicio como elementos fundamentales para optimizar la experiencia del huésped y fortalecer la competitividad de los establecimientos de alojamiento dentro de la hotelería contemporánea.&#10;"/>
+          <wp:inline distT="0" distB="0" distL="0" distR="0" wp14:anchorId="261408AF" wp14:editId="44E718AB">
+            <wp:extent cx="5626319" cy="2955341"/>
+            <wp:effectExtent l="0" t="0" r="0" b="0"/>
+            <wp:docPr id="5" name="Gráfico 5" descr="El componente formativo Check-out y atención de PQRS permite comprender la importancia de los procedimientos operativos, administrativos y de servicio relacionados con la salida del huésped dentro de los establecimientos de alojamiento. A lo largo de los contenidos se abordan aspectos asociados al cierre de cuenta, facturación, verificación operativa, atención durante el check-out, gestión de PQRS y solución de novedades, fortaleciendo la comprensión de los procesos requeridos para garantizar una atención organizada, eficiente y orientada a la satisfacción del cliente.&#10;Asimismo, el componente desarrolla temas relacionados con calidad del servicio, comunicación con el huésped, coordinación entre áreas y transformación digital aplicada a la operación hotelera. De igual manera, se reconoce la importancia de las herramientas tecnológicas, la atención humanizada y las buenas prácticas de servicio como elementos fundamentales para optimizar la experiencia del huésped y fortalecer la competitividad de los establecimientos de alojamiento dentro de la hotelería contemporánea.&#10;"/>
             <wp:cNvGraphicFramePr>
               <a:graphicFrameLocks xmlns:a="http://schemas.openxmlformats.org/drawingml/2006/main" noChangeAspect="1"/>
             </wp:cNvGraphicFramePr>
@@ -6429,7 +6466,7 @@
               <a:graphicData uri="http://schemas.openxmlformats.org/drawingml/2006/picture">
                 <pic:pic xmlns:pic="http://schemas.openxmlformats.org/drawingml/2006/picture">
                   <pic:nvPicPr>
-                    <pic:cNvPr id="9" name="Gráfico 9" descr="El componente formativo Check-out y atención de PQRS permite comprender la importancia de los procedimientos operativos, administrativos y de servicio relacionados con la salida del huésped dentro de los establecimientos de alojamiento. A lo largo de los contenidos se abordan aspectos asociados al cierre de cuenta, facturación, verificación operativa, atención durante el check-out, gestión de PQRS y solución de novedades, fortaleciendo la comprensión de los procesos requeridos para garantizar una atención organizada, eficiente y orientada a la satisfacción del cliente.&#10;Asimismo, el componente desarrolla temas relacionados con calidad del servicio, comunicación con el huésped, coordinación entre áreas y transformación digital aplicada a la operación hotelera. De igual manera, se reconoce la importancia de las herramientas tecnológicas, la atención humanizada y las buenas prácticas de servicio como elementos fundamentales para optimizar la experiencia del huésped y fortalecer la competitividad de los establecimientos de alojamiento dentro de la hotelería contemporánea.&#10;"/>
+                    <pic:cNvPr id="5" name="Gráfico 5" descr="El componente formativo Check-out y atención de PQRS permite comprender la importancia de los procedimientos operativos, administrativos y de servicio relacionados con la salida del huésped dentro de los establecimientos de alojamiento. A lo largo de los contenidos se abordan aspectos asociados al cierre de cuenta, facturación, verificación operativa, atención durante el check-out, gestión de PQRS y solución de novedades, fortaleciendo la comprensión de los procesos requeridos para garantizar una atención organizada, eficiente y orientada a la satisfacción del cliente.&#10;Asimismo, el componente desarrolla temas relacionados con calidad del servicio, comunicación con el huésped, coordinación entre áreas y transformación digital aplicada a la operación hotelera. De igual manera, se reconoce la importancia de las herramientas tecnológicas, la atención humanizada y las buenas prácticas de servicio como elementos fundamentales para optimizar la experiencia del huésped y fortalecer la competitividad de los establecimientos de alojamiento dentro de la hotelería contemporánea.&#10;"/>
                     <pic:cNvPicPr/>
                   </pic:nvPicPr>
                   <pic:blipFill>
@@ -6450,7 +6487,7 @@
                   <pic:spPr>
                     <a:xfrm>
                       <a:off x="0" y="0"/>
-                      <a:ext cx="6332220" cy="3326130"/>
+                      <a:ext cx="5631123" cy="2957864"/>
                     </a:xfrm>
                     <a:prstGeom prst="rect">
                       <a:avLst/>
@@ -6465,6 +6502,8 @@
     </w:p>
     <w:p>
       <w:pPr>
+        <w:ind w:firstLine="0"/>
+        <w:jc w:val="center"/>
         <w:rPr>
           <w:noProof/>
           <w:lang w:eastAsia="es-CO"/>
@@ -6473,9 +6512,17 @@
     </w:p>
     <w:p>
       <w:pPr>
+        <w:rPr>
+          <w:noProof/>
+          <w:lang w:eastAsia="es-CO"/>
+        </w:rPr>
+      </w:pPr>
+    </w:p>
+    <w:p>
+      <w:pPr>
         <w:pStyle w:val="Titulosgenerales"/>
       </w:pPr>
-      <w:bookmarkStart w:id="20" w:name="_Toc232102257"/>
+      <w:bookmarkStart w:id="20" w:name="_Toc232500710"/>
       <w:r>
         <w:lastRenderedPageBreak/>
         <w:t>Glosario</w:t>
@@ -6491,10 +6538,7 @@
         <w:t>Atención al huésped</w:t>
       </w:r>
       <w:r>
-        <w:t>: c</w:t>
-      </w:r>
-      <w:r>
-        <w:t>onjunto de acciones orientadas a brindar acompañamiento, orientación y servicio al cliente durante su estadía.</w:t>
+        <w:t>: conjunto de acciones orientadas a brindar acompañamiento, orientación y servicio al cliente durante su estadía.</w:t>
       </w:r>
     </w:p>
     <w:p>
@@ -6506,10 +6550,7 @@
         <w:t>Canales digitales</w:t>
       </w:r>
       <w:r>
-        <w:t>: m</w:t>
-      </w:r>
-      <w:r>
-        <w:t>edios tecnológicos utilizados para la comunicación y atención de huéspedes, como aplicaciones, correos electrónicos o plataformas web.</w:t>
+        <w:t>: medios tecnológicos utilizados para la comunicación y atención de huéspedes, como aplicaciones, correos electrónicos o plataformas web.</w:t>
       </w:r>
     </w:p>
     <w:p>
@@ -6522,10 +6563,7 @@
         <w:t>Check-in</w:t>
       </w:r>
       <w:r>
-        <w:t>: p</w:t>
-      </w:r>
-      <w:r>
-        <w:t>roceso de ingreso y registro del huésped al establecimiento de alojamiento.</w:t>
+        <w:t>: proceso de ingreso y registro del huésped al establecimiento de alojamiento.</w:t>
       </w:r>
     </w:p>
     <w:p>
@@ -6538,10 +6576,7 @@
         <w:t>Check-out</w:t>
       </w:r>
       <w:r>
-        <w:t>: p</w:t>
-      </w:r>
-      <w:r>
-        <w:t>rocedimiento de salida del huésped que incluye cierre de cuenta, verificación y facturación.</w:t>
+        <w:t>: procedimiento de salida del huésped que incluye cierre de cuenta, verificación y facturación.</w:t>
       </w:r>
     </w:p>
     <w:p>
@@ -6553,10 +6588,19 @@
         <w:t>Cierre de cuenta</w:t>
       </w:r>
       <w:r>
-        <w:t>: v</w:t>
-      </w:r>
-      <w:r>
-        <w:t>alidación final de consumos, pagos y servicios utilizados por el huésped durante la estadía.</w:t>
+        <w:t>: validación final de consumos, pagos y servicios utilizados por el huésped durante la estadía.</w:t>
+      </w:r>
+    </w:p>
+    <w:p>
+      <w:r>
+        <w:rPr>
+          <w:b/>
+          <w:bCs/>
+        </w:rPr>
+        <w:t>Comprobante digital</w:t>
+      </w:r>
+      <w:r>
+        <w:t>: documento electrónico que confirma pagos, reservas o transacciones realizadas por el huésped.</w:t>
       </w:r>
     </w:p>
     <w:p>
@@ -6568,47 +6612,19 @@
         <w:t>Comunicación asertiva</w:t>
       </w:r>
       <w:r>
-        <w:t>: f</w:t>
-      </w:r>
-      <w:r>
-        <w:t>orma de comunicación clara, respetuosa y orientada a la solución de situaciones.</w:t>
-      </w:r>
-    </w:p>
-    <w:p>
-      <w:r>
-        <w:rPr>
-          <w:b/>
-          <w:bCs/>
-        </w:rPr>
-        <w:t>Comprobante digital</w:t>
-      </w:r>
-      <w:r>
-        <w:t>: d</w:t>
-      </w:r>
-      <w:r>
-        <w:t>ocumento electrónico que confirma pagos, reservas o transacciones realizadas por el huésped.</w:t>
-      </w:r>
-    </w:p>
-    <w:p>
-      <w:r>
-        <w:rPr>
-          <w:b/>
-          <w:bCs/>
-        </w:rPr>
-        <w:t>Consumo huésped</w:t>
-      </w:r>
-      <w:r>
-        <w:rPr>
-          <w:b/>
-          <w:bCs/>
-        </w:rPr>
-        <w:t>:</w:t>
-      </w:r>
-      <w:r>
-        <w:t xml:space="preserve"> r</w:t>
-      </w:r>
-      <w:r>
-        <w:t>egistro de servicios o productos utilizados por el cliente durante la estadía.</w:t>
+        <w:t>: forma de comunicación clara, respetuosa y orientada a la solución de situaciones.</w:t>
+      </w:r>
+    </w:p>
+    <w:p>
+      <w:r>
+        <w:rPr>
+          <w:b/>
+          <w:bCs/>
+        </w:rPr>
+        <w:t>Consumo huésped:</w:t>
+      </w:r>
+      <w:r>
+        <w:t xml:space="preserve"> registro de servicios o productos utilizados por el cliente durante la estadía.</w:t>
       </w:r>
     </w:p>
     <w:p>
@@ -6908,7 +6924,7 @@
       <w:pPr>
         <w:pStyle w:val="Titulosgenerales"/>
       </w:pPr>
-      <w:bookmarkStart w:id="21" w:name="_Toc232102258"/>
+      <w:bookmarkStart w:id="21" w:name="_Toc232500711"/>
       <w:r>
         <w:lastRenderedPageBreak/>
         <w:t>Referencias bibliográficas</w:t>
@@ -7092,7 +7108,7 @@
       <w:pPr>
         <w:pStyle w:val="Titulosgenerales"/>
       </w:pPr>
-      <w:bookmarkStart w:id="22" w:name="_Toc232102259"/>
+      <w:bookmarkStart w:id="22" w:name="_Toc232500712"/>
       <w:r>
         <w:lastRenderedPageBreak/>
         <w:t>Créditos</w:t>
@@ -7339,7 +7355,7 @@
               <w:rPr>
                 <w:lang w:val="es-CO"/>
               </w:rPr>
-              <w:t>Harbey Enrique Castelblanco</w:t>
+              <w:t>Amparo Virginia Moreno Cantero</w:t>
             </w:r>
           </w:p>
         </w:tc>
@@ -7377,13 +7393,7 @@
               <w:rPr>
                 <w:lang w:val="es-CO"/>
               </w:rPr>
-              <w:t>Centro Nacional Colombo Alemán</w:t>
-            </w:r>
-            <w:r>
-              <w:rPr>
-                <w:lang w:val="es-CO"/>
-              </w:rPr>
-              <w:t xml:space="preserve"> </w:t>
+              <w:t>Centro de Servicios y Gestión Empresarial</w:t>
             </w:r>
           </w:p>
         </w:tc>
@@ -7404,7 +7414,7 @@
               <w:rPr>
                 <w:lang w:val="es-CO"/>
               </w:rPr>
-              <w:t>María Fernanda Morales Angulo</w:t>
+              <w:t>Harbey Enrique Castelblanco</w:t>
             </w:r>
           </w:p>
         </w:tc>
@@ -7423,7 +7433,7 @@
               <w:rPr>
                 <w:lang w:val="es-CO"/>
               </w:rPr>
-              <w:t>Evaluador Instruccional</w:t>
+              <w:t>Experto temático</w:t>
             </w:r>
           </w:p>
         </w:tc>
@@ -7442,19 +7452,13 @@
               <w:rPr>
                 <w:lang w:val="es-CO"/>
               </w:rPr>
-              <w:t>Centro de Comercio y Servicios</w:t>
+              <w:t>Centro Nacional Colombo Alemán</w:t>
             </w:r>
             <w:r>
               <w:rPr>
                 <w:lang w:val="es-CO"/>
               </w:rPr>
-              <w:t xml:space="preserve"> -</w:t>
-            </w:r>
-            <w:r>
-              <w:rPr>
-                <w:lang w:val="es-CO"/>
-              </w:rPr>
-              <w:t xml:space="preserve"> Regional Atlántico</w:t>
+              <w:t xml:space="preserve"> </w:t>
             </w:r>
           </w:p>
         </w:tc>
@@ -7478,7 +7482,7 @@
               <w:rPr>
                 <w:lang w:val="es-CO"/>
               </w:rPr>
-              <w:t>Carmen Alicia Martínez Torres</w:t>
+              <w:t>María Fernanda Morales Angulo</w:t>
             </w:r>
           </w:p>
         </w:tc>
@@ -7497,7 +7501,7 @@
               <w:rPr>
                 <w:lang w:val="es-CO"/>
               </w:rPr>
-              <w:t>Diseñador web</w:t>
+              <w:t>Evaluador Instruccional</w:t>
             </w:r>
           </w:p>
         </w:tc>
@@ -7549,7 +7553,7 @@
               <w:rPr>
                 <w:lang w:val="es-CO"/>
               </w:rPr>
-              <w:t>Álvaro Guillermo Araújo Angarita</w:t>
+              <w:t>Carmen Alicia Martínez Torres</w:t>
             </w:r>
           </w:p>
         </w:tc>
@@ -7568,6 +7572,80 @@
               <w:rPr>
                 <w:lang w:val="es-CO"/>
               </w:rPr>
+              <w:t>Diseñador web</w:t>
+            </w:r>
+          </w:p>
+        </w:tc>
+        <w:tc>
+          <w:tcPr>
+            <w:tcW w:w="3969" w:type="dxa"/>
+          </w:tcPr>
+          <w:p>
+            <w:pPr>
+              <w:pStyle w:val="TextoTablas"/>
+              <w:rPr>
+                <w:lang w:val="es-CO"/>
+              </w:rPr>
+            </w:pPr>
+            <w:r>
+              <w:rPr>
+                <w:lang w:val="es-CO"/>
+              </w:rPr>
+              <w:t>Centro de Comercio y Servicios</w:t>
+            </w:r>
+            <w:r>
+              <w:rPr>
+                <w:lang w:val="es-CO"/>
+              </w:rPr>
+              <w:t xml:space="preserve"> -</w:t>
+            </w:r>
+            <w:r>
+              <w:rPr>
+                <w:lang w:val="es-CO"/>
+              </w:rPr>
+              <w:t xml:space="preserve"> Regional Atlántico</w:t>
+            </w:r>
+          </w:p>
+        </w:tc>
+      </w:tr>
+      <w:tr>
+        <w:trPr>
+          <w:cnfStyle w:val="000000100000" w:firstRow="0" w:lastRow="0" w:firstColumn="0" w:lastColumn="0" w:oddVBand="0" w:evenVBand="0" w:oddHBand="1" w:evenHBand="0" w:firstRowFirstColumn="0" w:firstRowLastColumn="0" w:lastRowFirstColumn="0" w:lastRowLastColumn="0"/>
+        </w:trPr>
+        <w:tc>
+          <w:tcPr>
+            <w:tcW w:w="2830" w:type="dxa"/>
+          </w:tcPr>
+          <w:p>
+            <w:pPr>
+              <w:pStyle w:val="TextoTablas"/>
+              <w:rPr>
+                <w:lang w:val="es-CO"/>
+              </w:rPr>
+            </w:pPr>
+            <w:r>
+              <w:rPr>
+                <w:lang w:val="es-CO"/>
+              </w:rPr>
+              <w:t>Álvaro Guillermo Araújo Angarita</w:t>
+            </w:r>
+          </w:p>
+        </w:tc>
+        <w:tc>
+          <w:tcPr>
+            <w:tcW w:w="3261" w:type="dxa"/>
+          </w:tcPr>
+          <w:p>
+            <w:pPr>
+              <w:pStyle w:val="TextoTablas"/>
+              <w:rPr>
+                <w:lang w:val="es-CO"/>
+              </w:rPr>
+            </w:pPr>
+            <w:r>
+              <w:rPr>
+                <w:lang w:val="es-CO"/>
+              </w:rPr>
               <w:t xml:space="preserve">Desarrollador </w:t>
             </w:r>
             <w:r>
@@ -7576,6 +7654,71 @@
                 <w:lang w:val="es-CO"/>
               </w:rPr>
               <w:t>full stack</w:t>
+            </w:r>
+          </w:p>
+        </w:tc>
+        <w:tc>
+          <w:tcPr>
+            <w:tcW w:w="3969" w:type="dxa"/>
+          </w:tcPr>
+          <w:p>
+            <w:pPr>
+              <w:pStyle w:val="TextoTablas"/>
+              <w:rPr>
+                <w:lang w:val="es-CO"/>
+              </w:rPr>
+            </w:pPr>
+            <w:r>
+              <w:rPr>
+                <w:lang w:val="es-CO"/>
+              </w:rPr>
+              <w:t>Centro de Comercio y Servicios</w:t>
+            </w:r>
+            <w:r>
+              <w:rPr>
+                <w:lang w:val="es-CO"/>
+              </w:rPr>
+              <w:t xml:space="preserve"> -</w:t>
+            </w:r>
+            <w:r>
+              <w:rPr>
+                <w:lang w:val="es-CO"/>
+              </w:rPr>
+              <w:t xml:space="preserve"> Regional Atlántico</w:t>
+            </w:r>
+          </w:p>
+        </w:tc>
+      </w:tr>
+      <w:tr>
+        <w:tc>
+          <w:tcPr>
+            <w:tcW w:w="2830" w:type="dxa"/>
+          </w:tcPr>
+          <w:p>
+            <w:pPr>
+              <w:pStyle w:val="TextoTablas"/>
+            </w:pPr>
+            <w:r>
+              <w:t>Nelson Iván Vera Briceño</w:t>
+            </w:r>
+          </w:p>
+        </w:tc>
+        <w:tc>
+          <w:tcPr>
+            <w:tcW w:w="3261" w:type="dxa"/>
+          </w:tcPr>
+          <w:p>
+            <w:pPr>
+              <w:pStyle w:val="TextoTablas"/>
+              <w:rPr>
+                <w:lang w:val="es-CO"/>
+              </w:rPr>
+            </w:pPr>
+            <w:r>
+              <w:rPr>
+                <w:lang w:val="es-CO"/>
+              </w:rPr>
+              <w:t>Animador y productor audiovisual</w:t>
             </w:r>
           </w:p>
         </w:tc>
@@ -7624,7 +7767,7 @@
               <w:pStyle w:val="TextoTablas"/>
             </w:pPr>
             <w:r>
-              <w:t>Nelson Iván Vera Briceño</w:t>
+              <w:t>Luz Karime Amaya Cabra</w:t>
             </w:r>
           </w:p>
         </w:tc>
@@ -7643,7 +7786,7 @@
               <w:rPr>
                 <w:lang w:val="es-CO"/>
               </w:rPr>
-              <w:t>Animador y productor audiovisual</w:t>
+              <w:t>Evaluador de contenidos inclusivos y accesibles</w:t>
             </w:r>
           </w:p>
         </w:tc>
@@ -7689,7 +7832,7 @@
               <w:pStyle w:val="TextoTablas"/>
             </w:pPr>
             <w:r>
-              <w:t>Luz Karime Amaya Cabra</w:t>
+              <w:t>Laura Daniela Burgos Rueda</w:t>
             </w:r>
           </w:p>
         </w:tc>
@@ -7755,9 +7898,15 @@
           <w:p>
             <w:pPr>
               <w:pStyle w:val="TextoTablas"/>
+              <w:rPr>
+                <w:lang w:val="es-CO"/>
+              </w:rPr>
             </w:pPr>
             <w:r>
-              <w:t>Laura Daniela Burgos Rueda</w:t>
+              <w:rPr>
+                <w:lang w:val="es-CO"/>
+              </w:rPr>
+              <w:t>Jonathan Adié Villafañe</w:t>
             </w:r>
           </w:p>
         </w:tc>
@@ -7774,9 +7923,9 @@
             </w:pPr>
             <w:r>
               <w:rPr>
-                <w:lang w:val="es-CO"/>
-              </w:rPr>
-              <w:t>Evaluador de contenidos inclusivos y accesibles</w:t>
+                <w:rFonts w:cs="Calibri"/>
+              </w:rPr>
+              <w:t>Validador y vinculador de recursos digitales </w:t>
             </w:r>
           </w:p>
         </w:tc>
@@ -7828,80 +7977,7 @@
               <w:rPr>
                 <w:lang w:val="es-CO"/>
               </w:rPr>
-              <w:t>Jonathan Adié Villafañe</w:t>
-            </w:r>
-          </w:p>
-        </w:tc>
-        <w:tc>
-          <w:tcPr>
-            <w:tcW w:w="3261" w:type="dxa"/>
-          </w:tcPr>
-          <w:p>
-            <w:pPr>
-              <w:pStyle w:val="TextoTablas"/>
-              <w:rPr>
-                <w:lang w:val="es-CO"/>
-              </w:rPr>
-            </w:pPr>
-            <w:r>
-              <w:rPr>
-                <w:rFonts w:cs="Calibri"/>
-              </w:rPr>
-              <w:t>Validador y vinculador de recursos digitales </w:t>
-            </w:r>
-          </w:p>
-        </w:tc>
-        <w:tc>
-          <w:tcPr>
-            <w:tcW w:w="3969" w:type="dxa"/>
-          </w:tcPr>
-          <w:p>
-            <w:pPr>
-              <w:pStyle w:val="TextoTablas"/>
-              <w:rPr>
-                <w:lang w:val="es-CO"/>
-              </w:rPr>
-            </w:pPr>
-            <w:r>
-              <w:rPr>
-                <w:lang w:val="es-CO"/>
-              </w:rPr>
-              <w:t>Centro de Comercio y Servicios</w:t>
-            </w:r>
-            <w:r>
-              <w:rPr>
-                <w:lang w:val="es-CO"/>
-              </w:rPr>
-              <w:t xml:space="preserve"> -</w:t>
-            </w:r>
-            <w:r>
-              <w:rPr>
-                <w:lang w:val="es-CO"/>
-              </w:rPr>
-              <w:t xml:space="preserve"> Regional Atlántico</w:t>
-            </w:r>
-          </w:p>
-        </w:tc>
-      </w:tr>
-      <w:tr>
-        <w:trPr>
-          <w:cnfStyle w:val="000000100000" w:firstRow="0" w:lastRow="0" w:firstColumn="0" w:lastColumn="0" w:oddVBand="0" w:evenVBand="0" w:oddHBand="1" w:evenHBand="0" w:firstRowFirstColumn="0" w:firstRowLastColumn="0" w:lastRowFirstColumn="0" w:lastRowLastColumn="0"/>
-        </w:trPr>
-        <w:tc>
-          <w:tcPr>
-            <w:tcW w:w="2830" w:type="dxa"/>
-          </w:tcPr>
-          <w:p>
-            <w:pPr>
-              <w:pStyle w:val="TextoTablas"/>
-              <w:rPr>
-                <w:lang w:val="es-CO"/>
-              </w:rPr>
-            </w:pPr>
-            <w:r>
-              <w:rPr>
-                <w:lang w:val="es-CO"/>
-              </w:rPr>
+              <w:lastRenderedPageBreak/>
               <w:t>Karine Isabel Ospino Fritz</w:t>
             </w:r>
           </w:p>
@@ -12181,10 +12257,6 @@
 </file>
 
 <file path=customXml/item1.xml><?xml version="1.0" encoding="utf-8"?>
-<b:Sources xmlns:b="http://schemas.openxmlformats.org/officeDocument/2006/bibliography" xmlns="http://schemas.openxmlformats.org/officeDocument/2006/bibliography" SelectedStyle="\APASixthEditionOfficeOnline.xsl" StyleName="APA" Version="6"/>
-</file>
-
-<file path=customXml/item2.xml><?xml version="1.0" encoding="utf-8"?>
 <?mso-contentType ?>
 <FormTemplates xmlns="http://schemas.microsoft.com/sharepoint/v3/contenttype/forms">
   <Display>DocumentLibraryForm</Display>
@@ -12193,18 +12265,11 @@
 </FormTemplates>
 </file>
 
-<file path=customXml/item3.xml><?xml version="1.0" encoding="utf-8"?>
-<p:properties xmlns:p="http://schemas.microsoft.com/office/2006/metadata/properties" xmlns:xsi="http://www.w3.org/2001/XMLSchema-instance" xmlns:pc="http://schemas.microsoft.com/office/infopath/2007/PartnerControls">
-  <documentManagement>
-    <TaxCatchAll xmlns="13c90a0b-73bc-4dc0-be5f-28d77b615beb" xsi:nil="true"/>
-    <lcf76f155ced4ddcb4097134ff3c332f xmlns="13c93bba-48ce-428c-bfe5-88b42c19b028">
-      <Terms xmlns="http://schemas.microsoft.com/office/infopath/2007/PartnerControls"/>
-    </lcf76f155ced4ddcb4097134ff3c332f>
-  </documentManagement>
-</p:properties>
+<file path=customXml/item2.xml><?xml version="1.0" encoding="utf-8"?>
+<b:Sources xmlns:b="http://schemas.openxmlformats.org/officeDocument/2006/bibliography" xmlns="http://schemas.openxmlformats.org/officeDocument/2006/bibliography" SelectedStyle="\APASixthEditionOfficeOnline.xsl" StyleName="APA" Version="6"/>
 </file>
 
-<file path=customXml/item4.xml><?xml version="1.0" encoding="utf-8"?>
+<file path=customXml/item3.xml><?xml version="1.0" encoding="utf-8"?>
 <ct:contentTypeSchema xmlns:ct="http://schemas.microsoft.com/office/2006/metadata/contentType" xmlns:ma="http://schemas.microsoft.com/office/2006/metadata/properties/metaAttributes" ct:_="" ma:_="" ma:contentTypeName="Documento" ma:contentTypeID="0x0101006A81D6BD42E8DF4C91013959704817E1" ma:contentTypeVersion="15" ma:contentTypeDescription="Crear nuevo documento." ma:contentTypeScope="" ma:versionID="bf4f72ffd194f0963ff564daca6869f7">
   <xsd:schema xmlns:xsd="http://www.w3.org/2001/XMLSchema" xmlns:xs="http://www.w3.org/2001/XMLSchema" xmlns:p="http://schemas.microsoft.com/office/2006/metadata/properties" xmlns:ns2="13c90a0b-73bc-4dc0-be5f-28d77b615beb" xmlns:ns3="13c93bba-48ce-428c-bfe5-88b42c19b028" targetNamespace="http://schemas.microsoft.com/office/2006/metadata/properties" ma:root="true" ma:fieldsID="8718d6f4873a5b1392a45044efa78385" ns2:_="" ns3:_="">
     <xsd:import namespace="13c90a0b-73bc-4dc0-be5f-28d77b615beb"/>
@@ -12439,7 +12504,26 @@
 </ct:contentTypeSchema>
 </file>
 
+<file path=customXml/item4.xml><?xml version="1.0" encoding="utf-8"?>
+<p:properties xmlns:p="http://schemas.microsoft.com/office/2006/metadata/properties" xmlns:xsi="http://www.w3.org/2001/XMLSchema-instance" xmlns:pc="http://schemas.microsoft.com/office/infopath/2007/PartnerControls">
+  <documentManagement>
+    <TaxCatchAll xmlns="13c90a0b-73bc-4dc0-be5f-28d77b615beb" xsi:nil="true"/>
+    <lcf76f155ced4ddcb4097134ff3c332f xmlns="13c93bba-48ce-428c-bfe5-88b42c19b028">
+      <Terms xmlns="http://schemas.microsoft.com/office/infopath/2007/PartnerControls"/>
+    </lcf76f155ced4ddcb4097134ff3c332f>
+  </documentManagement>
+</p:properties>
+</file>
+
 <file path=customXml/itemProps1.xml><?xml version="1.0" encoding="utf-8"?>
+<ds:datastoreItem xmlns:ds="http://schemas.openxmlformats.org/officeDocument/2006/customXml" ds:itemID="{10663269-2064-4804-8290-36D4A57F5557}">
+  <ds:schemaRefs>
+    <ds:schemaRef ds:uri="http://schemas.microsoft.com/sharepoint/v3/contenttype/forms"/>
+  </ds:schemaRefs>
+</ds:datastoreItem>
+</file>
+
+<file path=customXml/itemProps2.xml><?xml version="1.0" encoding="utf-8"?>
 <ds:datastoreItem xmlns:ds="http://schemas.openxmlformats.org/officeDocument/2006/customXml" ds:itemID="{EAE431FD-7059-4C09-804B-C9D69EB7B213}">
   <ds:schemaRefs>
     <ds:schemaRef ds:uri="http://schemas.openxmlformats.org/officeDocument/2006/bibliography"/>
@@ -12447,26 +12531,7 @@
 </ds:datastoreItem>
 </file>
 
-<file path=customXml/itemProps2.xml><?xml version="1.0" encoding="utf-8"?>
-<ds:datastoreItem xmlns:ds="http://schemas.openxmlformats.org/officeDocument/2006/customXml" ds:itemID="{10663269-2064-4804-8290-36D4A57F5557}">
-  <ds:schemaRefs>
-    <ds:schemaRef ds:uri="http://schemas.microsoft.com/sharepoint/v3/contenttype/forms"/>
-  </ds:schemaRefs>
-</ds:datastoreItem>
-</file>
-
 <file path=customXml/itemProps3.xml><?xml version="1.0" encoding="utf-8"?>
-<ds:datastoreItem xmlns:ds="http://schemas.openxmlformats.org/officeDocument/2006/customXml" ds:itemID="{1279454D-02BE-4A9C-A117-DCD1573E2608}">
-  <ds:schemaRefs>
-    <ds:schemaRef ds:uri="http://schemas.microsoft.com/office/2006/metadata/properties"/>
-    <ds:schemaRef ds:uri="http://schemas.microsoft.com/office/infopath/2007/PartnerControls"/>
-    <ds:schemaRef ds:uri="13c90a0b-73bc-4dc0-be5f-28d77b615beb"/>
-    <ds:schemaRef ds:uri="13c93bba-48ce-428c-bfe5-88b42c19b028"/>
-  </ds:schemaRefs>
-</ds:datastoreItem>
-</file>
-
-<file path=customXml/itemProps4.xml><?xml version="1.0" encoding="utf-8"?>
 <ds:datastoreItem xmlns:ds="http://schemas.openxmlformats.org/officeDocument/2006/customXml" ds:itemID="{9C14B031-69D2-4815-A77A-60B4EECF27A0}">
   <ds:schemaRefs>
     <ds:schemaRef ds:uri="http://schemas.microsoft.com/office/2006/metadata/contentType"/>
@@ -12483,4 +12548,15 @@
     <ds:schemaRef ds:uri="http://schemas.microsoft.com/internal/obd"/>
   </ds:schemaRefs>
 </ds:datastoreItem>
+</file>
+
+<file path=customXml/itemProps4.xml><?xml version="1.0" encoding="utf-8"?>
+<ds:datastoreItem xmlns:ds="http://schemas.openxmlformats.org/officeDocument/2006/customXml" ds:itemID="{1279454D-02BE-4A9C-A117-DCD1573E2608}">
+  <ds:schemaRefs>
+    <ds:schemaRef ds:uri="http://schemas.microsoft.com/office/2006/metadata/properties"/>
+    <ds:schemaRef ds:uri="http://schemas.microsoft.com/office/infopath/2007/PartnerControls"/>
+    <ds:schemaRef ds:uri="13c90a0b-73bc-4dc0-be5f-28d77b615beb"/>
+    <ds:schemaRef ds:uri="13c93bba-48ce-428c-bfe5-88b42c19b028"/>
+  </ds:schemaRefs>
+</ds:datastoreItem>
 </file>
--- a/fuentes/621602_CF13_DU.docx
+++ b/fuentes/621602_CF13_DU.docx
@@ -899,21 +899,7 @@
                 <w:rStyle w:val="Hipervnculo"/>
                 <w:noProof/>
               </w:rPr>
-              <w:t xml:space="preserve">1.3. Atención al huésped durante </w:t>
-            </w:r>
-            <w:r>
-              <w:rPr>
-                <w:rStyle w:val="Hipervnculo"/>
-                <w:noProof/>
-              </w:rPr>
-              <w:t>e</w:t>
-            </w:r>
-            <w:r>
-              <w:rPr>
-                <w:rStyle w:val="Hipervnculo"/>
-                <w:noProof/>
-              </w:rPr>
-              <w:t xml:space="preserve">l </w:t>
+              <w:t xml:space="preserve">1.3. Atención al huésped durante el </w:t>
             </w:r>
             <w:r>
               <w:rPr>
@@ -1471,7 +1457,7 @@
                 <w:noProof/>
                 <w:webHidden/>
               </w:rPr>
-              <w:t>27</w:t>
+              <w:t>28</w:t>
             </w:r>
             <w:r>
               <w:rPr>
@@ -1544,7 +1530,7 @@
                 <w:noProof/>
                 <w:webHidden/>
               </w:rPr>
-              <w:t>27</w:t>
+              <w:t>28</w:t>
             </w:r>
             <w:r>
               <w:rPr>
@@ -1617,7 +1603,7 @@
                 <w:noProof/>
                 <w:webHidden/>
               </w:rPr>
-              <w:t>29</w:t>
+              <w:t>30</w:t>
             </w:r>
             <w:r>
               <w:rPr>
@@ -1690,7 +1676,7 @@
                 <w:noProof/>
                 <w:webHidden/>
               </w:rPr>
-              <w:t>31</w:t>
+              <w:t>32</w:t>
             </w:r>
             <w:r>
               <w:rPr>
@@ -1769,7 +1755,7 @@
                 <w:noProof/>
                 <w:webHidden/>
               </w:rPr>
-              <w:t>35</w:t>
+              <w:t>38</w:t>
             </w:r>
             <w:r>
               <w:rPr>
@@ -1842,7 +1828,7 @@
                 <w:noProof/>
                 <w:webHidden/>
               </w:rPr>
-              <w:t>35</w:t>
+              <w:t>39</w:t>
             </w:r>
             <w:r>
               <w:rPr>
@@ -1921,7 +1907,7 @@
                 <w:noProof/>
                 <w:webHidden/>
               </w:rPr>
-              <w:t>37</w:t>
+              <w:t>40</w:t>
             </w:r>
             <w:r>
               <w:rPr>
@@ -1994,7 +1980,7 @@
                 <w:noProof/>
                 <w:webHidden/>
               </w:rPr>
-              <w:t>40</w:t>
+              <w:t>44</w:t>
             </w:r>
             <w:r>
               <w:rPr>
@@ -2067,7 +2053,7 @@
                 <w:noProof/>
                 <w:webHidden/>
               </w:rPr>
-              <w:t>43</w:t>
+              <w:t>47</w:t>
             </w:r>
             <w:r>
               <w:rPr>
@@ -2140,7 +2126,7 @@
                 <w:noProof/>
                 <w:webHidden/>
               </w:rPr>
-              <w:t>45</w:t>
+              <w:t>49</w:t>
             </w:r>
             <w:r>
               <w:rPr>
@@ -2213,7 +2199,7 @@
                 <w:noProof/>
                 <w:webHidden/>
               </w:rPr>
-              <w:t>48</w:t>
+              <w:t>52</w:t>
             </w:r>
             <w:r>
               <w:rPr>
@@ -2286,7 +2272,7 @@
                 <w:noProof/>
                 <w:webHidden/>
               </w:rPr>
-              <w:t>50</w:t>
+              <w:t>54</w:t>
             </w:r>
             <w:r>
               <w:rPr>
@@ -4404,6 +4390,13 @@
               </w:rPr>
               <w:t xml:space="preserve">Transcripción del pódcast. </w:t>
             </w:r>
+            <w:r>
+              <w:rPr>
+                <w:b/>
+                <w:bCs/>
+              </w:rPr>
+              <w:t>PQRS en establecimientos de alojamiento.</w:t>
+            </w:r>
           </w:p>
         </w:tc>
       </w:tr>
@@ -4418,37 +4411,243 @@
                 <w:b/>
                 <w:bCs/>
               </w:rPr>
-              <w:t>Hombre:</w:t>
-            </w:r>
-          </w:p>
-          <w:p/>
+              <w:t>Hombre</w:t>
+            </w:r>
+            <w:r>
+              <w:t>: h</w:t>
+            </w:r>
+            <w:r>
+              <w:t>ola, bienvenidos a nuestro programa de hoy donde hablaremos de un tema que a muchos en el sector hotelero les genera estrés, pero que en realidad es una mina de oro.</w:t>
+            </w:r>
+          </w:p>
           <w:p>
             <w:r>
               <w:rPr>
                 <w:b/>
                 <w:bCs/>
               </w:rPr>
-              <w:t>Mujer:</w:t>
-            </w:r>
-          </w:p>
-          <w:p/>
-          <w:p/>
-          <w:p/>
-          <w:p/>
-          <w:p/>
-          <w:p/>
-          <w:p/>
-          <w:p/>
-          <w:p/>
-          <w:p/>
-          <w:p/>
-          <w:p/>
-          <w:p/>
-          <w:p/>
-          <w:p/>
-          <w:p/>
-          <w:p/>
-          <w:p/>
+              <w:t>Mujer</w:t>
+            </w:r>
+            <w:r>
+              <w:rPr>
+                <w:b/>
+                <w:bCs/>
+              </w:rPr>
+              <w:t>:</w:t>
+            </w:r>
+            <w:r>
+              <w:t xml:space="preserve"> i</w:t>
+            </w:r>
+            <w:r>
+              <w:t xml:space="preserve">magine que usted está en la recepción del hotel y un huésped se acerca muy molesto. Hubo una demora en su atención y un error en la facturación del </w:t>
+            </w:r>
+            <w:r>
+              <w:rPr>
+                <w:rStyle w:val="Extranjerismo"/>
+              </w:rPr>
+              <w:t>check-out</w:t>
+            </w:r>
+            <w:r>
+              <w:t>. ¿Cuál sería su reacción?</w:t>
+            </w:r>
+          </w:p>
+          <w:p>
+            <w:r>
+              <w:rPr>
+                <w:b/>
+                <w:bCs/>
+              </w:rPr>
+              <w:t>Hombre</w:t>
+            </w:r>
+            <w:r>
+              <w:t>: e</w:t>
+            </w:r>
+            <w:r>
+              <w:t>sa es la verdadera prueba de fuego. Estamos hablando de las famosas PQRS: Peticiones, Quejas, Reclamos y Sugerencias.</w:t>
+            </w:r>
+          </w:p>
+          <w:p>
+            <w:r>
+              <w:rPr>
+                <w:b/>
+                <w:bCs/>
+              </w:rPr>
+              <w:t>Mujer</w:t>
+            </w:r>
+            <w:r>
+              <w:t>: n</w:t>
+            </w:r>
+            <w:r>
+              <w:t>ormalmente, cuando llega una queja, lo primero que uno piensa es que alguien tuvo un mal día.</w:t>
+            </w:r>
+          </w:p>
+          <w:p>
+            <w:r>
+              <w:rPr>
+                <w:b/>
+                <w:bCs/>
+              </w:rPr>
+              <w:t>Hombre</w:t>
+            </w:r>
+            <w:r>
+              <w:t>: y</w:t>
+            </w:r>
+            <w:r>
+              <w:t xml:space="preserve"> a veces puede ser cierto. Pero detrás de esa molestia también puede estar la respuesta a un problema que el hotel todavía no había detectado. </w:t>
+            </w:r>
+          </w:p>
+          <w:p>
+            <w:r>
+              <w:rPr>
+                <w:b/>
+                <w:bCs/>
+              </w:rPr>
+              <w:lastRenderedPageBreak/>
+              <w:t>Mujer</w:t>
+            </w:r>
+            <w:r>
+              <w:t>: p</w:t>
+            </w:r>
+            <w:r>
+              <w:t>orque una situación incómoda todavía puede tener un buen final. Todo depende de cómo se maneje ese momento.</w:t>
+            </w:r>
+          </w:p>
+          <w:p>
+            <w:r>
+              <w:rPr>
+                <w:b/>
+                <w:bCs/>
+              </w:rPr>
+              <w:t>Hombre</w:t>
+            </w:r>
+            <w:r>
+              <w:t>: c</w:t>
+            </w:r>
+            <w:r>
+              <w:t xml:space="preserve">laro. Muchas veces el malestar baja cuando el huésped siente que alguien realmente está tratando de ayudarle. </w:t>
+            </w:r>
+          </w:p>
+          <w:p>
+            <w:r>
+              <w:rPr>
+                <w:b/>
+                <w:bCs/>
+              </w:rPr>
+              <w:t>Mujer</w:t>
+            </w:r>
+            <w:r>
+              <w:t>: e</w:t>
+            </w:r>
+            <w:r>
+              <w:t xml:space="preserve">n estos casos, el huésped puede olvidar lo que salió mal. Lo que difícilmente olvida es cómo lo hicieron sentir mientras buscaban una solución. </w:t>
+            </w:r>
+          </w:p>
+          <w:p>
+            <w:r>
+              <w:rPr>
+                <w:b/>
+                <w:bCs/>
+              </w:rPr>
+              <w:t>Hombre</w:t>
+            </w:r>
+            <w:r>
+              <w:t>: a</w:t>
+            </w:r>
+            <w:r>
+              <w:t>sí es. A veces todo se define en esos minutos. Un problema bien manejado puede quedar como una anécdota; uno mal manejado puede terminar en una mala reseña.</w:t>
+            </w:r>
+          </w:p>
+          <w:p>
+            <w:r>
+              <w:rPr>
+                <w:b/>
+                <w:bCs/>
+              </w:rPr>
+              <w:t>Mujer</w:t>
+            </w:r>
+            <w:r>
+              <w:t>: p</w:t>
+            </w:r>
+            <w:r>
+              <w:t xml:space="preserve">orque hoy los comentarios viajan más rápido. Lo que antes se decía en la recepción, ahora también puede aparecer en una reseña o en una red social.  </w:t>
+            </w:r>
+          </w:p>
+          <w:p>
+            <w:r>
+              <w:rPr>
+                <w:b/>
+                <w:bCs/>
+              </w:rPr>
+              <w:t>Hombre</w:t>
+            </w:r>
+            <w:r>
+              <w:t>: e</w:t>
+            </w:r>
+            <w:r>
+              <w:t>s que quien escribe ese comentario ya vivió la experiencia. Pero quien la lee todavía está decidiendo si hace una reserva.</w:t>
+            </w:r>
+          </w:p>
+          <w:p>
+            <w:r>
+              <w:rPr>
+                <w:b/>
+                <w:bCs/>
+              </w:rPr>
+              <w:t>Mujer</w:t>
+            </w:r>
+            <w:r>
+              <w:t>: p</w:t>
+            </w:r>
+            <w:r>
+              <w:t>or eso hoy los hoteles suelen apoyarse en herramientas tecnológicas que les permiten registrar cada caso y hacerle seguimiento.</w:t>
+            </w:r>
+          </w:p>
+          <w:p>
+            <w:r>
+              <w:rPr>
+                <w:b/>
+                <w:bCs/>
+              </w:rPr>
+              <w:t>Hombre</w:t>
+            </w:r>
+            <w:r>
+              <w:t>: p</w:t>
+            </w:r>
+            <w:r>
+              <w:t>orque resolver el inconveniente es apenas una parte del trabajo. El reto es encontrar la causa para que no se repita con el siguiente huésped.</w:t>
+            </w:r>
+          </w:p>
+          <w:p>
+            <w:r>
+              <w:rPr>
+                <w:b/>
+                <w:bCs/>
+              </w:rPr>
+              <w:t>Mujer</w:t>
+            </w:r>
+            <w:r>
+              <w:t>: p</w:t>
+            </w:r>
+            <w:r>
+              <w:t>or eso la información no debería quedarse archivada. Su verdadero valor aparece cuando ayuda a tomar mejores decisiones.</w:t>
+            </w:r>
+          </w:p>
+          <w:p>
+            <w:r>
+              <w:rPr>
+                <w:b/>
+                <w:bCs/>
+              </w:rPr>
+              <w:lastRenderedPageBreak/>
+              <w:t>Hombre</w:t>
+            </w:r>
+            <w:r>
+              <w:t>: y</w:t>
+            </w:r>
+            <w:r>
+              <w:t xml:space="preserve"> quizá ahí está lo más valioso de una PQRS. No solamente ayuda a resolver una situación puntual sino también a entender mejor al huésped y a mejorar la experiencia de quienes vendrán después.</w:t>
+            </w:r>
+          </w:p>
           <w:p/>
         </w:tc>
       </w:tr>
@@ -5197,6 +5396,20 @@
               </w:rPr>
               <w:t xml:space="preserve">Transcripción del pódcast. </w:t>
             </w:r>
+            <w:r>
+              <w:rPr>
+                <w:b/>
+                <w:bCs/>
+              </w:rPr>
+              <w:t>Calidad del servicio y solución de novedades</w:t>
+            </w:r>
+            <w:r>
+              <w:rPr>
+                <w:b/>
+                <w:bCs/>
+              </w:rPr>
+              <w:t>.</w:t>
+            </w:r>
           </w:p>
         </w:tc>
       </w:tr>
@@ -5211,41 +5424,333 @@
                 <w:b/>
                 <w:bCs/>
               </w:rPr>
-              <w:t>Hombre:</w:t>
-            </w:r>
-          </w:p>
-          <w:p/>
+              <w:t>MUJER</w:t>
+            </w:r>
+            <w:r>
+              <w:t>: b</w:t>
+            </w:r>
+            <w:r>
+              <w:t xml:space="preserve">ienvenidos a este espacio formativo; Hay momentos en los que un huésped recuerda más la forma en que un hotel resolvió un problema que la habitación donde se hospedó. Una demora en el </w:t>
+            </w:r>
+            <w:r>
+              <w:rPr>
+                <w:rStyle w:val="Extranjerismo"/>
+              </w:rPr>
+              <w:t>check-out</w:t>
+            </w:r>
+            <w:r>
+              <w:t>, una diferencia en la facturación o una solicitud especial que no fue atendida pueden convertirse en experiencias negativas. Pero también pueden transformarse en oportunidades para demostrar calidad del servicio.</w:t>
+            </w:r>
+          </w:p>
           <w:p>
             <w:r>
               <w:rPr>
                 <w:b/>
                 <w:bCs/>
               </w:rPr>
-              <w:t>Mujer:</w:t>
-            </w:r>
-          </w:p>
-          <w:p/>
-          <w:p/>
-          <w:p/>
-          <w:p/>
-          <w:p/>
-          <w:p/>
-          <w:p/>
-          <w:p/>
-          <w:p/>
-          <w:p/>
-          <w:p/>
-          <w:p/>
-          <w:p/>
-          <w:p/>
-          <w:p/>
-          <w:p/>
+              <w:t>HOMBRE</w:t>
+            </w:r>
+            <w:r>
+              <w:t>: y</w:t>
+            </w:r>
+            <w:r>
+              <w:t xml:space="preserve"> es que la calidad hotelera no se construye únicamente cuando todo funciona perfectamente. También se pone a prueba cuando surgen novedades y el personal debe responder de manera organizada, eficiente y profesional.</w:t>
+            </w:r>
+          </w:p>
+          <w:p>
+            <w:r>
+              <w:rPr>
+                <w:b/>
+                <w:bCs/>
+              </w:rPr>
+              <w:lastRenderedPageBreak/>
+              <w:t>MUJER</w:t>
+            </w:r>
+            <w:r>
+              <w:t>: p</w:t>
+            </w:r>
+            <w:r>
+              <w:t>or eso, en este episodio hablaremos sobre la calidad del servicio y la solución de novedades, dos elementos fundamentales para fortalecer la satisfacción del huésped y la competitividad de los establecimientos de alojamiento. ¡Bienvenidos!</w:t>
+            </w:r>
+          </w:p>
+          <w:p>
+            <w:r>
+              <w:rPr>
+                <w:b/>
+                <w:bCs/>
+              </w:rPr>
+              <w:t>HOMBRE</w:t>
+            </w:r>
+            <w:r>
+              <w:t>: d</w:t>
+            </w:r>
+            <w:r>
+              <w:t>urante una estadía pueden presentarse diferentes situaciones que requieren atención inmediata. Algunas están relacionadas con diferencias en facturación, objetos olvidados o consumos registrados; otras tienen que ver con habitaciones pendientes de revisión, solicitudes especiales o fallas de comunicación entre áreas.</w:t>
+            </w:r>
+          </w:p>
+          <w:p>
+            <w:r>
+              <w:rPr>
+                <w:b/>
+                <w:bCs/>
+              </w:rPr>
+              <w:t>MUJER</w:t>
+            </w:r>
+            <w:r>
+              <w:t>: a</w:t>
+            </w:r>
+            <w:r>
+              <w:t>unque cada novedad es diferente, todas tienen algo en común: requieren una respuesta oportuna que permita proteger la experiencia del huésped y garantizar la continuidad del servicio.</w:t>
+            </w:r>
+          </w:p>
+          <w:p>
+            <w:r>
+              <w:rPr>
+                <w:b/>
+                <w:bCs/>
+              </w:rPr>
+              <w:t>HOMBRE</w:t>
+            </w:r>
+            <w:r>
+              <w:t>: s</w:t>
+            </w:r>
+            <w:r>
+              <w:t>in embargo, resolver una novedad no significa únicamente corregir un error. También implica comprender lo sucedido, identificar las causas, determinar el área responsable y coordinar las acciones necesarias para ofrecer una solución adecuada.</w:t>
+            </w:r>
+          </w:p>
+          <w:p>
+            <w:r>
+              <w:rPr>
+                <w:b/>
+                <w:bCs/>
+              </w:rPr>
+              <w:t>MUJER</w:t>
+            </w:r>
+            <w:r>
+              <w:t>: e</w:t>
+            </w:r>
+            <w:r>
+              <w:t>n este proceso participan diferentes áreas de la operación hotelera. Recepción, ama de llaves, mantenimiento, contabilidad y servicio al cliente suelen trabajar de manera articulada para atender situaciones que afectan directa o indirectamente al huésped.</w:t>
+            </w:r>
+          </w:p>
+          <w:p>
+            <w:r>
+              <w:rPr>
+                <w:b/>
+                <w:bCs/>
+              </w:rPr>
+              <w:lastRenderedPageBreak/>
+              <w:t>HOMBRE</w:t>
+            </w:r>
+            <w:r>
+              <w:t>: p</w:t>
+            </w:r>
+            <w:r>
+              <w:t>or eso, la comunicación entre áreas resulta tan importante. Cuando la información fluye de manera adecuada, las respuestas son más rápidas, se reducen los reprocesos y se evita generar molestias innecesarias al cliente.</w:t>
+            </w:r>
+          </w:p>
+          <w:p>
+            <w:r>
+              <w:rPr>
+                <w:b/>
+                <w:bCs/>
+              </w:rPr>
+              <w:t>MUJER</w:t>
+            </w:r>
+            <w:r>
+              <w:t>: u</w:t>
+            </w:r>
+            <w:r>
+              <w:t>no de los aspectos que más influye en la percepción de calidad durante el proceso de salida es la claridad de la información.</w:t>
+            </w:r>
+          </w:p>
+          <w:p>
+            <w:r>
+              <w:rPr>
+                <w:b/>
+                <w:bCs/>
+              </w:rPr>
+              <w:t>HOMBRE</w:t>
+            </w:r>
+            <w:r>
+              <w:t>: e</w:t>
+            </w:r>
+            <w:r>
+              <w:t>xplicar de manera precisa los consumos realizados, los pagos efectuados, los soportes disponibles y los procedimientos de facturación, genera confianza y transmite seguridad al huésped.</w:t>
+            </w:r>
+          </w:p>
+          <w:p>
+            <w:r>
+              <w:rPr>
+                <w:b/>
+                <w:bCs/>
+              </w:rPr>
+              <w:t>MUJER</w:t>
+            </w:r>
+            <w:r>
+              <w:t>: p</w:t>
+            </w:r>
+            <w:r>
+              <w:t>or el contrario, la falta de información o las explicaciones ambiguas pueden generar dudas, retrasos y situaciones de inconformidad que afectan la experiencia final del servicio.</w:t>
+            </w:r>
+          </w:p>
+          <w:p>
+            <w:r>
+              <w:rPr>
+                <w:b/>
+                <w:bCs/>
+              </w:rPr>
+              <w:t>HOMBRE</w:t>
+            </w:r>
+            <w:r>
+              <w:rPr>
+                <w:b/>
+                <w:bCs/>
+              </w:rPr>
+              <w:t>:</w:t>
+            </w:r>
+            <w:r>
+              <w:t xml:space="preserve"> p</w:t>
+            </w:r>
+            <w:r>
+              <w:t>or eso, la verificación organizada de consumos también desempeña un papel fundamental. Revisar cuidadosamente los cargos registrados antes de emitir la factura permite garantizar exactitud, transparencia y control durante el cierre de cuenta.</w:t>
+            </w:r>
+          </w:p>
+          <w:p>
+            <w:r>
+              <w:rPr>
+                <w:b/>
+                <w:bCs/>
+              </w:rPr>
+              <w:t>MUJER</w:t>
+            </w:r>
+            <w:r>
+              <w:t>: e</w:t>
+            </w:r>
+            <w:r>
+              <w:t>ste proceso resulta especialmente importante en establecimientos con múltiples servicios, donde pueden existir consumos asociados a restaurante, lavandería, minibar, transporte u otras áreas complementarias.</w:t>
+            </w:r>
+          </w:p>
+          <w:p>
+            <w:r>
+              <w:rPr>
+                <w:b/>
+                <w:bCs/>
+              </w:rPr>
+              <w:t>HOMBRE</w:t>
+            </w:r>
+            <w:r>
+              <w:t>: a</w:t>
+            </w:r>
+            <w:r>
+              <w:t xml:space="preserve">demás de los procedimientos técnicos, existe otro elemento que marca una diferencia significativa en la atención de novedades: la actitud del </w:t>
+            </w:r>
+            <w:r>
+              <w:lastRenderedPageBreak/>
+              <w:t>personal. Cuando una situación se aborda con empatía, disposición de servicio y criterio técnico, el huésped percibe que existe un interés genuino por ayudarle y resolver su necesidad.</w:t>
+            </w:r>
+          </w:p>
+          <w:p>
+            <w:r>
+              <w:rPr>
+                <w:b/>
+                <w:bCs/>
+              </w:rPr>
+              <w:t>MUJER</w:t>
+            </w:r>
+            <w:r>
+              <w:t>: m</w:t>
+            </w:r>
+            <w:r>
+              <w:t>uchas veces una explicación clara, una escucha activa y una respuesta rápida tienen un impacto tan importante como la solución misma del inconveniente. Por esta razón, la capacidad de resolver novedades se ha convertido en una competencia esencial dentro de la hotelería moderna.</w:t>
+            </w:r>
+          </w:p>
+          <w:p>
+            <w:r>
+              <w:rPr>
+                <w:b/>
+                <w:bCs/>
+              </w:rPr>
+              <w:t>HOMBRE</w:t>
+            </w:r>
+            <w:r>
+              <w:t>: p</w:t>
+            </w:r>
+            <w:r>
+              <w:t>ero la calidad del servicio no solo consiste en reaccionar ante los problemas. También implica anticiparse a ellos. Revisar información antes del contacto con el huésped, mantener una comunicación permanente entre áreas, identificar situaciones recurrentes y analizar comentarios posteriores permite prevenir futuras inconformidades.</w:t>
+            </w:r>
+          </w:p>
+          <w:p>
+            <w:r>
+              <w:rPr>
+                <w:b/>
+                <w:bCs/>
+              </w:rPr>
+              <w:t>MUJER</w:t>
+            </w:r>
+            <w:r>
+              <w:t>: e</w:t>
+            </w:r>
+            <w:r>
+              <w:t>ste enfoque convierte la atención de novedades en un proceso de mejora continua, donde cada situación aporta información valiosa para fortalecer los procedimientos internos.</w:t>
+            </w:r>
+          </w:p>
+          <w:p>
+            <w:r>
+              <w:rPr>
+                <w:b/>
+                <w:bCs/>
+              </w:rPr>
+              <w:t>HOMBRE</w:t>
+            </w:r>
+            <w:r>
+              <w:t>: a</w:t>
+            </w:r>
+            <w:r>
+              <w:t>l final, la calidad del servicio se refleja en la capacidad del establecimiento para responder con eficiencia, transparencia y profesionalismo ante cualquier situación que pueda surgir durante la estadía.</w:t>
+            </w:r>
+          </w:p>
+          <w:p>
+            <w:r>
+              <w:rPr>
+                <w:b/>
+                <w:bCs/>
+              </w:rPr>
+              <w:t>MUJER</w:t>
+            </w:r>
+            <w:r>
+              <w:t>: p</w:t>
+            </w:r>
+            <w:r>
+              <w:t xml:space="preserve">orque en hotelería, cada interacción cuenta. Y muchas veces la diferencia entre una experiencia común y una experiencia memorable está en cómo </w:t>
+            </w:r>
+            <w:r>
+              <w:lastRenderedPageBreak/>
+              <w:t>se resuelve una novedad cuando las cosas no salen exactamente como estaban previstas.</w:t>
+            </w:r>
+          </w:p>
+          <w:p>
+            <w:r>
+              <w:rPr>
+                <w:b/>
+                <w:bCs/>
+              </w:rPr>
+              <w:t>HOMBRE</w:t>
+            </w:r>
+            <w:r>
+              <w:t>: g</w:t>
+            </w:r>
+            <w:r>
+              <w:t>racias por su compañía. Nos escuchamos en el próximo programa.</w:t>
+            </w:r>
+          </w:p>
           <w:p/>
         </w:tc>
       </w:tr>
     </w:tbl>
     <w:p>
       <w:r>
+        <w:lastRenderedPageBreak/>
         <w:t>La evolución de la hotelería no solo exige calidad en la atención y capacidad para resolver novedades operativas, sino también adaptación a nuevas dinámicas de interacción entre los establecimientos y los huéspedes. En este contexto, las tecnologías aplicadas al servicio continúan transformando la manera en que se gestionan la comunicación, la personalización y la experiencia del huésped dentro de los servicios de alojamiento.</w:t>
       </w:r>
     </w:p>
@@ -5255,8 +5760,61 @@
       </w:pPr>
       <w:bookmarkStart w:id="15" w:name="_Toc232500705"/>
       <w:r>
+        <w:t xml:space="preserve">Transformación digital aplicada al </w:t>
+      </w:r>
+      <w:r>
+        <w:rPr>
+          <w:rStyle w:val="Extranjerismo"/>
+        </w:rPr>
+        <w:t>check-out</w:t>
+      </w:r>
+      <w:bookmarkEnd w:id="15"/>
+    </w:p>
+    <w:p>
+      <w:r>
+        <w:t xml:space="preserve">La transformación digital ha modificado significativamente la manera en que los establecimientos de alojamiento desarrollan los procesos relacionados con la salida del huésped. Actualmente, muchos hoteles incorporan herramientas tecnológicas orientadas a agilizar el </w:t>
+      </w:r>
+      <w:r>
+        <w:rPr>
+          <w:rStyle w:val="Extranjerismo"/>
+        </w:rPr>
+        <w:t>check-out</w:t>
+      </w:r>
+      <w:r>
+        <w:t>, optimizar la verificación de consumos y fortalecer la experiencia del huésped durante la finalización de la estadía. Estas soluciones permiten desarrollar procedimientos más organizados, disminuir tiempos de espera y mejorar la comunicación entre las diferentes áreas operativas del establecimiento.</w:t>
+      </w:r>
+    </w:p>
+    <w:p>
+      <w:r>
+        <w:t xml:space="preserve">En la hotelería contemporánea, los huéspedes valoran procesos rápidos, claros y eficientes durante su salida. Por esta razón, la tecnología aplicada al </w:t>
+      </w:r>
+      <w:r>
+        <w:rPr>
+          <w:rStyle w:val="Extranjerismo"/>
+        </w:rPr>
+        <w:t>check-out</w:t>
+      </w:r>
+      <w:r>
+        <w:t xml:space="preserve"> no se limita únicamente a automatizar tareas administrativas, sino que también contribuye a </w:t>
+      </w:r>
+      <w:r>
         <w:lastRenderedPageBreak/>
-        <w:t xml:space="preserve">Transformación digital aplicada al </w:t>
+        <w:t>fortalecer la comodidad, la accesibilidad y la percepción de calidad del servicio. La integración entre plataformas digitales, sistemas de gestión y herramientas de comunicación permite desarrollar experiencias más ágiles y conectadas durante uno de los momentos más importantes de la operación hotelera.</w:t>
+      </w:r>
+    </w:p>
+    <w:p>
+      <w:pPr>
+        <w:pStyle w:val="Ttulo2"/>
+      </w:pPr>
+      <w:bookmarkStart w:id="16" w:name="_Toc232500706"/>
+      <w:r>
+        <w:t>Herramientas digitales utilizadas en el proceso de salida</w:t>
+      </w:r>
+      <w:bookmarkEnd w:id="16"/>
+    </w:p>
+    <w:p>
+      <w:r>
+        <w:t xml:space="preserve">Actualmente, muchos establecimientos utilizan herramientas tecnológicas que facilitan la organización y ejecución del proceso de salida del huésped. Estas soluciones permiten centralizar información relacionada con consumos, pagos, reservas y facturación, facilitando procedimientos más rápidos y precisos durante el </w:t>
       </w:r>
       <w:r>
         <w:rPr>
@@ -5264,25 +5822,160 @@
         </w:rPr>
         <w:t>check-out</w:t>
       </w:r>
-      <w:bookmarkEnd w:id="15"/>
-    </w:p>
-    <w:p>
-      <w:r>
-        <w:t xml:space="preserve">La transformación digital ha modificado significativamente la manera en que los establecimientos de alojamiento desarrollan los procesos relacionados con la salida del huésped. Actualmente, muchos hoteles incorporan herramientas tecnológicas orientadas a agilizar el </w:t>
+      <w:r>
+        <w:t>.</w:t>
+      </w:r>
+    </w:p>
+    <w:p>
+      <w:r>
+        <w:t>Uno de los sistemas más utilizados corresponde al PMS (</w:t>
       </w:r>
       <w:r>
         <w:rPr>
           <w:rStyle w:val="Extranjerismo"/>
         </w:rPr>
+        <w:t>Property Management System</w:t>
+      </w:r>
+      <w:r>
+        <w:t>), plataforma que integra información operativa y financiera del huésped en tiempo real. Gracias a esta herramienta, el personal puede consultar rápidamente consumos, validar pagos y generar facturas de manera organizada antes de autorizar la salida definitiva.</w:t>
+      </w:r>
+    </w:p>
+    <w:p>
+      <w:r>
+        <w:t>Asimismo, algunos hoteles complementan el proceso mediante:</w:t>
+      </w:r>
+    </w:p>
+    <w:p>
+      <w:pPr>
+        <w:rPr>
+          <w:b/>
+          <w:bCs/>
+        </w:rPr>
+      </w:pPr>
+      <w:r>
+        <w:rPr>
+          <w:b/>
+          <w:bCs/>
+        </w:rPr>
+        <w:t xml:space="preserve">Facturación electrónica  </w:t>
+      </w:r>
+    </w:p>
+    <w:p>
+      <w:r>
+        <w:t>Para generar soportes digitales y agiliza el cierre de cuenta.</w:t>
+      </w:r>
+    </w:p>
+    <w:p>
+      <w:pPr>
+        <w:rPr>
+          <w:b/>
+          <w:bCs/>
+        </w:rPr>
+      </w:pPr>
+      <w:r>
+        <w:rPr>
+          <w:b/>
+          <w:bCs/>
+        </w:rPr>
+        <w:t>Pagos móviles</w:t>
+      </w:r>
+    </w:p>
+    <w:p>
+      <w:r>
+        <w:t>Estos facilitan al huésped transacciones rápidas desde dispositivos electrónicos.</w:t>
+      </w:r>
+    </w:p>
+    <w:p/>
+    <w:p>
+      <w:pPr>
+        <w:rPr>
+          <w:b/>
+          <w:bCs/>
+        </w:rPr>
+      </w:pPr>
+      <w:r>
+        <w:rPr>
+          <w:b/>
+          <w:bCs/>
+        </w:rPr>
+        <w:lastRenderedPageBreak/>
+        <w:t>Confirmaciones automáticas</w:t>
+      </w:r>
+    </w:p>
+    <w:p>
+      <w:r>
+        <w:t>Su objetivo es permitir el envío de comprobantes y validaciones digitales al huésped.</w:t>
+      </w:r>
+    </w:p>
+    <w:p>
+      <w:pPr>
+        <w:rPr>
+          <w:b/>
+          <w:bCs/>
+        </w:rPr>
+      </w:pPr>
+      <w:r>
+        <w:rPr>
+          <w:b/>
+          <w:bCs/>
+        </w:rPr>
+        <w:t>Plataformas de autoservicio</w:t>
+      </w:r>
+    </w:p>
+    <w:p>
+      <w:r>
+        <w:t>Para facilitar procesos de salida más ágiles y organizados.</w:t>
+      </w:r>
+    </w:p>
+    <w:p>
+      <w:pPr>
+        <w:rPr>
+          <w:b/>
+          <w:bCs/>
+        </w:rPr>
+      </w:pPr>
+      <w:r>
+        <w:rPr>
+          <w:b/>
+          <w:bCs/>
+        </w:rPr>
+        <w:t>Integración entre áreas</w:t>
+      </w:r>
+    </w:p>
+    <w:p>
+      <w:r>
+        <w:t>Su objetivo es mejorar la actualización de información entre recepción, ama de llaves y contabilidad.</w:t>
+      </w:r>
+    </w:p>
+    <w:p>
+      <w:r>
+        <w:t>Estas herramientas contribuyen a disminuir errores operativos y optimizar la atención en recepción.</w:t>
+      </w:r>
+    </w:p>
+    <w:p>
+      <w:r>
+        <w:t>La incorporación de soluciones digitales también facilita la comunicación entre áreas como recepción, ama de llaves y contabilidad, permitiendo validar estado de habitaciones, actualizar consumos pendientes y mantener trazabilidad sobre el proceso de salida del huésped.</w:t>
+      </w:r>
+    </w:p>
+    <w:p>
+      <w:pPr>
+        <w:pStyle w:val="Ttulo2"/>
+      </w:pPr>
+      <w:bookmarkStart w:id="17" w:name="_Toc232500707"/>
+      <w:r>
+        <w:t xml:space="preserve">Procesos automatizados en el </w:t>
+      </w:r>
+      <w:r>
+        <w:rPr>
+          <w:rStyle w:val="Extranjerismo"/>
+        </w:rPr>
         <w:t>check-out</w:t>
       </w:r>
-      <w:r>
-        <w:t>, optimizar la verificación de consumos y fortalecer la experiencia del huésped durante la finalización de la estadía. Estas soluciones permiten desarrollar procedimientos más organizados, disminuir tiempos de espera y mejorar la comunicación entre las diferentes áreas operativas del establecimiento.</w:t>
-      </w:r>
-    </w:p>
-    <w:p>
-      <w:r>
-        <w:t xml:space="preserve">En la hotelería contemporánea, los huéspedes valoran procesos rápidos, claros y eficientes durante su salida. Por esta razón, la tecnología aplicada al </w:t>
+      <w:bookmarkEnd w:id="17"/>
+    </w:p>
+    <w:p>
+      <w:r>
+        <w:t xml:space="preserve">La automatización de procesos ha permitido transformar la manera en que se desarrolla el </w:t>
       </w:r>
       <w:r>
         <w:rPr>
@@ -5291,199 +5984,12 @@
         <w:t>check-out</w:t>
       </w:r>
       <w:r>
-        <w:t xml:space="preserve"> no se limita únicamente a automatizar tareas administrativas, sino que también contribuye a fortalecer la comodidad, la accesibilidad y la percepción de calidad del servicio. La integración entre plataformas digitales, sistemas de gestión y herramientas de comunicación permite desarrollar experiencias más ágiles y conectadas durante uno de los momentos más importantes de la operación hotelera.</w:t>
-      </w:r>
-    </w:p>
-    <w:p>
-      <w:pPr>
-        <w:pStyle w:val="Ttulo2"/>
-      </w:pPr>
-      <w:bookmarkStart w:id="16" w:name="_Toc232500706"/>
-      <w:r>
-        <w:t>Herramientas digitales utilizadas en el proceso de salida</w:t>
-      </w:r>
-      <w:bookmarkEnd w:id="16"/>
-    </w:p>
-    <w:p>
-      <w:r>
-        <w:t xml:space="preserve">Actualmente, muchos establecimientos utilizan herramientas tecnológicas que facilitan la organización y ejecución del proceso de salida del huésped. Estas soluciones permiten centralizar información relacionada con consumos, pagos, reservas y facturación, facilitando procedimientos más rápidos y precisos durante el </w:t>
-      </w:r>
-      <w:r>
-        <w:rPr>
-          <w:rStyle w:val="Extranjerismo"/>
-        </w:rPr>
-        <w:t>check-out</w:t>
-      </w:r>
-      <w:r>
-        <w:t>.</w:t>
-      </w:r>
-    </w:p>
-    <w:p>
-      <w:r>
-        <w:t>Uno de los sistemas más utilizados corresponde al PMS (</w:t>
-      </w:r>
-      <w:r>
-        <w:rPr>
-          <w:rStyle w:val="Extranjerismo"/>
-        </w:rPr>
-        <w:t>Property Management System</w:t>
-      </w:r>
-      <w:r>
-        <w:t xml:space="preserve">), plataforma que integra información operativa y financiera del </w:t>
-      </w:r>
+        <w:t xml:space="preserve"> dentro de muchos establecimientos hoteleros. Actualmente, algunos hoteles implementan soluciones tecnológicas que permiten reducir tiempos de espera y facilitar mayor autonomía al huésped durante su salida.</w:t>
+      </w:r>
+    </w:p>
+    <w:p>
       <w:r>
         <w:lastRenderedPageBreak/>
-        <w:t>huésped en tiempo real. Gracias a esta herramienta, el personal puede consultar rápidamente consumos, validar pagos y generar facturas de manera organizada antes de autorizar la salida definitiva.</w:t>
-      </w:r>
-    </w:p>
-    <w:p>
-      <w:r>
-        <w:t>Asimismo, algunos hoteles complementan el proceso mediante:</w:t>
-      </w:r>
-    </w:p>
-    <w:p>
-      <w:pPr>
-        <w:rPr>
-          <w:b/>
-          <w:bCs/>
-        </w:rPr>
-      </w:pPr>
-      <w:r>
-        <w:rPr>
-          <w:b/>
-          <w:bCs/>
-        </w:rPr>
-        <w:t xml:space="preserve">Facturación electrónica  </w:t>
-      </w:r>
-    </w:p>
-    <w:p>
-      <w:r>
-        <w:t>Para generar soportes digitales y agiliza el cierre de cuenta.</w:t>
-      </w:r>
-    </w:p>
-    <w:p>
-      <w:pPr>
-        <w:rPr>
-          <w:b/>
-          <w:bCs/>
-        </w:rPr>
-      </w:pPr>
-      <w:r>
-        <w:rPr>
-          <w:b/>
-          <w:bCs/>
-        </w:rPr>
-        <w:t>Pagos móviles</w:t>
-      </w:r>
-    </w:p>
-    <w:p>
-      <w:r>
-        <w:t>Estos facilitan al huésped transacciones rápidas desde dispositivos electrónicos.</w:t>
-      </w:r>
-    </w:p>
-    <w:p>
-      <w:pPr>
-        <w:rPr>
-          <w:b/>
-          <w:bCs/>
-        </w:rPr>
-      </w:pPr>
-      <w:r>
-        <w:rPr>
-          <w:b/>
-          <w:bCs/>
-        </w:rPr>
-        <w:t>Confirmaciones automáticas</w:t>
-      </w:r>
-    </w:p>
-    <w:p>
-      <w:r>
-        <w:t>Su objetivo es permitir el envío de comprobantes y validaciones digitales al huésped.</w:t>
-      </w:r>
-    </w:p>
-    <w:p>
-      <w:pPr>
-        <w:rPr>
-          <w:b/>
-          <w:bCs/>
-        </w:rPr>
-      </w:pPr>
-      <w:r>
-        <w:rPr>
-          <w:b/>
-          <w:bCs/>
-        </w:rPr>
-        <w:t>Plataformas de autoservicio</w:t>
-      </w:r>
-    </w:p>
-    <w:p>
-      <w:r>
-        <w:t>Para facilitar procesos de salida más ágiles y organizados.</w:t>
-      </w:r>
-    </w:p>
-    <w:p>
-      <w:pPr>
-        <w:rPr>
-          <w:b/>
-          <w:bCs/>
-        </w:rPr>
-      </w:pPr>
-      <w:r>
-        <w:rPr>
-          <w:b/>
-          <w:bCs/>
-        </w:rPr>
-        <w:t>Integración entre áreas</w:t>
-      </w:r>
-    </w:p>
-    <w:p>
-      <w:r>
-        <w:t>Su objetivo es mejorar la actualización de información entre recepción, ama de llaves y contabilidad.</w:t>
-      </w:r>
-    </w:p>
-    <w:p>
-      <w:r>
-        <w:t>Estas herramientas contribuyen a disminuir errores operativos y optimizar la atención en recepción.</w:t>
-      </w:r>
-    </w:p>
-    <w:p>
-      <w:r>
-        <w:lastRenderedPageBreak/>
-        <w:t>La incorporación de soluciones digitales también facilita la comunicación entre áreas como recepción, ama de llaves y contabilidad, permitiendo validar estado de habitaciones, actualizar consumos pendientes y mantener trazabilidad sobre el proceso de salida del huésped.</w:t>
-      </w:r>
-    </w:p>
-    <w:p>
-      <w:pPr>
-        <w:pStyle w:val="Ttulo2"/>
-      </w:pPr>
-      <w:bookmarkStart w:id="17" w:name="_Toc232500707"/>
-      <w:r>
-        <w:t xml:space="preserve">Procesos automatizados en el </w:t>
-      </w:r>
-      <w:r>
-        <w:rPr>
-          <w:rStyle w:val="Extranjerismo"/>
-        </w:rPr>
-        <w:t>check-out</w:t>
-      </w:r>
-      <w:bookmarkEnd w:id="17"/>
-    </w:p>
-    <w:p>
-      <w:r>
-        <w:t xml:space="preserve">La automatización de procesos ha permitido transformar la manera en que se desarrolla el </w:t>
-      </w:r>
-      <w:r>
-        <w:rPr>
-          <w:rStyle w:val="Extranjerismo"/>
-        </w:rPr>
-        <w:t>check-out</w:t>
-      </w:r>
-      <w:r>
-        <w:t xml:space="preserve"> dentro de muchos establecimientos hoteleros. Actualmente, algunos hoteles implementan soluciones tecnológicas que permiten reducir tiempos de espera y facilitar mayor autonomía al huésped durante su salida.</w:t>
-      </w:r>
-    </w:p>
-    <w:p>
-      <w:r>
         <w:t xml:space="preserve">Uno de los procesos más representativos corresponde al </w:t>
       </w:r>
       <w:r>
@@ -7241,7 +7747,7 @@
               <w:rPr>
                 <w:lang w:val="es-CO"/>
               </w:rPr>
-              <w:t>Responsable del ecosistema</w:t>
+              <w:t>Profesional 06. Responsable Ecosistema Virtual de Recursos Educativos Digitales</w:t>
             </w:r>
           </w:p>
         </w:tc>
@@ -12257,19 +12763,17 @@
 </file>
 
 <file path=customXml/item1.xml><?xml version="1.0" encoding="utf-8"?>
-<?mso-contentType ?>
-<FormTemplates xmlns="http://schemas.microsoft.com/sharepoint/v3/contenttype/forms">
-  <Display>DocumentLibraryForm</Display>
-  <Edit>DocumentLibraryForm</Edit>
-  <New>DocumentLibraryForm</New>
-</FormTemplates>
+<p:properties xmlns:p="http://schemas.microsoft.com/office/2006/metadata/properties" xmlns:xsi="http://www.w3.org/2001/XMLSchema-instance" xmlns:pc="http://schemas.microsoft.com/office/infopath/2007/PartnerControls">
+  <documentManagement>
+    <TaxCatchAll xmlns="13c90a0b-73bc-4dc0-be5f-28d77b615beb" xsi:nil="true"/>
+    <lcf76f155ced4ddcb4097134ff3c332f xmlns="13c93bba-48ce-428c-bfe5-88b42c19b028">
+      <Terms xmlns="http://schemas.microsoft.com/office/infopath/2007/PartnerControls"/>
+    </lcf76f155ced4ddcb4097134ff3c332f>
+  </documentManagement>
+</p:properties>
 </file>
 
 <file path=customXml/item2.xml><?xml version="1.0" encoding="utf-8"?>
-<b:Sources xmlns:b="http://schemas.openxmlformats.org/officeDocument/2006/bibliography" xmlns="http://schemas.openxmlformats.org/officeDocument/2006/bibliography" SelectedStyle="\APASixthEditionOfficeOnline.xsl" StyleName="APA" Version="6"/>
-</file>
-
-<file path=customXml/item3.xml><?xml version="1.0" encoding="utf-8"?>
 <ct:contentTypeSchema xmlns:ct="http://schemas.microsoft.com/office/2006/metadata/contentType" xmlns:ma="http://schemas.microsoft.com/office/2006/metadata/properties/metaAttributes" ct:_="" ma:_="" ma:contentTypeName="Documento" ma:contentTypeID="0x0101006A81D6BD42E8DF4C91013959704817E1" ma:contentTypeVersion="15" ma:contentTypeDescription="Crear nuevo documento." ma:contentTypeScope="" ma:versionID="bf4f72ffd194f0963ff564daca6869f7">
   <xsd:schema xmlns:xsd="http://www.w3.org/2001/XMLSchema" xmlns:xs="http://www.w3.org/2001/XMLSchema" xmlns:p="http://schemas.microsoft.com/office/2006/metadata/properties" xmlns:ns2="13c90a0b-73bc-4dc0-be5f-28d77b615beb" xmlns:ns3="13c93bba-48ce-428c-bfe5-88b42c19b028" targetNamespace="http://schemas.microsoft.com/office/2006/metadata/properties" ma:root="true" ma:fieldsID="8718d6f4873a5b1392a45044efa78385" ns2:_="" ns3:_="">
     <xsd:import namespace="13c90a0b-73bc-4dc0-be5f-28d77b615beb"/>
@@ -12504,34 +13008,31 @@
 </ct:contentTypeSchema>
 </file>
 
+<file path=customXml/item3.xml><?xml version="1.0" encoding="utf-8"?>
+<b:Sources xmlns:b="http://schemas.openxmlformats.org/officeDocument/2006/bibliography" xmlns="http://schemas.openxmlformats.org/officeDocument/2006/bibliography" SelectedStyle="\APASixthEditionOfficeOnline.xsl" StyleName="APA" Version="6"/>
+</file>
+
 <file path=customXml/item4.xml><?xml version="1.0" encoding="utf-8"?>
-<p:properties xmlns:p="http://schemas.microsoft.com/office/2006/metadata/properties" xmlns:xsi="http://www.w3.org/2001/XMLSchema-instance" xmlns:pc="http://schemas.microsoft.com/office/infopath/2007/PartnerControls">
-  <documentManagement>
-    <TaxCatchAll xmlns="13c90a0b-73bc-4dc0-be5f-28d77b615beb" xsi:nil="true"/>
-    <lcf76f155ced4ddcb4097134ff3c332f xmlns="13c93bba-48ce-428c-bfe5-88b42c19b028">
-      <Terms xmlns="http://schemas.microsoft.com/office/infopath/2007/PartnerControls"/>
-    </lcf76f155ced4ddcb4097134ff3c332f>
-  </documentManagement>
-</p:properties>
+<?mso-contentType ?>
+<FormTemplates xmlns="http://schemas.microsoft.com/sharepoint/v3/contenttype/forms">
+  <Display>DocumentLibraryForm</Display>
+  <Edit>DocumentLibraryForm</Edit>
+  <New>DocumentLibraryForm</New>
+</FormTemplates>
 </file>
 
 <file path=customXml/itemProps1.xml><?xml version="1.0" encoding="utf-8"?>
-<ds:datastoreItem xmlns:ds="http://schemas.openxmlformats.org/officeDocument/2006/customXml" ds:itemID="{10663269-2064-4804-8290-36D4A57F5557}">
+<ds:datastoreItem xmlns:ds="http://schemas.openxmlformats.org/officeDocument/2006/customXml" ds:itemID="{1279454D-02BE-4A9C-A117-DCD1573E2608}">
   <ds:schemaRefs>
-    <ds:schemaRef ds:uri="http://schemas.microsoft.com/sharepoint/v3/contenttype/forms"/>
+    <ds:schemaRef ds:uri="http://schemas.microsoft.com/office/2006/metadata/properties"/>
+    <ds:schemaRef ds:uri="http://schemas.microsoft.com/office/infopath/2007/PartnerControls"/>
+    <ds:schemaRef ds:uri="13c90a0b-73bc-4dc0-be5f-28d77b615beb"/>
+    <ds:schemaRef ds:uri="13c93bba-48ce-428c-bfe5-88b42c19b028"/>
   </ds:schemaRefs>
 </ds:datastoreItem>
 </file>
 
 <file path=customXml/itemProps2.xml><?xml version="1.0" encoding="utf-8"?>
-<ds:datastoreItem xmlns:ds="http://schemas.openxmlformats.org/officeDocument/2006/customXml" ds:itemID="{EAE431FD-7059-4C09-804B-C9D69EB7B213}">
-  <ds:schemaRefs>
-    <ds:schemaRef ds:uri="http://schemas.openxmlformats.org/officeDocument/2006/bibliography"/>
-  </ds:schemaRefs>
-</ds:datastoreItem>
-</file>
-
-<file path=customXml/itemProps3.xml><?xml version="1.0" encoding="utf-8"?>
 <ds:datastoreItem xmlns:ds="http://schemas.openxmlformats.org/officeDocument/2006/customXml" ds:itemID="{9C14B031-69D2-4815-A77A-60B4EECF27A0}">
   <ds:schemaRefs>
     <ds:schemaRef ds:uri="http://schemas.microsoft.com/office/2006/metadata/contentType"/>
@@ -12550,13 +13051,18 @@
 </ds:datastoreItem>
 </file>
 
+<file path=customXml/itemProps3.xml><?xml version="1.0" encoding="utf-8"?>
+<ds:datastoreItem xmlns:ds="http://schemas.openxmlformats.org/officeDocument/2006/customXml" ds:itemID="{EAE431FD-7059-4C09-804B-C9D69EB7B213}">
+  <ds:schemaRefs>
+    <ds:schemaRef ds:uri="http://schemas.openxmlformats.org/officeDocument/2006/bibliography"/>
+  </ds:schemaRefs>
+</ds:datastoreItem>
+</file>
+
 <file path=customXml/itemProps4.xml><?xml version="1.0" encoding="utf-8"?>
-<ds:datastoreItem xmlns:ds="http://schemas.openxmlformats.org/officeDocument/2006/customXml" ds:itemID="{1279454D-02BE-4A9C-A117-DCD1573E2608}">
+<ds:datastoreItem xmlns:ds="http://schemas.openxmlformats.org/officeDocument/2006/customXml" ds:itemID="{10663269-2064-4804-8290-36D4A57F5557}">
   <ds:schemaRefs>
-    <ds:schemaRef ds:uri="http://schemas.microsoft.com/office/2006/metadata/properties"/>
-    <ds:schemaRef ds:uri="http://schemas.microsoft.com/office/infopath/2007/PartnerControls"/>
-    <ds:schemaRef ds:uri="13c90a0b-73bc-4dc0-be5f-28d77b615beb"/>
-    <ds:schemaRef ds:uri="13c93bba-48ce-428c-bfe5-88b42c19b028"/>
+    <ds:schemaRef ds:uri="http://schemas.microsoft.com/sharepoint/v3/contenttype/forms"/>
   </ds:schemaRefs>
 </ds:datastoreItem>
 </file>
--- a/fuentes/621602_CF13_DU.docx
+++ b/fuentes/621602_CF13_DU.docx
@@ -285,7 +285,6 @@
                                 <w:lang w:val="es-CO"/>
                               </w:rPr>
                             </w:pPr>
-                            <w:proofErr w:type="spellStart"/>
                             <w:r>
                               <w:rPr>
                                 <w:rStyle w:val="Extranjerismo"/>
@@ -293,7 +292,6 @@
                               </w:rPr>
                               <w:t>Check-out</w:t>
                             </w:r>
-                            <w:proofErr w:type="spellEnd"/>
                             <w:r>
                               <w:rPr>
                                 <w:bCs/>
@@ -4414,10 +4412,7 @@
               <w:t>Hombre</w:t>
             </w:r>
             <w:r>
-              <w:t>: h</w:t>
-            </w:r>
-            <w:r>
-              <w:t>ola, bienvenidos a nuestro programa de hoy donde hablaremos de un tema que a muchos en el sector hotelero les genera estrés, pero que en realidad es una mina de oro.</w:t>
+              <w:t>: hola, bienvenidos a nuestro programa de hoy donde hablaremos de un tema que a muchos en el sector hotelero les genera estrés, pero que en realidad es una mina de oro.</w:t>
             </w:r>
           </w:p>
           <w:p>
@@ -4426,29 +4421,31 @@
                 <w:b/>
                 <w:bCs/>
               </w:rPr>
-              <w:t>Mujer</w:t>
-            </w:r>
+              <w:t>Mujer:</w:t>
+            </w:r>
+            <w:r>
+              <w:t xml:space="preserve"> imagine que usted está en la recepción del hotel y un huésped se acerca muy molesto. Hubo una demora en su atención y un error en la facturación del </w:t>
+            </w:r>
+            <w:r>
+              <w:rPr>
+                <w:rStyle w:val="Extranjerismo"/>
+              </w:rPr>
+              <w:t>check-out</w:t>
+            </w:r>
+            <w:r>
+              <w:t>. ¿Cuál sería su reacción?</w:t>
+            </w:r>
+          </w:p>
+          <w:p>
             <w:r>
               <w:rPr>
                 <w:b/>
                 <w:bCs/>
               </w:rPr>
-              <w:t>:</w:t>
-            </w:r>
-            <w:r>
-              <w:t xml:space="preserve"> i</w:t>
-            </w:r>
-            <w:r>
-              <w:t xml:space="preserve">magine que usted está en la recepción del hotel y un huésped se acerca muy molesto. Hubo una demora en su atención y un error en la facturación del </w:t>
-            </w:r>
-            <w:r>
-              <w:rPr>
-                <w:rStyle w:val="Extranjerismo"/>
-              </w:rPr>
-              <w:t>check-out</w:t>
-            </w:r>
-            <w:r>
-              <w:t>. ¿Cuál sería su reacción?</w:t>
+              <w:t>Hombre</w:t>
+            </w:r>
+            <w:r>
+              <w:t>: esa es la verdadera prueba de fuego. Estamos hablando de las famosas PQRS: Peticiones, Quejas, Reclamos y Sugerencias.</w:t>
             </w:r>
           </w:p>
           <w:p>
@@ -4457,13 +4454,10 @@
                 <w:b/>
                 <w:bCs/>
               </w:rPr>
-              <w:t>Hombre</w:t>
-            </w:r>
-            <w:r>
-              <w:t>: e</w:t>
-            </w:r>
-            <w:r>
-              <w:t>sa es la verdadera prueba de fuego. Estamos hablando de las famosas PQRS: Peticiones, Quejas, Reclamos y Sugerencias.</w:t>
+              <w:t>Mujer</w:t>
+            </w:r>
+            <w:r>
+              <w:t>: normalmente, cuando llega una queja, lo primero que uno piensa es que alguien tuvo un mal día.</w:t>
             </w:r>
           </w:p>
           <w:p>
@@ -4472,13 +4466,10 @@
                 <w:b/>
                 <w:bCs/>
               </w:rPr>
-              <w:t>Mujer</w:t>
-            </w:r>
-            <w:r>
-              <w:t>: n</w:t>
-            </w:r>
-            <w:r>
-              <w:t>ormalmente, cuando llega una queja, lo primero que uno piensa es que alguien tuvo un mal día.</w:t>
+              <w:t>Hombre</w:t>
+            </w:r>
+            <w:r>
+              <w:t xml:space="preserve">: y a veces puede ser cierto. Pero detrás de esa molestia también puede estar la respuesta a un problema que el hotel todavía no había detectado. </w:t>
             </w:r>
           </w:p>
           <w:p>
@@ -4487,13 +4478,11 @@
                 <w:b/>
                 <w:bCs/>
               </w:rPr>
-              <w:t>Hombre</w:t>
-            </w:r>
-            <w:r>
-              <w:t>: y</w:t>
-            </w:r>
-            <w:r>
-              <w:t xml:space="preserve"> a veces puede ser cierto. Pero detrás de esa molestia también puede estar la respuesta a un problema que el hotel todavía no había detectado. </w:t>
+              <w:lastRenderedPageBreak/>
+              <w:t>Mujer</w:t>
+            </w:r>
+            <w:r>
+              <w:t>: porque una situación incómoda todavía puede tener un buen final. Todo depende de cómo se maneje ese momento.</w:t>
             </w:r>
           </w:p>
           <w:p>
@@ -4502,14 +4491,10 @@
                 <w:b/>
                 <w:bCs/>
               </w:rPr>
-              <w:lastRenderedPageBreak/>
-              <w:t>Mujer</w:t>
-            </w:r>
-            <w:r>
-              <w:t>: p</w:t>
-            </w:r>
-            <w:r>
-              <w:t>orque una situación incómoda todavía puede tener un buen final. Todo depende de cómo se maneje ese momento.</w:t>
+              <w:t>Hombre</w:t>
+            </w:r>
+            <w:r>
+              <w:t xml:space="preserve">: claro. Muchas veces el malestar baja cuando el huésped siente que alguien realmente está tratando de ayudarle. </w:t>
             </w:r>
           </w:p>
           <w:p>
@@ -4518,13 +4503,10 @@
                 <w:b/>
                 <w:bCs/>
               </w:rPr>
-              <w:t>Hombre</w:t>
-            </w:r>
-            <w:r>
-              <w:t>: c</w:t>
-            </w:r>
-            <w:r>
-              <w:t xml:space="preserve">laro. Muchas veces el malestar baja cuando el huésped siente que alguien realmente está tratando de ayudarle. </w:t>
+              <w:t>Mujer</w:t>
+            </w:r>
+            <w:r>
+              <w:t xml:space="preserve">: en estos casos, el huésped puede olvidar lo que salió mal. Lo que difícilmente olvida es cómo lo hicieron sentir mientras buscaban una solución. </w:t>
             </w:r>
           </w:p>
           <w:p>
@@ -4533,13 +4515,10 @@
                 <w:b/>
                 <w:bCs/>
               </w:rPr>
-              <w:t>Mujer</w:t>
-            </w:r>
-            <w:r>
-              <w:t>: e</w:t>
-            </w:r>
-            <w:r>
-              <w:t xml:space="preserve">n estos casos, el huésped puede olvidar lo que salió mal. Lo que difícilmente olvida es cómo lo hicieron sentir mientras buscaban una solución. </w:t>
+              <w:t>Hombre</w:t>
+            </w:r>
+            <w:r>
+              <w:t>: así es. A veces todo se define en esos minutos. Un problema bien manejado puede quedar como una anécdota; uno mal manejado puede terminar en una mala reseña.</w:t>
             </w:r>
           </w:p>
           <w:p>
@@ -4548,13 +4527,10 @@
                 <w:b/>
                 <w:bCs/>
               </w:rPr>
-              <w:t>Hombre</w:t>
-            </w:r>
-            <w:r>
-              <w:t>: a</w:t>
-            </w:r>
-            <w:r>
-              <w:t>sí es. A veces todo se define en esos minutos. Un problema bien manejado puede quedar como una anécdota; uno mal manejado puede terminar en una mala reseña.</w:t>
+              <w:t>Mujer</w:t>
+            </w:r>
+            <w:r>
+              <w:t xml:space="preserve">: porque hoy los comentarios viajan más rápido. Lo que antes se decía en la recepción, ahora también puede aparecer en una reseña o en una red social.  </w:t>
             </w:r>
           </w:p>
           <w:p>
@@ -4563,13 +4539,10 @@
                 <w:b/>
                 <w:bCs/>
               </w:rPr>
-              <w:t>Mujer</w:t>
-            </w:r>
-            <w:r>
-              <w:t>: p</w:t>
-            </w:r>
-            <w:r>
-              <w:t xml:space="preserve">orque hoy los comentarios viajan más rápido. Lo que antes se decía en la recepción, ahora también puede aparecer en una reseña o en una red social.  </w:t>
+              <w:t>Hombre</w:t>
+            </w:r>
+            <w:r>
+              <w:t>: es que quien escribe ese comentario ya vivió la experiencia. Pero quien la lee todavía está decidiendo si hace una reserva.</w:t>
             </w:r>
           </w:p>
           <w:p>
@@ -4578,13 +4551,10 @@
                 <w:b/>
                 <w:bCs/>
               </w:rPr>
-              <w:t>Hombre</w:t>
-            </w:r>
-            <w:r>
-              <w:t>: e</w:t>
-            </w:r>
-            <w:r>
-              <w:t>s que quien escribe ese comentario ya vivió la experiencia. Pero quien la lee todavía está decidiendo si hace una reserva.</w:t>
+              <w:t>Mujer</w:t>
+            </w:r>
+            <w:r>
+              <w:t>: por eso hoy los hoteles suelen apoyarse en herramientas tecnológicas que les permiten registrar cada caso y hacerle seguimiento.</w:t>
             </w:r>
           </w:p>
           <w:p>
@@ -4593,13 +4563,10 @@
                 <w:b/>
                 <w:bCs/>
               </w:rPr>
-              <w:t>Mujer</w:t>
-            </w:r>
-            <w:r>
-              <w:t>: p</w:t>
-            </w:r>
-            <w:r>
-              <w:t>or eso hoy los hoteles suelen apoyarse en herramientas tecnológicas que les permiten registrar cada caso y hacerle seguimiento.</w:t>
+              <w:t>Hombre</w:t>
+            </w:r>
+            <w:r>
+              <w:t>: porque resolver el inconveniente es apenas una parte del trabajo. El reto es encontrar la causa para que no se repita con el siguiente huésped.</w:t>
             </w:r>
           </w:p>
           <w:p>
@@ -4608,13 +4575,10 @@
                 <w:b/>
                 <w:bCs/>
               </w:rPr>
-              <w:t>Hombre</w:t>
-            </w:r>
-            <w:r>
-              <w:t>: p</w:t>
-            </w:r>
-            <w:r>
-              <w:t>orque resolver el inconveniente es apenas una parte del trabajo. El reto es encontrar la causa para que no se repita con el siguiente huésped.</w:t>
+              <w:t>Mujer</w:t>
+            </w:r>
+            <w:r>
+              <w:t>: por eso la información no debería quedarse archivada. Su verdadero valor aparece cuando ayuda a tomar mejores decisiones.</w:t>
             </w:r>
           </w:p>
           <w:p>
@@ -4623,29 +4587,11 @@
                 <w:b/>
                 <w:bCs/>
               </w:rPr>
-              <w:t>Mujer</w:t>
-            </w:r>
-            <w:r>
-              <w:t>: p</w:t>
-            </w:r>
-            <w:r>
-              <w:t>or eso la información no debería quedarse archivada. Su verdadero valor aparece cuando ayuda a tomar mejores decisiones.</w:t>
-            </w:r>
-          </w:p>
-          <w:p>
-            <w:r>
-              <w:rPr>
-                <w:b/>
-                <w:bCs/>
-              </w:rPr>
               <w:lastRenderedPageBreak/>
               <w:t>Hombre</w:t>
             </w:r>
             <w:r>
-              <w:t>: y</w:t>
-            </w:r>
-            <w:r>
-              <w:t xml:space="preserve"> quizá ahí está lo más valioso de una PQRS. No solamente ayuda a resolver una situación puntual sino también a entender mejor al huésped y a mejorar la experiencia de quienes vendrán después.</w:t>
+              <w:t>: y quizá ahí está lo más valioso de una PQRS. No solamente ayuda a resolver una situación puntual sino también a entender mejor al huésped y a mejorar la experiencia de quienes vendrán después.</w:t>
             </w:r>
           </w:p>
           <w:p/>
@@ -7861,7 +7807,7 @@
               <w:rPr>
                 <w:lang w:val="es-CO"/>
               </w:rPr>
-              <w:t>Amparo Virginia Moreno Cantero</w:t>
+              <w:t>Harbey Enrique Castelblanco</w:t>
             </w:r>
           </w:p>
         </w:tc>
@@ -7899,7 +7845,13 @@
               <w:rPr>
                 <w:lang w:val="es-CO"/>
               </w:rPr>
-              <w:t>Centro de Servicios y Gestión Empresarial</w:t>
+              <w:t>Centro Nacional Colombo Alemán</w:t>
+            </w:r>
+            <w:r>
+              <w:rPr>
+                <w:lang w:val="es-CO"/>
+              </w:rPr>
+              <w:t xml:space="preserve"> </w:t>
             </w:r>
           </w:p>
         </w:tc>
@@ -7920,7 +7872,7 @@
               <w:rPr>
                 <w:lang w:val="es-CO"/>
               </w:rPr>
-              <w:t>Harbey Enrique Castelblanco</w:t>
+              <w:t>María Fernanda Morales Angulo</w:t>
             </w:r>
           </w:p>
         </w:tc>
@@ -7939,7 +7891,7 @@
               <w:rPr>
                 <w:lang w:val="es-CO"/>
               </w:rPr>
-              <w:t>Experto temático</w:t>
+              <w:t>Evaluador Instruccional</w:t>
             </w:r>
           </w:p>
         </w:tc>
@@ -7958,13 +7910,19 @@
               <w:rPr>
                 <w:lang w:val="es-CO"/>
               </w:rPr>
-              <w:t>Centro Nacional Colombo Alemán</w:t>
+              <w:t>Centro de Comercio y Servicios</w:t>
             </w:r>
             <w:r>
               <w:rPr>
                 <w:lang w:val="es-CO"/>
               </w:rPr>
-              <w:t xml:space="preserve"> </w:t>
+              <w:t xml:space="preserve"> -</w:t>
+            </w:r>
+            <w:r>
+              <w:rPr>
+                <w:lang w:val="es-CO"/>
+              </w:rPr>
+              <w:t xml:space="preserve"> Regional Atlántico</w:t>
             </w:r>
           </w:p>
         </w:tc>
@@ -7988,7 +7946,7 @@
               <w:rPr>
                 <w:lang w:val="es-CO"/>
               </w:rPr>
-              <w:t>María Fernanda Morales Angulo</w:t>
+              <w:t>Carmen Alicia Martínez Torres</w:t>
             </w:r>
           </w:p>
         </w:tc>
@@ -8007,7 +7965,7 @@
               <w:rPr>
                 <w:lang w:val="es-CO"/>
               </w:rPr>
-              <w:t>Evaluador Instruccional</w:t>
+              <w:t>Diseñador web</w:t>
             </w:r>
           </w:p>
         </w:tc>
@@ -8059,7 +8017,7 @@
               <w:rPr>
                 <w:lang w:val="es-CO"/>
               </w:rPr>
-              <w:t>Carmen Alicia Martínez Torres</w:t>
+              <w:t>Álvaro Guillermo Araújo Angarita</w:t>
             </w:r>
           </w:p>
         </w:tc>
@@ -8078,7 +8036,14 @@
               <w:rPr>
                 <w:lang w:val="es-CO"/>
               </w:rPr>
-              <w:t>Diseñador web</w:t>
+              <w:t xml:space="preserve">Desarrollador </w:t>
+            </w:r>
+            <w:r>
+              <w:rPr>
+                <w:rStyle w:val="Extranjerismo"/>
+                <w:lang w:val="es-CO"/>
+              </w:rPr>
+              <w:t>full stack</w:t>
             </w:r>
           </w:p>
         </w:tc>
@@ -8125,15 +8090,9 @@
           <w:p>
             <w:pPr>
               <w:pStyle w:val="TextoTablas"/>
-              <w:rPr>
-                <w:lang w:val="es-CO"/>
-              </w:rPr>
             </w:pPr>
             <w:r>
-              <w:rPr>
-                <w:lang w:val="es-CO"/>
-              </w:rPr>
-              <w:t>Álvaro Guillermo Araújo Angarita</w:t>
+              <w:t>Nelson Iván Vera Briceño</w:t>
             </w:r>
           </w:p>
         </w:tc>
@@ -8152,14 +8111,7 @@
               <w:rPr>
                 <w:lang w:val="es-CO"/>
               </w:rPr>
-              <w:t xml:space="preserve">Desarrollador </w:t>
-            </w:r>
-            <w:r>
-              <w:rPr>
-                <w:rStyle w:val="Extranjerismo"/>
-                <w:lang w:val="es-CO"/>
-              </w:rPr>
-              <w:t>full stack</w:t>
+              <w:t>Animador y productor audiovisual</w:t>
             </w:r>
           </w:p>
         </w:tc>
@@ -8205,7 +8157,7 @@
               <w:pStyle w:val="TextoTablas"/>
             </w:pPr>
             <w:r>
-              <w:t>Nelson Iván Vera Briceño</w:t>
+              <w:t>Luz Karime Amaya Cabra</w:t>
             </w:r>
           </w:p>
         </w:tc>
@@ -8224,7 +8176,7 @@
               <w:rPr>
                 <w:lang w:val="es-CO"/>
               </w:rPr>
-              <w:t>Animador y productor audiovisual</w:t>
+              <w:t>Evaluador de contenidos inclusivos y accesibles</w:t>
             </w:r>
           </w:p>
         </w:tc>
@@ -8273,7 +8225,7 @@
               <w:pStyle w:val="TextoTablas"/>
             </w:pPr>
             <w:r>
-              <w:t>Luz Karime Amaya Cabra</w:t>
+              <w:t>Laura Daniela Burgos Rueda</w:t>
             </w:r>
           </w:p>
         </w:tc>
@@ -8336,9 +8288,15 @@
           <w:p>
             <w:pPr>
               <w:pStyle w:val="TextoTablas"/>
+              <w:rPr>
+                <w:lang w:val="es-CO"/>
+              </w:rPr>
             </w:pPr>
             <w:r>
-              <w:t>Laura Daniela Burgos Rueda</w:t>
+              <w:rPr>
+                <w:lang w:val="es-CO"/>
+              </w:rPr>
+              <w:t>Jonathan Adié Villafañe</w:t>
             </w:r>
           </w:p>
         </w:tc>
@@ -8355,9 +8313,9 @@
             </w:pPr>
             <w:r>
               <w:rPr>
-                <w:lang w:val="es-CO"/>
-              </w:rPr>
-              <w:t>Evaluador de contenidos inclusivos y accesibles</w:t>
+                <w:rFonts w:cs="Calibri"/>
+              </w:rPr>
+              <w:t>Validador y vinculador de recursos digitales </w:t>
             </w:r>
           </w:p>
         </w:tc>
@@ -8412,78 +8370,6 @@
               <w:rPr>
                 <w:lang w:val="es-CO"/>
               </w:rPr>
-              <w:t>Jonathan Adié Villafañe</w:t>
-            </w:r>
-          </w:p>
-        </w:tc>
-        <w:tc>
-          <w:tcPr>
-            <w:tcW w:w="3261" w:type="dxa"/>
-          </w:tcPr>
-          <w:p>
-            <w:pPr>
-              <w:pStyle w:val="TextoTablas"/>
-              <w:rPr>
-                <w:lang w:val="es-CO"/>
-              </w:rPr>
-            </w:pPr>
-            <w:r>
-              <w:rPr>
-                <w:rFonts w:cs="Calibri"/>
-              </w:rPr>
-              <w:t>Validador y vinculador de recursos digitales </w:t>
-            </w:r>
-          </w:p>
-        </w:tc>
-        <w:tc>
-          <w:tcPr>
-            <w:tcW w:w="3969" w:type="dxa"/>
-          </w:tcPr>
-          <w:p>
-            <w:pPr>
-              <w:pStyle w:val="TextoTablas"/>
-              <w:rPr>
-                <w:lang w:val="es-CO"/>
-              </w:rPr>
-            </w:pPr>
-            <w:r>
-              <w:rPr>
-                <w:lang w:val="es-CO"/>
-              </w:rPr>
-              <w:t>Centro de Comercio y Servicios</w:t>
-            </w:r>
-            <w:r>
-              <w:rPr>
-                <w:lang w:val="es-CO"/>
-              </w:rPr>
-              <w:t xml:space="preserve"> -</w:t>
-            </w:r>
-            <w:r>
-              <w:rPr>
-                <w:lang w:val="es-CO"/>
-              </w:rPr>
-              <w:t xml:space="preserve"> Regional Atlántico</w:t>
-            </w:r>
-          </w:p>
-        </w:tc>
-      </w:tr>
-      <w:tr>
-        <w:tc>
-          <w:tcPr>
-            <w:tcW w:w="2830" w:type="dxa"/>
-          </w:tcPr>
-          <w:p>
-            <w:pPr>
-              <w:pStyle w:val="TextoTablas"/>
-              <w:rPr>
-                <w:lang w:val="es-CO"/>
-              </w:rPr>
-            </w:pPr>
-            <w:r>
-              <w:rPr>
-                <w:lang w:val="es-CO"/>
-              </w:rPr>
-              <w:lastRenderedPageBreak/>
               <w:t>Karine Isabel Ospino Fritz</w:t>
             </w:r>
           </w:p>
@@ -12774,6 +12660,19 @@
 </file>
 
 <file path=customXml/item2.xml><?xml version="1.0" encoding="utf-8"?>
+<?mso-contentType ?>
+<FormTemplates xmlns="http://schemas.microsoft.com/sharepoint/v3/contenttype/forms">
+  <Display>DocumentLibraryForm</Display>
+  <Edit>DocumentLibraryForm</Edit>
+  <New>DocumentLibraryForm</New>
+</FormTemplates>
+</file>
+
+<file path=customXml/item3.xml><?xml version="1.0" encoding="utf-8"?>
+<b:Sources xmlns:b="http://schemas.openxmlformats.org/officeDocument/2006/bibliography" xmlns="http://schemas.openxmlformats.org/officeDocument/2006/bibliography" SelectedStyle="\APASixthEditionOfficeOnline.xsl" StyleName="APA" Version="6"/>
+</file>
+
+<file path=customXml/item4.xml><?xml version="1.0" encoding="utf-8"?>
 <ct:contentTypeSchema xmlns:ct="http://schemas.microsoft.com/office/2006/metadata/contentType" xmlns:ma="http://schemas.microsoft.com/office/2006/metadata/properties/metaAttributes" ct:_="" ma:_="" ma:contentTypeName="Documento" ma:contentTypeID="0x0101006A81D6BD42E8DF4C91013959704817E1" ma:contentTypeVersion="15" ma:contentTypeDescription="Crear nuevo documento." ma:contentTypeScope="" ma:versionID="bf4f72ffd194f0963ff564daca6869f7">
   <xsd:schema xmlns:xsd="http://www.w3.org/2001/XMLSchema" xmlns:xs="http://www.w3.org/2001/XMLSchema" xmlns:p="http://schemas.microsoft.com/office/2006/metadata/properties" xmlns:ns2="13c90a0b-73bc-4dc0-be5f-28d77b615beb" xmlns:ns3="13c93bba-48ce-428c-bfe5-88b42c19b028" targetNamespace="http://schemas.microsoft.com/office/2006/metadata/properties" ma:root="true" ma:fieldsID="8718d6f4873a5b1392a45044efa78385" ns2:_="" ns3:_="">
     <xsd:import namespace="13c90a0b-73bc-4dc0-be5f-28d77b615beb"/>
@@ -13008,19 +12907,6 @@
 </ct:contentTypeSchema>
 </file>
 
-<file path=customXml/item3.xml><?xml version="1.0" encoding="utf-8"?>
-<b:Sources xmlns:b="http://schemas.openxmlformats.org/officeDocument/2006/bibliography" xmlns="http://schemas.openxmlformats.org/officeDocument/2006/bibliography" SelectedStyle="\APASixthEditionOfficeOnline.xsl" StyleName="APA" Version="6"/>
-</file>
-
-<file path=customXml/item4.xml><?xml version="1.0" encoding="utf-8"?>
-<?mso-contentType ?>
-<FormTemplates xmlns="http://schemas.microsoft.com/sharepoint/v3/contenttype/forms">
-  <Display>DocumentLibraryForm</Display>
-  <Edit>DocumentLibraryForm</Edit>
-  <New>DocumentLibraryForm</New>
-</FormTemplates>
-</file>
-
 <file path=customXml/itemProps1.xml><?xml version="1.0" encoding="utf-8"?>
 <ds:datastoreItem xmlns:ds="http://schemas.openxmlformats.org/officeDocument/2006/customXml" ds:itemID="{1279454D-02BE-4A9C-A117-DCD1573E2608}">
   <ds:schemaRefs>
@@ -13033,6 +12919,22 @@
 </file>
 
 <file path=customXml/itemProps2.xml><?xml version="1.0" encoding="utf-8"?>
+<ds:datastoreItem xmlns:ds="http://schemas.openxmlformats.org/officeDocument/2006/customXml" ds:itemID="{10663269-2064-4804-8290-36D4A57F5557}">
+  <ds:schemaRefs>
+    <ds:schemaRef ds:uri="http://schemas.microsoft.com/sharepoint/v3/contenttype/forms"/>
+  </ds:schemaRefs>
+</ds:datastoreItem>
+</file>
+
+<file path=customXml/itemProps3.xml><?xml version="1.0" encoding="utf-8"?>
+<ds:datastoreItem xmlns:ds="http://schemas.openxmlformats.org/officeDocument/2006/customXml" ds:itemID="{EAE431FD-7059-4C09-804B-C9D69EB7B213}">
+  <ds:schemaRefs>
+    <ds:schemaRef ds:uri="http://schemas.openxmlformats.org/officeDocument/2006/bibliography"/>
+  </ds:schemaRefs>
+</ds:datastoreItem>
+</file>
+
+<file path=customXml/itemProps4.xml><?xml version="1.0" encoding="utf-8"?>
 <ds:datastoreItem xmlns:ds="http://schemas.openxmlformats.org/officeDocument/2006/customXml" ds:itemID="{9C14B031-69D2-4815-A77A-60B4EECF27A0}">
   <ds:schemaRefs>
     <ds:schemaRef ds:uri="http://schemas.microsoft.com/office/2006/metadata/contentType"/>
@@ -13049,20 +12951,4 @@
     <ds:schemaRef ds:uri="http://schemas.microsoft.com/internal/obd"/>
   </ds:schemaRefs>
 </ds:datastoreItem>
-</file>
-
-<file path=customXml/itemProps3.xml><?xml version="1.0" encoding="utf-8"?>
-<ds:datastoreItem xmlns:ds="http://schemas.openxmlformats.org/officeDocument/2006/customXml" ds:itemID="{EAE431FD-7059-4C09-804B-C9D69EB7B213}">
-  <ds:schemaRefs>
-    <ds:schemaRef ds:uri="http://schemas.openxmlformats.org/officeDocument/2006/bibliography"/>
-  </ds:schemaRefs>
-</ds:datastoreItem>
-</file>
-
-<file path=customXml/itemProps4.xml><?xml version="1.0" encoding="utf-8"?>
-<ds:datastoreItem xmlns:ds="http://schemas.openxmlformats.org/officeDocument/2006/customXml" ds:itemID="{10663269-2064-4804-8290-36D4A57F5557}">
-  <ds:schemaRefs>
-    <ds:schemaRef ds:uri="http://schemas.microsoft.com/sharepoint/v3/contenttype/forms"/>
-  </ds:schemaRefs>
-</ds:datastoreItem>
 </file>
--- a/fuentes/621602_CF13_DU.docx
+++ b/fuentes/621602_CF13_DU.docx
@@ -1,6 +1,6 @@
 
 <file path=word/document.xml><?xml version="1.0" encoding="utf-8"?>
-<w:document xmlns:wpc="http://schemas.microsoft.com/office/word/2010/wordprocessingCanvas" xmlns:cx="http://schemas.microsoft.com/office/drawing/2014/chartex" xmlns:cx1="http://schemas.microsoft.com/office/drawing/2015/9/8/chartex" xmlns:cx2="http://schemas.microsoft.com/office/drawing/2015/10/21/chartex" xmlns:cx3="http://schemas.microsoft.com/office/drawing/2016/5/9/chartex" xmlns:cx4="http://schemas.microsoft.com/office/drawing/2016/5/10/chartex" xmlns:cx5="http://schemas.microsoft.com/office/drawing/2016/5/11/chartex" xmlns:cx6="http://schemas.microsoft.com/office/drawing/2016/5/12/chartex" xmlns:cx7="http://schemas.microsoft.com/office/drawing/2016/5/13/chartex" xmlns:cx8="http://schemas.microsoft.com/office/drawing/2016/5/14/chartex" xmlns:mc="http://schemas.openxmlformats.org/markup-compatibility/2006" xmlns:aink="http://schemas.microsoft.com/office/drawing/2016/ink" xmlns:am3d="http://schemas.microsoft.com/office/drawing/2017/model3d" xmlns:o="urn:schemas-microsoft-com:office:office" xmlns:r="http://schemas.openxmlformats.org/officeDocument/2006/relationships" xmlns:m="http://schemas.openxmlformats.org/officeDocument/2006/math" xmlns:v="urn:schemas-microsoft-com:vml" xmlns:wp14="http://schemas.microsoft.com/office/word/2010/wordprocessingDrawing" xmlns:wp="http://schemas.openxmlformats.org/drawingml/2006/wordprocessingDrawing" xmlns:w10="urn:schemas-microsoft-com:office:word" xmlns:w="http://schemas.openxmlformats.org/wordprocessingml/2006/main" xmlns:w14="http://schemas.microsoft.com/office/word/2010/wordml" xmlns:w15="http://schemas.microsoft.com/office/word/2012/wordml" xmlns:w16cex="http://schemas.microsoft.com/office/word/2018/wordml/cex" xmlns:w16cid="http://schemas.microsoft.com/office/word/2016/wordml/cid" xmlns:w16="http://schemas.microsoft.com/office/word/2018/wordml" xmlns:w16sdtdh="http://schemas.microsoft.com/office/word/2020/wordml/sdtdatahash" xmlns:w16se="http://schemas.microsoft.com/office/word/2015/wordml/symex" xmlns:wpg="http://schemas.microsoft.com/office/word/2010/wordprocessingGroup" xmlns:wpi="http://schemas.microsoft.com/office/word/2010/wordprocessingInk" xmlns:wne="http://schemas.microsoft.com/office/word/2006/wordml" xmlns:wps="http://schemas.microsoft.com/office/word/2010/wordprocessingShape" mc:Ignorable="w14 w15 w16se w16cid w16 w16cex w16sdtdh wp14">
+<w:document xmlns:wpc="http://schemas.microsoft.com/office/word/2010/wordprocessingCanvas" xmlns:cx="http://schemas.microsoft.com/office/drawing/2014/chartex" xmlns:cx1="http://schemas.microsoft.com/office/drawing/2015/9/8/chartex" xmlns:cx2="http://schemas.microsoft.com/office/drawing/2015/10/21/chartex" xmlns:cx3="http://schemas.microsoft.com/office/drawing/2016/5/9/chartex" xmlns:cx4="http://schemas.microsoft.com/office/drawing/2016/5/10/chartex" xmlns:cx5="http://schemas.microsoft.com/office/drawing/2016/5/11/chartex" xmlns:cx6="http://schemas.microsoft.com/office/drawing/2016/5/12/chartex" xmlns:cx7="http://schemas.microsoft.com/office/drawing/2016/5/13/chartex" xmlns:cx8="http://schemas.microsoft.com/office/drawing/2016/5/14/chartex" xmlns:mc="http://schemas.openxmlformats.org/markup-compatibility/2006" xmlns:aink="http://schemas.microsoft.com/office/drawing/2016/ink" xmlns:am3d="http://schemas.microsoft.com/office/drawing/2017/model3d" xmlns:o="urn:schemas-microsoft-com:office:office" xmlns:oel="http://schemas.microsoft.com/office/2019/extlst" xmlns:r="http://schemas.openxmlformats.org/officeDocument/2006/relationships" xmlns:m="http://schemas.openxmlformats.org/officeDocument/2006/math" xmlns:v="urn:schemas-microsoft-com:vml" xmlns:wp14="http://schemas.microsoft.com/office/word/2010/wordprocessingDrawing" xmlns:wp="http://schemas.openxmlformats.org/drawingml/2006/wordprocessingDrawing" xmlns:w10="urn:schemas-microsoft-com:office:word" xmlns:w="http://schemas.openxmlformats.org/wordprocessingml/2006/main" xmlns:w14="http://schemas.microsoft.com/office/word/2010/wordml" xmlns:w15="http://schemas.microsoft.com/office/word/2012/wordml" xmlns:w16cex="http://schemas.microsoft.com/office/word/2018/wordml/cex" xmlns:w16cid="http://schemas.microsoft.com/office/word/2016/wordml/cid" xmlns:w16="http://schemas.microsoft.com/office/word/2018/wordml" xmlns:w16du="http://schemas.microsoft.com/office/word/2023/wordml/word16du" xmlns:w16sdtdh="http://schemas.microsoft.com/office/word/2020/wordml/sdtdatahash" xmlns:w16sdtfl="http://schemas.microsoft.com/office/word/2024/wordml/sdtformatlock" xmlns:w16se="http://schemas.microsoft.com/office/word/2015/wordml/symex" xmlns:wpg="http://schemas.microsoft.com/office/word/2010/wordprocessingGroup" xmlns:wpi="http://schemas.microsoft.com/office/word/2010/wordprocessingInk" xmlns:wne="http://schemas.microsoft.com/office/word/2006/wordml" xmlns:wps="http://schemas.microsoft.com/office/word/2010/wordprocessingShape" mc:Ignorable="w14 w15 w16se w16cid w16 w16cex w16sdtdh w16sdtfl w16du wp14">
   <w:body>
     <w:p>
       <w:pPr>
@@ -205,7 +205,7 @@
               </wp:anchor>
             </w:drawing>
           </mc:Choice>
-          <mc:Fallback xmlns:oel="http://schemas.microsoft.com/office/2019/extlst">
+          <mc:Fallback>
             <w:pict>
               <v:rect w14:anchorId="4C256C62" id="Rectángulo 3" o:spid="_x0000_s1026" alt="&quot;&quot;" style="position:absolute;margin-left:-55.95pt;margin-top:26.4pt;width:613.85pt;height:164.25pt;z-index:-251655168;visibility:visible;mso-wrap-style:square;mso-height-percent:0;mso-wrap-distance-left:9pt;mso-wrap-distance-top:0;mso-wrap-distance-right:9pt;mso-wrap-distance-bottom:0;mso-position-horizontal:absolute;mso-position-horizontal-relative:text;mso-position-vertical:absolute;mso-position-vertical-relative:text;mso-height-percent:0;mso-height-relative:margin;v-text-anchor:middle" o:gfxdata="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" fillcolor="#00314d" stroked="f" strokeweight="1pt"/>
             </w:pict>
@@ -290,8 +290,17 @@
                                 <w:rStyle w:val="Extranjerismo"/>
                                 <w:lang w:val="es-ES"/>
                               </w:rPr>
-                              <w:t>Check-out</w:t>
+                              <w:t>Check-</w:t>
                             </w:r>
+                            <w:proofErr w:type="spellStart"/>
+                            <w:r>
+                              <w:rPr>
+                                <w:rStyle w:val="Extranjerismo"/>
+                                <w:lang w:val="es-ES"/>
+                              </w:rPr>
+                              <w:t>out</w:t>
+                            </w:r>
+                            <w:proofErr w:type="spellEnd"/>
                             <w:r>
                               <w:rPr>
                                 <w:bCs/>
@@ -325,7 +334,7 @@
                 <v:stroke joinstyle="miter"/>
                 <v:path gradientshapeok="t" o:connecttype="rect"/>
               </v:shapetype>
-              <v:shape id="Cuadro de texto 2" o:spid="_x0000_s1026" type="#_x0000_t202" alt="&quot;&quot;" style="position:absolute;left:0;text-align:left;margin-left:-25.2pt;margin-top:21.9pt;width:549pt;height:102.95pt;z-index:251663360;visibility:visible;mso-wrap-style:square;mso-width-percent:0;mso-height-percent:0;mso-wrap-distance-left:9pt;mso-wrap-distance-top:3.6pt;mso-wrap-distance-right:9pt;mso-wrap-distance-bottom:3.6pt;mso-position-horizontal:absolute;mso-position-horizontal-relative:margin;mso-position-vertical:absolute;mso-position-vertical-relative:text;mso-width-percent:0;mso-height-percent:0;mso-width-relative:margin;mso-height-relative:margin;v-text-anchor:top" o:gfxdata="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" filled="f" stroked="f">
+              <v:shape id="Cuadro de texto 2" o:spid="_x0000_s1026" type="#_x0000_t202" alt="&quot;&quot;" style="position:absolute;left:0;text-align:left;margin-left:-25.2pt;margin-top:21.9pt;width:549pt;height:102.95pt;z-index:251663360;visibility:visible;mso-wrap-style:square;mso-width-percent:0;mso-height-percent:0;mso-wrap-distance-left:9pt;mso-wrap-distance-top:3.6pt;mso-wrap-distance-right:9pt;mso-wrap-distance-bottom:3.6pt;mso-position-horizontal:absolute;mso-position-horizontal-relative:margin;mso-position-vertical:absolute;mso-position-vertical-relative:text;mso-width-percent:0;mso-height-percent:0;mso-width-relative:margin;mso-height-relative:margin;v-text-anchor:top" o:gfxdata="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" filled="f" stroked="f">
                 <v:textbox>
                   <w:txbxContent>
                     <w:p>
@@ -338,13 +347,20 @@
                           <w:lang w:val="es-CO"/>
                         </w:rPr>
                       </w:pPr>
+                      <w:r>
+                        <w:rPr>
+                          <w:rStyle w:val="Extranjerismo"/>
+                          <w:lang w:val="es-ES"/>
+                        </w:rPr>
+                        <w:t>Check-</w:t>
+                      </w:r>
                       <w:proofErr w:type="spellStart"/>
                       <w:r>
                         <w:rPr>
                           <w:rStyle w:val="Extranjerismo"/>
                           <w:lang w:val="es-ES"/>
                         </w:rPr>
-                        <w:t>Check-out</w:t>
+                        <w:t>out</w:t>
                       </w:r>
                       <w:proofErr w:type="spellEnd"/>
                       <w:r>
@@ -416,6 +432,7 @@
     </w:p>
     <w:p>
       <w:pPr>
+        <w:ind w:left="708" w:firstLine="1"/>
         <w:rPr>
           <w:rFonts w:ascii="Calibri" w:hAnsi="Calibri"/>
           <w:b/>
@@ -462,7 +479,7 @@
         <w:rPr>
           <w:rStyle w:val="TablaCar"/>
         </w:rPr>
-        <w:t xml:space="preserve"> y atención de PQRS aborda los procedimientos técnicos y operativos relacionados con la salida del huésped, la gestión de pagos, la atención de inconformidades y la calidad del servicio en establecimientos de alojamiento. Además, incorpora elementos asociados a transformación digital, automatización de procesos y atención virtual al cliente dentro de la operación hotelera moderna.</w:t>
+        <w:t xml:space="preserve"> y atención de PQRS aborda los procedimientos técnicos y operativos relacionados con la salida del huésped, la gestión de pagos, la atención de inconformidades y la calidad del servicio en establecimientos de alojamiento. Asimismo, incorpora contenidos relacionados con la transformación digital de los servicios de alojamiento, incluyendo la digitalización y automatización de procesos operativos, el uso de herramientas tecnológicas para la gestión del servicio y la atención al cliente mediante canales virtuales, de acuerdo con las necesidades y tendencias del sector hotelero.</w:t>
       </w:r>
     </w:p>
     <w:p>
@@ -492,7 +509,18 @@
           <w:kern w:val="0"/>
           <w14:ligatures w14:val="none"/>
         </w:rPr>
-        <w:t>juni</w:t>
+        <w:t>j</w:t>
+      </w:r>
+      <w:r>
+        <w:rPr>
+          <w:rFonts w:ascii="Calibri" w:hAnsi="Calibri"/>
+          <w:b/>
+          <w:bCs/>
+          <w:color w:val="000000" w:themeColor="text1"/>
+          <w:kern w:val="0"/>
+          <w14:ligatures w14:val="none"/>
+        </w:rPr>
+        <w:t>uni</w:t>
       </w:r>
       <w:r>
         <w:rPr>
@@ -549,7 +577,6 @@
           <w:docPartUnique/>
         </w:docPartObj>
       </w:sdtPr>
-      <w:sdtEndPr/>
       <w:sdtContent>
         <w:p>
           <w:pPr>
@@ -571,10 +598,9 @@
             <w:rPr>
               <w:rFonts w:eastAsiaTheme="minorEastAsia"/>
               <w:noProof/>
-              <w:kern w:val="0"/>
-              <w:sz w:val="22"/>
+              <w:sz w:val="24"/>
+              <w:szCs w:val="24"/>
               <w:lang w:eastAsia="es-CO"/>
-              <w14:ligatures w14:val="none"/>
             </w:rPr>
           </w:pPr>
           <w:r>
@@ -586,7 +612,7 @@
           <w:r>
             <w:fldChar w:fldCharType="separate"/>
           </w:r>
-          <w:hyperlink w:anchor="_Toc232500690" w:history="1">
+          <w:hyperlink w:anchor="_Toc235537811" w:history="1">
             <w:r>
               <w:rPr>
                 <w:rStyle w:val="Hipervnculo"/>
@@ -613,7 +639,7 @@
                 <w:noProof/>
                 <w:webHidden/>
               </w:rPr>
-              <w:instrText xml:space="preserve"> PAGEREF _Toc232500690 \h </w:instrText>
+              <w:instrText xml:space="preserve"> PAGEREF _Toc235537811 \h </w:instrText>
             </w:r>
             <w:r>
               <w:rPr>
@@ -653,13 +679,12 @@
             <w:rPr>
               <w:rFonts w:eastAsiaTheme="minorEastAsia"/>
               <w:noProof/>
-              <w:kern w:val="0"/>
-              <w:sz w:val="22"/>
+              <w:sz w:val="24"/>
+              <w:szCs w:val="24"/>
               <w:lang w:eastAsia="es-CO"/>
-              <w14:ligatures w14:val="none"/>
             </w:rPr>
           </w:pPr>
-          <w:hyperlink w:anchor="_Toc232500691" w:history="1">
+          <w:hyperlink w:anchor="_Toc235537812" w:history="1">
             <w:r>
               <w:rPr>
                 <w:rStyle w:val="Hipervnculo"/>
@@ -669,7 +694,10 @@
             </w:r>
             <w:r>
               <w:rPr>
-                <w:rStyle w:val="Extranjerismo"/>
+                <w:rStyle w:val="Hipervnculo"/>
+                <w:noProof/>
+                <w:spacing w:val="20"/>
+                <w:lang w:val="en-US"/>
               </w:rPr>
               <w:t>check-out</w:t>
             </w:r>
@@ -699,7 +727,7 @@
                 <w:noProof/>
                 <w:webHidden/>
               </w:rPr>
-              <w:instrText xml:space="preserve"> PAGEREF _Toc232500691 \h </w:instrText>
+              <w:instrText xml:space="preserve"> PAGEREF _Toc235537812 \h </w:instrText>
             </w:r>
             <w:r>
               <w:rPr>
@@ -739,13 +767,12 @@
             <w:rPr>
               <w:rFonts w:eastAsiaTheme="minorEastAsia"/>
               <w:noProof/>
-              <w:kern w:val="0"/>
-              <w:sz w:val="22"/>
+              <w:sz w:val="24"/>
+              <w:szCs w:val="24"/>
               <w:lang w:eastAsia="es-CO"/>
-              <w14:ligatures w14:val="none"/>
             </w:rPr>
           </w:pPr>
-          <w:hyperlink w:anchor="_Toc232500692" w:history="1">
+          <w:hyperlink w:anchor="_Toc235537813" w:history="1">
             <w:r>
               <w:rPr>
                 <w:rStyle w:val="Hipervnculo"/>
@@ -772,7 +799,7 @@
                 <w:noProof/>
                 <w:webHidden/>
               </w:rPr>
-              <w:instrText xml:space="preserve"> PAGEREF _Toc232500692 \h </w:instrText>
+              <w:instrText xml:space="preserve"> PAGEREF _Toc235537813 \h </w:instrText>
             </w:r>
             <w:r>
               <w:rPr>
@@ -812,13 +839,12 @@
             <w:rPr>
               <w:rFonts w:eastAsiaTheme="minorEastAsia"/>
               <w:noProof/>
-              <w:kern w:val="0"/>
-              <w:sz w:val="22"/>
+              <w:sz w:val="24"/>
+              <w:szCs w:val="24"/>
               <w:lang w:eastAsia="es-CO"/>
-              <w14:ligatures w14:val="none"/>
             </w:rPr>
           </w:pPr>
-          <w:hyperlink w:anchor="_Toc232500693" w:history="1">
+          <w:hyperlink w:anchor="_Toc235537814" w:history="1">
             <w:r>
               <w:rPr>
                 <w:rStyle w:val="Hipervnculo"/>
@@ -845,7 +871,7 @@
                 <w:noProof/>
                 <w:webHidden/>
               </w:rPr>
-              <w:instrText xml:space="preserve"> PAGEREF _Toc232500693 \h </w:instrText>
+              <w:instrText xml:space="preserve"> PAGEREF _Toc235537814 \h </w:instrText>
             </w:r>
             <w:r>
               <w:rPr>
@@ -885,13 +911,12 @@
             <w:rPr>
               <w:rFonts w:eastAsiaTheme="minorEastAsia"/>
               <w:noProof/>
-              <w:kern w:val="0"/>
-              <w:sz w:val="22"/>
+              <w:sz w:val="24"/>
+              <w:szCs w:val="24"/>
               <w:lang w:eastAsia="es-CO"/>
-              <w14:ligatures w14:val="none"/>
             </w:rPr>
           </w:pPr>
-          <w:hyperlink w:anchor="_Toc232500694" w:history="1">
+          <w:hyperlink w:anchor="_Toc235537815" w:history="1">
             <w:r>
               <w:rPr>
                 <w:rStyle w:val="Hipervnculo"/>
@@ -901,7 +926,10 @@
             </w:r>
             <w:r>
               <w:rPr>
-                <w:rStyle w:val="Extranjerismo"/>
+                <w:rStyle w:val="Hipervnculo"/>
+                <w:noProof/>
+                <w:spacing w:val="20"/>
+                <w:lang w:val="en-US"/>
               </w:rPr>
               <w:t>check-out</w:t>
             </w:r>
@@ -924,7 +952,7 @@
                 <w:noProof/>
                 <w:webHidden/>
               </w:rPr>
-              <w:instrText xml:space="preserve"> PAGEREF _Toc232500694 \h </w:instrText>
+              <w:instrText xml:space="preserve"> PAGEREF _Toc235537815 \h </w:instrText>
             </w:r>
             <w:r>
               <w:rPr>
@@ -964,13 +992,12 @@
             <w:rPr>
               <w:rFonts w:eastAsiaTheme="minorEastAsia"/>
               <w:noProof/>
-              <w:kern w:val="0"/>
-              <w:sz w:val="22"/>
+              <w:sz w:val="24"/>
+              <w:szCs w:val="24"/>
               <w:lang w:eastAsia="es-CO"/>
-              <w14:ligatures w14:val="none"/>
             </w:rPr>
           </w:pPr>
-          <w:hyperlink w:anchor="_Toc232500695" w:history="1">
+          <w:hyperlink w:anchor="_Toc235537816" w:history="1">
             <w:r>
               <w:rPr>
                 <w:rStyle w:val="Hipervnculo"/>
@@ -997,7 +1024,7 @@
                 <w:noProof/>
                 <w:webHidden/>
               </w:rPr>
-              <w:instrText xml:space="preserve"> PAGEREF _Toc232500695 \h </w:instrText>
+              <w:instrText xml:space="preserve"> PAGEREF _Toc235537816 \h </w:instrText>
             </w:r>
             <w:r>
               <w:rPr>
@@ -1037,13 +1064,12 @@
             <w:rPr>
               <w:rFonts w:eastAsiaTheme="minorEastAsia"/>
               <w:noProof/>
-              <w:kern w:val="0"/>
-              <w:sz w:val="22"/>
+              <w:sz w:val="24"/>
+              <w:szCs w:val="24"/>
               <w:lang w:eastAsia="es-CO"/>
-              <w14:ligatures w14:val="none"/>
             </w:rPr>
           </w:pPr>
-          <w:hyperlink w:anchor="_Toc232500696" w:history="1">
+          <w:hyperlink w:anchor="_Toc235537817" w:history="1">
             <w:r>
               <w:rPr>
                 <w:rStyle w:val="Hipervnculo"/>
@@ -1070,7 +1096,7 @@
                 <w:noProof/>
                 <w:webHidden/>
               </w:rPr>
-              <w:instrText xml:space="preserve"> PAGEREF _Toc232500696 \h </w:instrText>
+              <w:instrText xml:space="preserve"> PAGEREF _Toc235537817 \h </w:instrText>
             </w:r>
             <w:r>
               <w:rPr>
@@ -1110,13 +1136,12 @@
             <w:rPr>
               <w:rFonts w:eastAsiaTheme="minorEastAsia"/>
               <w:noProof/>
-              <w:kern w:val="0"/>
-              <w:sz w:val="22"/>
+              <w:sz w:val="24"/>
+              <w:szCs w:val="24"/>
               <w:lang w:eastAsia="es-CO"/>
-              <w14:ligatures w14:val="none"/>
             </w:rPr>
           </w:pPr>
-          <w:hyperlink w:anchor="_Toc232500697" w:history="1">
+          <w:hyperlink w:anchor="_Toc235537818" w:history="1">
             <w:r>
               <w:rPr>
                 <w:rStyle w:val="Hipervnculo"/>
@@ -1143,7 +1168,7 @@
                 <w:noProof/>
                 <w:webHidden/>
               </w:rPr>
-              <w:instrText xml:space="preserve"> PAGEREF _Toc232500697 \h </w:instrText>
+              <w:instrText xml:space="preserve"> PAGEREF _Toc235537818 \h </w:instrText>
             </w:r>
             <w:r>
               <w:rPr>
@@ -1183,13 +1208,12 @@
             <w:rPr>
               <w:rFonts w:eastAsiaTheme="minorEastAsia"/>
               <w:noProof/>
-              <w:kern w:val="0"/>
-              <w:sz w:val="22"/>
+              <w:sz w:val="24"/>
+              <w:szCs w:val="24"/>
               <w:lang w:eastAsia="es-CO"/>
-              <w14:ligatures w14:val="none"/>
             </w:rPr>
           </w:pPr>
-          <w:hyperlink w:anchor="_Toc232500698" w:history="1">
+          <w:hyperlink w:anchor="_Toc235537819" w:history="1">
             <w:r>
               <w:rPr>
                 <w:rStyle w:val="Hipervnculo"/>
@@ -1216,7 +1240,7 @@
                 <w:noProof/>
                 <w:webHidden/>
               </w:rPr>
-              <w:instrText xml:space="preserve"> PAGEREF _Toc232500698 \h </w:instrText>
+              <w:instrText xml:space="preserve"> PAGEREF _Toc235537819 \h </w:instrText>
             </w:r>
             <w:r>
               <w:rPr>
@@ -1256,13 +1280,12 @@
             <w:rPr>
               <w:rFonts w:eastAsiaTheme="minorEastAsia"/>
               <w:noProof/>
-              <w:kern w:val="0"/>
-              <w:sz w:val="22"/>
+              <w:sz w:val="24"/>
+              <w:szCs w:val="24"/>
               <w:lang w:eastAsia="es-CO"/>
-              <w14:ligatures w14:val="none"/>
             </w:rPr>
           </w:pPr>
-          <w:hyperlink w:anchor="_Toc232500699" w:history="1">
+          <w:hyperlink w:anchor="_Toc235537820" w:history="1">
             <w:r>
               <w:rPr>
                 <w:rStyle w:val="Hipervnculo"/>
@@ -1289,7 +1312,7 @@
                 <w:noProof/>
                 <w:webHidden/>
               </w:rPr>
-              <w:instrText xml:space="preserve"> PAGEREF _Toc232500699 \h </w:instrText>
+              <w:instrText xml:space="preserve"> PAGEREF _Toc235537820 \h </w:instrText>
             </w:r>
             <w:r>
               <w:rPr>
@@ -1329,13 +1352,12 @@
             <w:rPr>
               <w:rFonts w:eastAsiaTheme="minorEastAsia"/>
               <w:noProof/>
-              <w:kern w:val="0"/>
-              <w:sz w:val="22"/>
+              <w:sz w:val="24"/>
+              <w:szCs w:val="24"/>
               <w:lang w:eastAsia="es-CO"/>
-              <w14:ligatures w14:val="none"/>
             </w:rPr>
           </w:pPr>
-          <w:hyperlink w:anchor="_Toc232500700" w:history="1">
+          <w:hyperlink w:anchor="_Toc235537821" w:history="1">
             <w:r>
               <w:rPr>
                 <w:rStyle w:val="Hipervnculo"/>
@@ -1362,7 +1384,7 @@
                 <w:noProof/>
                 <w:webHidden/>
               </w:rPr>
-              <w:instrText xml:space="preserve"> PAGEREF _Toc232500700 \h </w:instrText>
+              <w:instrText xml:space="preserve"> PAGEREF _Toc235537821 \h </w:instrText>
             </w:r>
             <w:r>
               <w:rPr>
@@ -1402,13 +1424,12 @@
             <w:rPr>
               <w:rFonts w:eastAsiaTheme="minorEastAsia"/>
               <w:noProof/>
-              <w:kern w:val="0"/>
-              <w:sz w:val="22"/>
+              <w:sz w:val="24"/>
+              <w:szCs w:val="24"/>
               <w:lang w:eastAsia="es-CO"/>
-              <w14:ligatures w14:val="none"/>
             </w:rPr>
           </w:pPr>
-          <w:hyperlink w:anchor="_Toc232500701" w:history="1">
+          <w:hyperlink w:anchor="_Toc235537822" w:history="1">
             <w:r>
               <w:rPr>
                 <w:rStyle w:val="Hipervnculo"/>
@@ -1435,7 +1456,7 @@
                 <w:noProof/>
                 <w:webHidden/>
               </w:rPr>
-              <w:instrText xml:space="preserve"> PAGEREF _Toc232500701 \h </w:instrText>
+              <w:instrText xml:space="preserve"> PAGEREF _Toc235537822 \h </w:instrText>
             </w:r>
             <w:r>
               <w:rPr>
@@ -1475,13 +1496,12 @@
             <w:rPr>
               <w:rFonts w:eastAsiaTheme="minorEastAsia"/>
               <w:noProof/>
-              <w:kern w:val="0"/>
-              <w:sz w:val="22"/>
+              <w:sz w:val="24"/>
+              <w:szCs w:val="24"/>
               <w:lang w:eastAsia="es-CO"/>
-              <w14:ligatures w14:val="none"/>
             </w:rPr>
           </w:pPr>
-          <w:hyperlink w:anchor="_Toc232500702" w:history="1">
+          <w:hyperlink w:anchor="_Toc235537823" w:history="1">
             <w:r>
               <w:rPr>
                 <w:rStyle w:val="Hipervnculo"/>
@@ -1508,7 +1528,7 @@
                 <w:noProof/>
                 <w:webHidden/>
               </w:rPr>
-              <w:instrText xml:space="preserve"> PAGEREF _Toc232500702 \h </w:instrText>
+              <w:instrText xml:space="preserve"> PAGEREF _Toc235537823 \h </w:instrText>
             </w:r>
             <w:r>
               <w:rPr>
@@ -1548,13 +1568,12 @@
             <w:rPr>
               <w:rFonts w:eastAsiaTheme="minorEastAsia"/>
               <w:noProof/>
-              <w:kern w:val="0"/>
-              <w:sz w:val="22"/>
+              <w:sz w:val="24"/>
+              <w:szCs w:val="24"/>
               <w:lang w:eastAsia="es-CO"/>
-              <w14:ligatures w14:val="none"/>
             </w:rPr>
           </w:pPr>
-          <w:hyperlink w:anchor="_Toc232500703" w:history="1">
+          <w:hyperlink w:anchor="_Toc235537824" w:history="1">
             <w:r>
               <w:rPr>
                 <w:rStyle w:val="Hipervnculo"/>
@@ -1581,7 +1600,7 @@
                 <w:noProof/>
                 <w:webHidden/>
               </w:rPr>
-              <w:instrText xml:space="preserve"> PAGEREF _Toc232500703 \h </w:instrText>
+              <w:instrText xml:space="preserve"> PAGEREF _Toc235537824 \h </w:instrText>
             </w:r>
             <w:r>
               <w:rPr>
@@ -1621,13 +1640,12 @@
             <w:rPr>
               <w:rFonts w:eastAsiaTheme="minorEastAsia"/>
               <w:noProof/>
-              <w:kern w:val="0"/>
-              <w:sz w:val="22"/>
+              <w:sz w:val="24"/>
+              <w:szCs w:val="24"/>
               <w:lang w:eastAsia="es-CO"/>
-              <w14:ligatures w14:val="none"/>
             </w:rPr>
           </w:pPr>
-          <w:hyperlink w:anchor="_Toc232500704" w:history="1">
+          <w:hyperlink w:anchor="_Toc235537825" w:history="1">
             <w:r>
               <w:rPr>
                 <w:rStyle w:val="Hipervnculo"/>
@@ -1654,7 +1672,7 @@
                 <w:noProof/>
                 <w:webHidden/>
               </w:rPr>
-              <w:instrText xml:space="preserve"> PAGEREF _Toc232500704 \h </w:instrText>
+              <w:instrText xml:space="preserve"> PAGEREF _Toc235537825 \h </w:instrText>
             </w:r>
             <w:r>
               <w:rPr>
@@ -1694,13 +1712,12 @@
             <w:rPr>
               <w:rFonts w:eastAsiaTheme="minorEastAsia"/>
               <w:noProof/>
-              <w:kern w:val="0"/>
-              <w:sz w:val="22"/>
+              <w:sz w:val="24"/>
+              <w:szCs w:val="24"/>
               <w:lang w:eastAsia="es-CO"/>
-              <w14:ligatures w14:val="none"/>
             </w:rPr>
           </w:pPr>
-          <w:hyperlink w:anchor="_Toc232500705" w:history="1">
+          <w:hyperlink w:anchor="_Toc235537826" w:history="1">
             <w:r>
               <w:rPr>
                 <w:rStyle w:val="Hipervnculo"/>
@@ -1710,7 +1727,10 @@
             </w:r>
             <w:r>
               <w:rPr>
-                <w:rStyle w:val="Extranjerismo"/>
+                <w:rStyle w:val="Hipervnculo"/>
+                <w:noProof/>
+                <w:spacing w:val="20"/>
+                <w:lang w:val="en-US"/>
               </w:rPr>
               <w:t>check-out</w:t>
             </w:r>
@@ -1733,7 +1753,7 @@
                 <w:noProof/>
                 <w:webHidden/>
               </w:rPr>
-              <w:instrText xml:space="preserve"> PAGEREF _Toc232500705 \h </w:instrText>
+              <w:instrText xml:space="preserve"> PAGEREF _Toc235537826 \h </w:instrText>
             </w:r>
             <w:r>
               <w:rPr>
@@ -1753,7 +1773,7 @@
                 <w:noProof/>
                 <w:webHidden/>
               </w:rPr>
-              <w:t>38</w:t>
+              <w:t>39</w:t>
             </w:r>
             <w:r>
               <w:rPr>
@@ -1773,13 +1793,12 @@
             <w:rPr>
               <w:rFonts w:eastAsiaTheme="minorEastAsia"/>
               <w:noProof/>
-              <w:kern w:val="0"/>
-              <w:sz w:val="22"/>
+              <w:sz w:val="24"/>
+              <w:szCs w:val="24"/>
               <w:lang w:eastAsia="es-CO"/>
-              <w14:ligatures w14:val="none"/>
             </w:rPr>
           </w:pPr>
-          <w:hyperlink w:anchor="_Toc232500706" w:history="1">
+          <w:hyperlink w:anchor="_Toc235537827" w:history="1">
             <w:r>
               <w:rPr>
                 <w:rStyle w:val="Hipervnculo"/>
@@ -1806,7 +1825,7 @@
                 <w:noProof/>
                 <w:webHidden/>
               </w:rPr>
-              <w:instrText xml:space="preserve"> PAGEREF _Toc232500706 \h </w:instrText>
+              <w:instrText xml:space="preserve"> PAGEREF _Toc235537827 \h </w:instrText>
             </w:r>
             <w:r>
               <w:rPr>
@@ -1846,13 +1865,12 @@
             <w:rPr>
               <w:rFonts w:eastAsiaTheme="minorEastAsia"/>
               <w:noProof/>
-              <w:kern w:val="0"/>
-              <w:sz w:val="22"/>
+              <w:sz w:val="24"/>
+              <w:szCs w:val="24"/>
               <w:lang w:eastAsia="es-CO"/>
-              <w14:ligatures w14:val="none"/>
             </w:rPr>
           </w:pPr>
-          <w:hyperlink w:anchor="_Toc232500707" w:history="1">
+          <w:hyperlink w:anchor="_Toc235537828" w:history="1">
             <w:r>
               <w:rPr>
                 <w:rStyle w:val="Hipervnculo"/>
@@ -1862,7 +1880,10 @@
             </w:r>
             <w:r>
               <w:rPr>
-                <w:rStyle w:val="Extranjerismo"/>
+                <w:rStyle w:val="Hipervnculo"/>
+                <w:noProof/>
+                <w:spacing w:val="20"/>
+                <w:lang w:val="en-US"/>
               </w:rPr>
               <w:t>check-out</w:t>
             </w:r>
@@ -1885,7 +1906,7 @@
                 <w:noProof/>
                 <w:webHidden/>
               </w:rPr>
-              <w:instrText xml:space="preserve"> PAGEREF _Toc232500707 \h </w:instrText>
+              <w:instrText xml:space="preserve"> PAGEREF _Toc235537828 \h </w:instrText>
             </w:r>
             <w:r>
               <w:rPr>
@@ -1905,7 +1926,7 @@
                 <w:noProof/>
                 <w:webHidden/>
               </w:rPr>
-              <w:t>40</w:t>
+              <w:t>41</w:t>
             </w:r>
             <w:r>
               <w:rPr>
@@ -1925,13 +1946,12 @@
             <w:rPr>
               <w:rFonts w:eastAsiaTheme="minorEastAsia"/>
               <w:noProof/>
-              <w:kern w:val="0"/>
-              <w:sz w:val="22"/>
+              <w:sz w:val="24"/>
+              <w:szCs w:val="24"/>
               <w:lang w:eastAsia="es-CO"/>
-              <w14:ligatures w14:val="none"/>
             </w:rPr>
           </w:pPr>
-          <w:hyperlink w:anchor="_Toc232500708" w:history="1">
+          <w:hyperlink w:anchor="_Toc235537829" w:history="1">
             <w:r>
               <w:rPr>
                 <w:rStyle w:val="Hipervnculo"/>
@@ -1958,7 +1978,7 @@
                 <w:noProof/>
                 <w:webHidden/>
               </w:rPr>
-              <w:instrText xml:space="preserve"> PAGEREF _Toc232500708 \h </w:instrText>
+              <w:instrText xml:space="preserve"> PAGEREF _Toc235537829 \h </w:instrText>
             </w:r>
             <w:r>
               <w:rPr>
@@ -1998,13 +2018,12 @@
             <w:rPr>
               <w:rFonts w:eastAsiaTheme="minorEastAsia"/>
               <w:noProof/>
-              <w:kern w:val="0"/>
-              <w:sz w:val="22"/>
+              <w:sz w:val="24"/>
+              <w:szCs w:val="24"/>
               <w:lang w:eastAsia="es-CO"/>
-              <w14:ligatures w14:val="none"/>
             </w:rPr>
           </w:pPr>
-          <w:hyperlink w:anchor="_Toc232500709" w:history="1">
+          <w:hyperlink w:anchor="_Toc235537830" w:history="1">
             <w:r>
               <w:rPr>
                 <w:rStyle w:val="Hipervnculo"/>
@@ -2031,7 +2050,7 @@
                 <w:noProof/>
                 <w:webHidden/>
               </w:rPr>
-              <w:instrText xml:space="preserve"> PAGEREF _Toc232500709 \h </w:instrText>
+              <w:instrText xml:space="preserve"> PAGEREF _Toc235537830 \h </w:instrText>
             </w:r>
             <w:r>
               <w:rPr>
@@ -2071,13 +2090,12 @@
             <w:rPr>
               <w:rFonts w:eastAsiaTheme="minorEastAsia"/>
               <w:noProof/>
-              <w:kern w:val="0"/>
-              <w:sz w:val="22"/>
+              <w:sz w:val="24"/>
+              <w:szCs w:val="24"/>
               <w:lang w:eastAsia="es-CO"/>
-              <w14:ligatures w14:val="none"/>
             </w:rPr>
           </w:pPr>
-          <w:hyperlink w:anchor="_Toc232500710" w:history="1">
+          <w:hyperlink w:anchor="_Toc235537831" w:history="1">
             <w:r>
               <w:rPr>
                 <w:rStyle w:val="Hipervnculo"/>
@@ -2104,7 +2122,7 @@
                 <w:noProof/>
                 <w:webHidden/>
               </w:rPr>
-              <w:instrText xml:space="preserve"> PAGEREF _Toc232500710 \h </w:instrText>
+              <w:instrText xml:space="preserve"> PAGEREF _Toc235537831 \h </w:instrText>
             </w:r>
             <w:r>
               <w:rPr>
@@ -2144,13 +2162,12 @@
             <w:rPr>
               <w:rFonts w:eastAsiaTheme="minorEastAsia"/>
               <w:noProof/>
-              <w:kern w:val="0"/>
-              <w:sz w:val="22"/>
+              <w:sz w:val="24"/>
+              <w:szCs w:val="24"/>
               <w:lang w:eastAsia="es-CO"/>
-              <w14:ligatures w14:val="none"/>
             </w:rPr>
           </w:pPr>
-          <w:hyperlink w:anchor="_Toc232500711" w:history="1">
+          <w:hyperlink w:anchor="_Toc235537832" w:history="1">
             <w:r>
               <w:rPr>
                 <w:rStyle w:val="Hipervnculo"/>
@@ -2177,7 +2194,7 @@
                 <w:noProof/>
                 <w:webHidden/>
               </w:rPr>
-              <w:instrText xml:space="preserve"> PAGEREF _Toc232500711 \h </w:instrText>
+              <w:instrText xml:space="preserve"> PAGEREF _Toc235537832 \h </w:instrText>
             </w:r>
             <w:r>
               <w:rPr>
@@ -2217,13 +2234,12 @@
             <w:rPr>
               <w:rFonts w:eastAsiaTheme="minorEastAsia"/>
               <w:noProof/>
-              <w:kern w:val="0"/>
-              <w:sz w:val="22"/>
+              <w:sz w:val="24"/>
+              <w:szCs w:val="24"/>
               <w:lang w:eastAsia="es-CO"/>
-              <w14:ligatures w14:val="none"/>
             </w:rPr>
           </w:pPr>
-          <w:hyperlink w:anchor="_Toc232500712" w:history="1">
+          <w:hyperlink w:anchor="_Toc235537833" w:history="1">
             <w:r>
               <w:rPr>
                 <w:rStyle w:val="Hipervnculo"/>
@@ -2250,7 +2266,7 @@
                 <w:noProof/>
                 <w:webHidden/>
               </w:rPr>
-              <w:instrText xml:space="preserve"> PAGEREF _Toc232500712 \h </w:instrText>
+              <w:instrText xml:space="preserve"> PAGEREF _Toc235537833 \h </w:instrText>
             </w:r>
             <w:r>
               <w:rPr>
@@ -2298,7 +2314,7 @@
       <w:pPr>
         <w:pStyle w:val="Titulosgenerales"/>
       </w:pPr>
-      <w:bookmarkStart w:id="0" w:name="_Toc232500690"/>
+      <w:bookmarkStart w:id="0" w:name="_Toc235537811"/>
       <w:r>
         <w:lastRenderedPageBreak/>
         <w:t>Introducción</w:t>
@@ -2330,7 +2346,7 @@
         <w:t>check-out</w:t>
       </w:r>
       <w:r>
-        <w:t>, la atención de peticiones, quejas, reclamos y sugerencias, la solución de novedades operativas y aplicada al servicio hotelero. Asimismo, se fortalecen criterios relacionados con comunicación, calidad en la atención, trazabilidad operativa y uso de herramientas tecnológicas orientadas a mejorar la experiencia del huésped y optimizar los procesos de servicio en hotelería contemporánea.</w:t>
+        <w:t>, la atención de peticiones, quejas, reclamos y sugerencias, la solución de novedades operativas aplicada al servicio hotelero. Asimismo, se fortalecen criterios relacionados con comunicación, calidad en la atención, trazabilidad operativa y uso de herramientas tecnológicas orientadas a mejorar la experiencia del huésped y optimizar los procesos de servicio en hotelería contemporánea.</w:t>
       </w:r>
     </w:p>
     <w:p/>
@@ -2347,7 +2363,7 @@
       <w:pPr>
         <w:pStyle w:val="Ttulo1"/>
       </w:pPr>
-      <w:bookmarkStart w:id="1" w:name="_Toc232500691"/>
+      <w:bookmarkStart w:id="1" w:name="_Toc235537812"/>
       <w:r>
         <w:lastRenderedPageBreak/>
         <w:t xml:space="preserve">Proceso de </w:t>
@@ -2385,7 +2401,15 @@
     </w:p>
     <w:p>
       <w:r>
-        <w:t xml:space="preserve">En la hotelería contemporánea, el proceso de </w:t>
+        <w:t xml:space="preserve">En la </w:t>
+      </w:r>
+      <w:proofErr w:type="gramStart"/>
+      <w:r>
+        <w:t>hotelería contemporánea</w:t>
+      </w:r>
+      <w:proofErr w:type="gramEnd"/>
+      <w:r>
+        <w:t xml:space="preserve">, el proceso de </w:t>
       </w:r>
       <w:r>
         <w:rPr>
@@ -2401,7 +2425,7 @@
       <w:pPr>
         <w:pStyle w:val="Ttulo2"/>
       </w:pPr>
-      <w:bookmarkStart w:id="2" w:name="_Toc232500692"/>
+      <w:bookmarkStart w:id="2" w:name="_Toc235537813"/>
       <w:r>
         <w:t>Finalización de la estadía y cierre de cuenta</w:t>
       </w:r>
@@ -2437,7 +2461,13 @@
         <w:t>.</w:t>
       </w:r>
       <w:r>
-        <w:t xml:space="preserve"> En muchos establecimientos de alojamiento, el área de recepción mantiene comunicación permanente con departamentos como ama de llaves, restaurante o auditoría para confirmar el estado de la habitación y validar consumos pendientes antes de autorizar la salida definitiva. Esta articulación entre áreas resulta fundamental para garantizar control operativo y mantener trazabilidad sobre la operación hotelera.</w:t>
+        <w:t xml:space="preserve"> En muchos establecimientos de alojamiento, el área de recepción mantiene comunicación permanente con departamentos como ama de llaves, restaurante o auditoría para confirmar el estado de la habitación y validar consumos pendientes antes de autorizar la salida definitiva. Esta articulación entre áreas resulta fundamental para garantizar </w:t>
+      </w:r>
+      <w:r>
+        <w:t xml:space="preserve">el </w:t>
+      </w:r>
+      <w:r>
+        <w:t>control operativo y mantener trazabilidad sobre la operación hotelera.</w:t>
       </w:r>
     </w:p>
     <w:p>
@@ -2452,7 +2482,13 @@
         <w:t>.</w:t>
       </w:r>
       <w:r>
-        <w:t xml:space="preserve"> Asimismo, durante el cierre de cuenta se revisan anticipos, depósitos o garantías de pago registrados previamente en la reserva del huésped. Esta validación permite confirmar saldos pendientes y asegurar que la cuenta final refleje correctamente los valores asociados a la estadía. Cuando existen inconsistencias, el personal encargado debe atender la situación con claridad y disposición de servicio, evitando afectar negativamente la experiencia del cliente.</w:t>
+        <w:t xml:space="preserve"> Asimismo, durante el cierre de cuenta se revisan anticipos, depósitos o garantías de pago registrados previamente en la reserva del huésped. Esta validación permite confirmar saldos pendientes y asegurar que la cuenta final refleje correctamente los valores asociados a la estadía. Cuando existen inconsistencias, el personal encargado debe atender la situación con claridad y </w:t>
+      </w:r>
+      <w:r>
+        <w:t>actitud</w:t>
+      </w:r>
+      <w:r>
+        <w:t xml:space="preserve"> de servicio, evitando afectar negativamente la experiencia del cliente.</w:t>
       </w:r>
     </w:p>
     <w:p>
@@ -2487,7 +2523,7 @@
       <w:pPr>
         <w:pStyle w:val="Ttulo2"/>
       </w:pPr>
-      <w:bookmarkStart w:id="3" w:name="_Toc232500693"/>
+      <w:bookmarkStart w:id="3" w:name="_Toc235537814"/>
       <w:r>
         <w:t>Facturación y verificación operativa</w:t>
       </w:r>
@@ -2500,7 +2536,13 @@
     </w:p>
     <w:p>
       <w:r>
-        <w:t>Durante esta etapa, el personal encargado debe revisar cuidadosamente la información registrada en el sistema para verificar que los valores correspondan realmente a los servicios consumidos. La validación incluye tarifas de alojamiento, impuestos, descuentos, consumos adicionales y pagos realizados previamente. Esta revisión requiere atención al detalle y manejo adecuado de los procedimientos operativos del establecimiento.</w:t>
+        <w:t>Durante esta etapa, el personal encargado debe revisar cuidadosamente la información registrada en el sistema para verificar que los valores correspondan realmente a los servicios consumidos. La validación incluye tarifas de alojamiento, impuestos, descuentos, consumos adicionales y pagos realizados previamente. Esta revisión requiere atención al detalle y</w:t>
+      </w:r>
+      <w:r>
+        <w:t xml:space="preserve"> un</w:t>
+      </w:r>
+      <w:r>
+        <w:t xml:space="preserve"> manejo adecuado de los procedimientos operativos del establecimiento.</w:t>
       </w:r>
     </w:p>
     <w:p>
@@ -2596,7 +2638,19 @@
     </w:p>
     <w:p>
       <w:r>
-        <w:t>Recomendación: mantener sincronización y actualización constante de tarifas.</w:t>
+        <w:t xml:space="preserve">Recomendación: mantener </w:t>
+      </w:r>
+      <w:r>
+        <w:t xml:space="preserve">la </w:t>
+      </w:r>
+      <w:r>
+        <w:t xml:space="preserve">sincronización y </w:t>
+      </w:r>
+      <w:r>
+        <w:t xml:space="preserve">la </w:t>
+      </w:r>
+      <w:r>
+        <w:t>actualización constante de tarifas.</w:t>
       </w:r>
     </w:p>
     <w:p>
@@ -2659,7 +2713,6 @@
         <w:t>Recomendación: confirmar consumos con las áreas operativas.</w:t>
       </w:r>
     </w:p>
-    <w:p/>
     <w:p>
       <w:pPr>
         <w:rPr>
@@ -2728,7 +2781,19 @@
     </w:p>
     <w:p>
       <w:r>
-        <w:t>Actualmente, muchos establecimientos utilizan sistemas de facturación electrónica integrados al PMS, lo que permite automatizar procesos y mantener trazabilidad sobre las transacciones realizadas. Estas herramientas facilitan la generación de comprobantes, agilizan el cierre de cuenta y fortalecen el control financiero de la operación hotelera.</w:t>
+        <w:t>Actualmente, muchos establecimientos utilizan sistemas de facturación electrónica integrados al PMS, lo que permite automatizar procesos y</w:t>
+      </w:r>
+      <w:r>
+        <w:t xml:space="preserve"> </w:t>
+      </w:r>
+      <w:r>
+        <w:t xml:space="preserve">mantener </w:t>
+      </w:r>
+      <w:r>
+        <w:t xml:space="preserve">la </w:t>
+      </w:r>
+      <w:r>
+        <w:t>trazabilidad sobre las transacciones realizadas. Estas herramientas facilitan la generación de comprobantes, agilizan el cierre de cuenta y fortalecen el control financiero de la operación hotelera.</w:t>
       </w:r>
     </w:p>
     <w:p>
@@ -2740,7 +2805,7 @@
       <w:pPr>
         <w:pStyle w:val="Ttulo2"/>
       </w:pPr>
-      <w:bookmarkStart w:id="4" w:name="_Toc232500694"/>
+      <w:bookmarkStart w:id="4" w:name="_Toc235537815"/>
       <w:r>
         <w:t xml:space="preserve">Atención al huésped durante el </w:t>
       </w:r>
@@ -2775,7 +2840,13 @@
     </w:p>
     <w:p>
       <w:r>
-        <w:t>Durante esta etapa, el huésped puede presentar inquietudes relacionadas con consumos, tiempos de espera, facturación o medios de pago. Frente a estas situaciones, el personal de recepción debe mantener una comunicación clara, respetuosa y profesional, brindando información precisa y demostrando disposición para resolver cualquier novedad presentada.</w:t>
+        <w:t xml:space="preserve">Durante esta etapa, el huésped puede presentar inquietudes relacionadas con consumos, tiempos de espera, facturación o medios de pago. Frente a estas situaciones, el personal de recepción debe mantener una comunicación clara, respetuosa y profesional, brindando información precisa y demostrando </w:t>
+      </w:r>
+      <w:r>
+        <w:t>actitud de servicio</w:t>
+      </w:r>
+      <w:r>
+        <w:t xml:space="preserve"> para resolver cualquier novedad presentada.</w:t>
       </w:r>
     </w:p>
     <w:p>
@@ -2819,9 +2890,9 @@
           <w:noProof/>
         </w:rPr>
         <w:drawing>
-          <wp:inline distT="0" distB="0" distL="0" distR="0" wp14:anchorId="2D09E3AF" wp14:editId="3060B030">
-            <wp:extent cx="5121905" cy="1872691"/>
-            <wp:effectExtent l="0" t="0" r="3175" b="0"/>
+          <wp:inline distT="0" distB="0" distL="0" distR="0" wp14:anchorId="2D09E3AF" wp14:editId="06E69527">
+            <wp:extent cx="4680000" cy="1711120"/>
+            <wp:effectExtent l="0" t="0" r="6350" b="3810"/>
             <wp:docPr id="3" name="Gráfico 3" descr="En la figura 1, titulada Buenas prácticas de atención en el check-out, se presenta una secuencia de seis habilidades o buenas prácticas de atención al momento de la salida del huésped del hotel organizados de arriba hacia abajo, conectados por una línea vertical.&#10;Estas son las siguientes:&#10;Escuchar con atención &#10;Prestar atención activa a necesidades e inquietudes del huésped.&#10;Verificar información&#10;Confirmar datos, consumos y cargos antes de realizar el cobro.&#10;Resolver inquietudes&#10;Responder de forma clara, precisa y oportuna todas las preguntas del huésped.&#10;Actitud cordial&#10;Mantener trato amable, respetuoso, y profesional durante toda la atención.&#10;Agilizar tiempos&#10;Organizar los procesos y evitar demoras innecesarias durante el check-out.&#10;Cerrar amablemente&#10;Despedida cordial y agradecimiento por su visita, dejando una buena impresión final.&#10;"/>
             <wp:cNvGraphicFramePr>
               <a:graphicFrameLocks xmlns:a="http://schemas.openxmlformats.org/drawingml/2006/main" noChangeAspect="1"/>
@@ -2851,7 +2922,7 @@
                   <pic:spPr>
                     <a:xfrm>
                       <a:off x="0" y="0"/>
-                      <a:ext cx="5150461" cy="1883132"/>
+                      <a:ext cx="4680000" cy="1711120"/>
                     </a:xfrm>
                     <a:prstGeom prst="rect">
                       <a:avLst/>
@@ -2901,7 +2972,7 @@
       <w:pPr>
         <w:pStyle w:val="Ttulo2"/>
       </w:pPr>
-      <w:bookmarkStart w:id="5" w:name="_Toc232500695"/>
+      <w:bookmarkStart w:id="5" w:name="_Toc235537816"/>
       <w:r>
         <w:t>Tecnología aplicada al proceso de salida</w:t>
       </w:r>
@@ -3118,7 +3189,13 @@
     </w:p>
     <w:p>
       <w:r>
-        <w:t>En algunos establecimientos, el huésped puede realizar parte del proceso de salida mediante aplicaciones móviles o plataformas de autoservicio, validando consumos y efectuando pagos sin necesidad de interacción presencial permanente con el personal de recepción. Estas tendencias responden a nuevas dinámicas del turismo y a usuarios que valoran rapidez, conectividad y autonomía durante la prestación del servicio.</w:t>
+        <w:t xml:space="preserve">En algunos establecimientos, el huésped puede realizar parte del proceso de salida mediante aplicaciones móviles o plataformas de autoservicio, validando consumos y efectuando pagos sin necesidad de interacción presencial permanente con el personal de recepción. Estas tendencias responden a nuevas dinámicas del turismo y a </w:t>
+      </w:r>
+      <w:r>
+        <w:t>huéspedes</w:t>
+      </w:r>
+      <w:r>
+        <w:t xml:space="preserve"> que valoran rapidez, conectividad y autonomía durante la prestación del servicio.</w:t>
       </w:r>
     </w:p>
     <w:p>
@@ -3162,7 +3239,7 @@
       <w:pPr>
         <w:pStyle w:val="Ttulo1"/>
       </w:pPr>
-      <w:bookmarkStart w:id="6" w:name="_Toc232500696"/>
+      <w:bookmarkStart w:id="6" w:name="_Toc235537817"/>
       <w:r>
         <w:lastRenderedPageBreak/>
         <w:t>PQRS en establecimientos hoteleros</w:t>
@@ -3183,7 +3260,7 @@
       <w:pPr>
         <w:pStyle w:val="Ttulo2"/>
       </w:pPr>
-      <w:bookmarkStart w:id="7" w:name="_Toc232500697"/>
+      <w:bookmarkStart w:id="7" w:name="_Toc235537818"/>
       <w:r>
         <w:t>Gestión de peticiones, quejas, reclamos y sugerencias</w:t>
       </w:r>
@@ -3336,9 +3413,9 @@
           <w:noProof/>
         </w:rPr>
         <w:drawing>
-          <wp:inline distT="0" distB="0" distL="0" distR="0" wp14:anchorId="3E11B074" wp14:editId="0E986D32">
-            <wp:extent cx="6332220" cy="1949450"/>
-            <wp:effectExtent l="0" t="0" r="0" b="0"/>
+          <wp:inline distT="0" distB="0" distL="0" distR="0" wp14:anchorId="3E11B074" wp14:editId="2BE9F68E">
+            <wp:extent cx="4680000" cy="1440794"/>
+            <wp:effectExtent l="0" t="0" r="6350" b="7620"/>
             <wp:docPr id="4" name="Gráfico 4" descr="La figura 2 presenta los seis canales utilizados por los establecimientos hoteleros para recibir peticiones, quejas, reclamos y sugerencias de los huéspedes.&#10;El primer canal corresponde a Atención presencial, representa la interacción directa entre el cliente y el personal del establecimiento.&#10;El segundo canal es Llamadas telefónicas y hace referencia a la atención de solicitudes e inconformidades mediante comunicación telefónica.&#10;El tercer canal corresponde a Correo electrónico, representa el envío y recepción de solicitudes o reclamaciones por medios digitales escritos.&#10;El cuarto canal es Formularios digitales, indica el registro virtual de PQRS mediante plataformas digitales.&#10;El quinto canal corresponde a Plataformas web y representa la atención y gestión de solicitudes a través de sitios web institucionales.&#10;El sexto canal es Redes sociales y hace referencia a la interacción y atención de comentarios o reclamaciones mediante plataformas sociales en línea.&#10;"/>
             <wp:cNvGraphicFramePr>
               <a:graphicFrameLocks xmlns:a="http://schemas.openxmlformats.org/drawingml/2006/main" noChangeAspect="1"/>
@@ -3368,7 +3445,7 @@
                   <pic:spPr>
                     <a:xfrm>
                       <a:off x="0" y="0"/>
-                      <a:ext cx="6332220" cy="1949450"/>
+                      <a:ext cx="4680000" cy="1440794"/>
                     </a:xfrm>
                     <a:prstGeom prst="rect">
                       <a:avLst/>
@@ -3403,7 +3480,7 @@
       <w:pPr>
         <w:pStyle w:val="Ttulo2"/>
       </w:pPr>
-      <w:bookmarkStart w:id="8" w:name="_Toc232500698"/>
+      <w:bookmarkStart w:id="8" w:name="_Toc235537819"/>
       <w:r>
         <w:t>Atención y comunicación en situaciones de inconformidad</w:t>
       </w:r>
@@ -3416,8 +3493,11 @@
     </w:p>
     <w:p>
       <w:r>
+        <w:t xml:space="preserve">Durante la atención de PQRS, la comunicación debe desarrollarse mediante un lenguaje claro, respetuoso y orientado a la solución. El huésped necesita sentir que su </w:t>
+      </w:r>
+      <w:r>
         <w:lastRenderedPageBreak/>
-        <w:t>Durante la atención de PQRS, la comunicación debe desarrollarse mediante un lenguaje claro, respetuoso y orientado a la solución. El huésped necesita sentir que su situación es escuchada y atendida con interés genuino. Por esta razón, habilidades como la escucha activa, la empatía y el manejo adecuado de emociones resultan fundamentales dentro de la operación hotelera.</w:t>
+        <w:t>situación es escuchada y atendida con interés genuino. Por esta razón, habilidades como la escucha activa, la empatía y el manejo adecuado de emociones resultan fundamentales dentro de la operación hotelera.</w:t>
       </w:r>
     </w:p>
     <w:p>
@@ -3664,15 +3744,12 @@
     </w:p>
     <w:p>
       <w:r>
-        <w:t xml:space="preserve">Cuando se presenta una inconformidad, el personal debe evitar respuestas impulsivas o discusiones que puedan intensificar el conflicto. La atención profesional implica mantener control emocional, verificar la información relacionada con el caso y </w:t>
-      </w:r>
+        <w:t>Cuando se presenta una inconformidad, el personal debe evitar respuestas impulsivas o discusiones que puedan intensificar el conflicto. La atención profesional implica mantener control emocional, verificar la información relacionada con el caso y explicar de manera clara las alternativas de solución disponibles según las políticas del establecimiento.</w:t>
+      </w:r>
+    </w:p>
+    <w:p>
       <w:r>
         <w:lastRenderedPageBreak/>
-        <w:t>explicar de manera clara las alternativas de solución disponibles según las políticas del establecimiento.</w:t>
-      </w:r>
-    </w:p>
-    <w:p>
-      <w:r>
         <w:t>Entre las situaciones más frecuentes que generan inconformidades en hotelería se encuentran:</w:t>
       </w:r>
     </w:p>
@@ -3784,198 +3861,202 @@
           <w:b/>
           <w:bCs/>
         </w:rPr>
+        <w:t>Errores en procesos de pago</w:t>
+      </w:r>
+      <w:r>
+        <w:t>.</w:t>
+      </w:r>
+      <w:r>
+        <w:t xml:space="preserve"> Pagos rechazados, cobros duplicados o inconvenientes tecnológicos durante las transacciones generan molestias y retrasos.</w:t>
+      </w:r>
+    </w:p>
+    <w:p>
+      <w:r>
+        <w:rPr>
+          <w:b/>
+          <w:bCs/>
+        </w:rPr>
         <w:lastRenderedPageBreak/>
-        <w:t>Errores en procesos de pago</w:t>
+        <w:t>Incumplimiento de solicitudes especiales</w:t>
       </w:r>
       <w:r>
         <w:t>.</w:t>
       </w:r>
       <w:r>
-        <w:t xml:space="preserve"> Pagos rechazados, cobros duplicados o inconvenientes tecnológicos durante las transacciones generan molestias y retrasos.</w:t>
-      </w:r>
-    </w:p>
-    <w:p>
-      <w:r>
-        <w:rPr>
-          <w:b/>
-          <w:bCs/>
-        </w:rPr>
-        <w:t>Incumplimiento de solicitudes especiales</w:t>
+        <w:t xml:space="preserve"> No atender requerimientos previamente acordados, como preferencias de habitación o servicios adicionales, puede ocasionar reclamaciones del huésped.</w:t>
+      </w:r>
+    </w:p>
+    <w:p>
+      <w:r>
+        <w:t>Cada situación requiere análisis y tratamiento oportuno para evitar afectar la experiencia general del huésped.</w:t>
+      </w:r>
+    </w:p>
+    <w:p>
+      <w:r>
+        <w:t>La capacidad de resolver novedades de manera organizada y cordial fortalece la imagen del establecimiento y contribuye a desarrollar relaciones de confianza con los huéspedes. En muchos casos, la solución adecuada de una inconformidad puede influir positivamente en futuras decisiones de reserva y recomendaciones del huésped.</w:t>
+      </w:r>
+    </w:p>
+    <w:p>
+      <w:pPr>
+        <w:pStyle w:val="Ttulo2"/>
+      </w:pPr>
+      <w:bookmarkStart w:id="9" w:name="_Toc235537820"/>
+      <w:r>
+        <w:t>Procedimientos y trazabilidad de PQRS</w:t>
+      </w:r>
+      <w:bookmarkEnd w:id="9"/>
+    </w:p>
+    <w:p>
+      <w:r>
+        <w:t>La atención de PQRS requiere procedimientos organizados que permitan registrar, analizar y realizar seguimiento a cada situación presentada por los huéspedes. La trazabilidad de estos procesos facilita identificar causas recurrentes, evaluar tiempos de respuesta y fortalecer la mejora continua dentro de la operación hotelera.</w:t>
+      </w:r>
+    </w:p>
+    <w:p>
+      <w:r>
+        <w:t xml:space="preserve">Cuando un huésped presenta una petición, queja, reclamo o sugerencia, el establecimiento debe generar un registro que permita documentar la situación, la fecha de recepción, el área involucrada y las acciones realizadas para su atención. Esta información resulta importante tanto para el seguimiento interno como para la evaluación de la calidad del servicio. </w:t>
+      </w:r>
+    </w:p>
+    <w:p>
+      <w:r>
+        <w:t>A continuación, se presenta la ruta de gestión y seguimiento de PQRS en hotelería:</w:t>
+      </w:r>
+    </w:p>
+    <w:p>
+      <w:pPr>
+        <w:rPr>
+          <w:b/>
+          <w:bCs/>
+        </w:rPr>
+      </w:pPr>
+      <w:r>
+        <w:rPr>
+          <w:b/>
+          <w:bCs/>
+        </w:rPr>
+        <w:lastRenderedPageBreak/>
+        <w:t>Recepción de la PQRS</w:t>
+      </w:r>
+    </w:p>
+    <w:p>
+      <w:r>
+        <w:t>El huésped presenta una petición, queja, reclamo o sugerencia mediante canales presenciales o digitales.</w:t>
+      </w:r>
+    </w:p>
+    <w:p>
+      <w:pPr>
+        <w:rPr>
+          <w:b/>
+          <w:bCs/>
+        </w:rPr>
+      </w:pPr>
+      <w:r>
+        <w:rPr>
+          <w:b/>
+          <w:bCs/>
+        </w:rPr>
+        <w:t>Registro de la situación</w:t>
+      </w:r>
+    </w:p>
+    <w:p>
+      <w:r>
+        <w:t>El establecimiento documenta la fecha, el área involucrada y la información relacionada con el caso.</w:t>
+      </w:r>
+    </w:p>
+    <w:p>
+      <w:pPr>
+        <w:rPr>
+          <w:b/>
+          <w:bCs/>
+        </w:rPr>
+      </w:pPr>
+      <w:r>
+        <w:rPr>
+          <w:b/>
+          <w:bCs/>
+        </w:rPr>
+        <w:t>Verificación y análisis</w:t>
+      </w:r>
+    </w:p>
+    <w:p>
+      <w:r>
+        <w:t>El personal revisa la información y determina las acciones necesarias para atender la situación.</w:t>
+      </w:r>
+    </w:p>
+    <w:p>
+      <w:pPr>
+        <w:rPr>
+          <w:b/>
+          <w:bCs/>
+        </w:rPr>
+      </w:pPr>
+      <w:r>
+        <w:rPr>
+          <w:b/>
+          <w:bCs/>
+        </w:rPr>
+        <w:t>Escalamiento interno</w:t>
+      </w:r>
+    </w:p>
+    <w:p>
+      <w:r>
+        <w:t>Dependiendo del caso, la situación puede ser remitida a áreas como contabilidad, recepción, mantenimiento o ama de llaves.</w:t>
+      </w:r>
+    </w:p>
+    <w:p>
+      <w:pPr>
+        <w:rPr>
+          <w:b/>
+          <w:bCs/>
+        </w:rPr>
+      </w:pPr>
+      <w:r>
+        <w:rPr>
+          <w:b/>
+          <w:bCs/>
+        </w:rPr>
+        <w:t>Seguimiento digital</w:t>
+      </w:r>
+    </w:p>
+    <w:p>
+      <w:r>
+        <w:t>Las plataformas tecnológicas permiten actualizar estados, generar alertas y almacenar soportes de atención.</w:t>
+      </w:r>
+    </w:p>
+    <w:p>
+      <w:pPr>
+        <w:rPr>
+          <w:b/>
+          <w:bCs/>
+        </w:rPr>
+      </w:pPr>
+      <w:r>
+        <w:rPr>
+          <w:b/>
+          <w:bCs/>
+        </w:rPr>
+        <w:t>Respuesta y cierre</w:t>
+      </w:r>
+    </w:p>
+    <w:p>
+      <w:r>
+        <w:t>El establecimiento comunica la solución al huésped y realiza seguimiento al cierre del caso.</w:t>
+      </w:r>
+    </w:p>
+    <w:p>
+      <w:r>
+        <w:lastRenderedPageBreak/>
+        <w:t>En muchos hoteles, los casos relacionados con PQRS son escalados a diferentes áreas dependiendo de la complejidad de la situación. Por ejemplo, temas asociados a facturación pueden ser remitidos a contabilidad, mientras que novedades relacionadas con habitaciones pueden involucrar a ama de llaves o mantenimiento. La adecuada coordinación entre departamentos favorece soluciones más rápidas y efectivas.</w:t>
+      </w:r>
+    </w:p>
+    <w:p>
+      <w:r>
+        <w:t xml:space="preserve">Actualmente, muchos establecimientos utilizan plataformas digitales para gestionar y monitorear PQRS, </w:t>
+      </w:r>
+      <w:r>
+        <w:t>permitiendo fortalecer la organización operativa y ejercer un mayor control sobre las respuestas ofrecidas a los huéspedes</w:t>
       </w:r>
       <w:r>
         <w:t>.</w:t>
-      </w:r>
-      <w:r>
-        <w:t xml:space="preserve"> No atender requerimientos previamente acordados, como preferencias de habitación o servicios adicionales, puede ocasionar reclamaciones del huésped.</w:t>
-      </w:r>
-    </w:p>
-    <w:p>
-      <w:r>
-        <w:t>Cada situación requiere análisis y tratamiento oportuno para evitar afectar la experiencia general del huésped.</w:t>
-      </w:r>
-    </w:p>
-    <w:p>
-      <w:r>
-        <w:t>La capacidad de resolver novedades de manera organizada y cordial fortalece la imagen del establecimiento y contribuye a desarrollar relaciones de confianza con los huéspedes. En muchos casos, la solución adecuada de una inconformidad puede influir positivamente en futuras decisiones de reserva y recomendaciones del huésped.</w:t>
-      </w:r>
-    </w:p>
-    <w:p>
-      <w:pPr>
-        <w:pStyle w:val="Ttulo2"/>
-      </w:pPr>
-      <w:bookmarkStart w:id="9" w:name="_Toc232500699"/>
-      <w:r>
-        <w:t>Procedimientos y trazabilidad de PQRS</w:t>
-      </w:r>
-      <w:bookmarkEnd w:id="9"/>
-    </w:p>
-    <w:p>
-      <w:r>
-        <w:t>La atención de PQRS requiere procedimientos organizados que permitan registrar, analizar y realizar seguimiento a cada situación presentada por los huéspedes. La trazabilidad de estos procesos facilita identificar causas recurrentes, evaluar tiempos de respuesta y fortalecer la mejora continua dentro de la operación hotelera.</w:t>
-      </w:r>
-    </w:p>
-    <w:p>
-      <w:r>
-        <w:t xml:space="preserve">Cuando un huésped presenta una petición, queja, reclamo o sugerencia, el establecimiento debe generar un registro que permita documentar la situación, la fecha de recepción, el área involucrada y las acciones realizadas para su atención. Esta información resulta importante tanto para el seguimiento interno como para la evaluación de la calidad del servicio. </w:t>
-      </w:r>
-    </w:p>
-    <w:p>
-      <w:r>
-        <w:lastRenderedPageBreak/>
-        <w:t>A continuación, se presenta la ruta de gestión y seguimiento de PQRS en hotelería:</w:t>
-      </w:r>
-    </w:p>
-    <w:p>
-      <w:pPr>
-        <w:rPr>
-          <w:b/>
-          <w:bCs/>
-        </w:rPr>
-      </w:pPr>
-      <w:r>
-        <w:rPr>
-          <w:b/>
-          <w:bCs/>
-        </w:rPr>
-        <w:t>Recepción de la PQRS</w:t>
-      </w:r>
-    </w:p>
-    <w:p>
-      <w:r>
-        <w:t>El huésped presenta una petición, queja, reclamo o sugerencia mediante canales presenciales o digitales.</w:t>
-      </w:r>
-    </w:p>
-    <w:p>
-      <w:pPr>
-        <w:rPr>
-          <w:b/>
-          <w:bCs/>
-        </w:rPr>
-      </w:pPr>
-      <w:r>
-        <w:rPr>
-          <w:b/>
-          <w:bCs/>
-        </w:rPr>
-        <w:t>Registro de la situación</w:t>
-      </w:r>
-    </w:p>
-    <w:p>
-      <w:r>
-        <w:t>El establecimiento documenta la fecha, el área involucrada y la información relacionada con el caso.</w:t>
-      </w:r>
-    </w:p>
-    <w:p>
-      <w:pPr>
-        <w:rPr>
-          <w:b/>
-          <w:bCs/>
-        </w:rPr>
-      </w:pPr>
-      <w:r>
-        <w:rPr>
-          <w:b/>
-          <w:bCs/>
-        </w:rPr>
-        <w:t>Verificación y análisis</w:t>
-      </w:r>
-    </w:p>
-    <w:p>
-      <w:r>
-        <w:t>El personal revisa la información y determina las acciones necesarias para atender la situación.</w:t>
-      </w:r>
-    </w:p>
-    <w:p>
-      <w:pPr>
-        <w:rPr>
-          <w:b/>
-          <w:bCs/>
-        </w:rPr>
-      </w:pPr>
-      <w:r>
-        <w:rPr>
-          <w:b/>
-          <w:bCs/>
-        </w:rPr>
-        <w:t>Escalamiento interno</w:t>
-      </w:r>
-    </w:p>
-    <w:p>
-      <w:r>
-        <w:t>Dependiendo del caso, la situación puede ser remitida a áreas como contabilidad, recepción, mantenimiento o ama de llaves.</w:t>
-      </w:r>
-    </w:p>
-    <w:p>
-      <w:pPr>
-        <w:rPr>
-          <w:b/>
-          <w:bCs/>
-        </w:rPr>
-      </w:pPr>
-      <w:r>
-        <w:rPr>
-          <w:b/>
-          <w:bCs/>
-        </w:rPr>
-        <w:t>Seguimiento digital</w:t>
-      </w:r>
-    </w:p>
-    <w:p>
-      <w:r>
-        <w:t>Las plataformas tecnológicas permiten actualizar estados, generar alertas y almacenar soportes de atención.</w:t>
-      </w:r>
-    </w:p>
-    <w:p/>
-    <w:p/>
-    <w:p>
-      <w:pPr>
-        <w:rPr>
-          <w:b/>
-          <w:bCs/>
-        </w:rPr>
-      </w:pPr>
-      <w:r>
-        <w:rPr>
-          <w:b/>
-          <w:bCs/>
-        </w:rPr>
-        <w:lastRenderedPageBreak/>
-        <w:t>Respuesta y cierre</w:t>
-      </w:r>
-    </w:p>
-    <w:p>
-      <w:r>
-        <w:t>El establecimiento comunica la solución al huésped y realiza seguimiento al cierre del caso.</w:t>
-      </w:r>
-    </w:p>
-    <w:p>
-      <w:r>
-        <w:t>En muchos hoteles, los casos relacionados con PQRS son escalados a diferentes áreas dependiendo de la complejidad de la situación. Por ejemplo, temas asociados a facturación pueden ser remitidos a contabilidad, mientras que novedades relacionadas con habitaciones pueden involucrar a ama de llaves o mantenimiento. La adecuada coordinación entre departamentos favorece soluciones más rápidas y efectivas.</w:t>
-      </w:r>
-    </w:p>
-    <w:p>
-      <w:r>
-        <w:t>Actualmente, muchos establecimientos utilizan plataformas digitales para gestionar y monitorear PQRS, permitiendo fortalecer su organización operativa y así ejercer mayor control sobre las respuestas ofrecidas a los huéspedes.</w:t>
       </w:r>
     </w:p>
     <w:p>
@@ -4133,7 +4214,6 @@
               <w:pStyle w:val="Tablas"/>
             </w:pPr>
             <w:r>
-              <w:lastRenderedPageBreak/>
               <w:t>Almacenamiento de soportes</w:t>
             </w:r>
           </w:p>
@@ -4193,6 +4273,7 @@
               <w:pStyle w:val="Tablas"/>
             </w:pPr>
             <w:r>
+              <w:lastRenderedPageBreak/>
               <w:t>Escalamiento entre áreas</w:t>
             </w:r>
           </w:p>
@@ -4259,14 +4340,20 @@
     </w:p>
     <w:p>
       <w:r>
-        <w:t>La información recopilada a través de PQRS también puede utilizarse como insumo para procesos de mejora continua, capacitación del personal y fortalecimiento de protocolos de atención dentro del establecimiento.</w:t>
+        <w:t xml:space="preserve">La información recopilada a través de </w:t>
+      </w:r>
+      <w:r>
+        <w:t xml:space="preserve">las </w:t>
+      </w:r>
+      <w:r>
+        <w:t>PQRS también puede utilizarse como insumo para procesos de mejora continua, capacitación del personal y fortalecimiento de protocolos de atención dentro del establecimiento.</w:t>
       </w:r>
     </w:p>
     <w:p>
       <w:pPr>
         <w:pStyle w:val="Ttulo2"/>
       </w:pPr>
-      <w:bookmarkStart w:id="10" w:name="_Toc232500700"/>
+      <w:bookmarkStart w:id="10" w:name="_Toc235537821"/>
       <w:r>
         <w:t>PQRS y reputación digital</w:t>
       </w:r>
@@ -4279,23 +4366,23 @@
     </w:p>
     <w:p>
       <w:r>
-        <w:t xml:space="preserve">Como consecuencia de lo anterior, y debido a la inmediatez y alcance que tienen las publicaciones en las diferentes plataformas digitales, los establecimientos de </w:t>
+        <w:t>Como consecuencia de lo anterior, y debido a la inmediatez y alcance que tienen las publicaciones en las diferentes plataformas digitales, los establecimientos de alojamiento deben tener en cuenta estos tres aspectos al momento de gestionar las PQRS y así lograr impacto positivo en la reputación del hotel o sitio turístico:</w:t>
+      </w:r>
+    </w:p>
+    <w:p>
+      <w:r>
+        <w:rPr>
+          <w:b/>
+          <w:bCs/>
+        </w:rPr>
+        <w:t>Opiniones que impactan la imagen del hotel</w:t>
+      </w:r>
+      <w:r>
+        <w:t xml:space="preserve">. Actualmente, muchos huéspedes utilizan medios digitales para compartir experiencias relacionadas con la atención, las </w:t>
       </w:r>
       <w:r>
         <w:lastRenderedPageBreak/>
-        <w:t>alojamiento deben tener en cuenta estos tres aspectos al momento de gestionar las PQRS y así lograr impacto positivo en la reputación del hotel o sitio turístico:</w:t>
-      </w:r>
-    </w:p>
-    <w:p>
-      <w:r>
-        <w:rPr>
-          <w:b/>
-          <w:bCs/>
-        </w:rPr>
-        <w:t>Opiniones que impactan la imagen del hotel</w:t>
-      </w:r>
-      <w:r>
-        <w:t>. Actualmente, muchos huéspedes utilizan medios digitales para compartir experiencias relacionadas con la atención, las habitaciones, los procesos de pago y la calidad del servicio recibido. Estas opiniones pueden influir directamente en la percepción de futuros clientes al momento de elegir un establecimiento de alojamiento.</w:t>
+        <w:t>habitaciones, los procesos de pago y la calidad del servicio recibido. Estas opiniones pueden influir directamente en la percepción de futuros clientes al momento de elegir un establecimiento de alojamiento.</w:t>
       </w:r>
     </w:p>
     <w:p>
@@ -4335,7 +4422,6 @@
     </w:p>
     <w:p>
       <w:r>
-        <w:lastRenderedPageBreak/>
         <w:t xml:space="preserve">Para complementar este tema, lo invitamos a consultar el siguiente video, en el cual se profundiza sobre las PQRS presentadas por los clientes y el impacto que estas pueden generar en la reputación de los establecimientos de alojamiento: </w:t>
       </w:r>
       <w:hyperlink r:id="rId16" w:history="1">
@@ -4349,6 +4435,7 @@
     </w:p>
     <w:p>
       <w:r>
+        <w:lastRenderedPageBreak/>
         <w:t xml:space="preserve">Adicionalmente, le invitamos a revisar el siguiente pódcast para profundizar los conceptos y situaciones que se presentan cuando se genera una PQRS en </w:t>
       </w:r>
       <w:r>
@@ -4478,11 +4565,35 @@
                 <w:b/>
                 <w:bCs/>
               </w:rPr>
+              <w:t>Mujer</w:t>
+            </w:r>
+            <w:r>
+              <w:t>: porque una situación incómoda todavía puede tener un buen final. Todo depende de cómo se maneje ese momento.</w:t>
+            </w:r>
+          </w:p>
+          <w:p>
+            <w:r>
+              <w:rPr>
+                <w:b/>
+                <w:bCs/>
+              </w:rPr>
+              <w:t>Hombre</w:t>
+            </w:r>
+            <w:r>
+              <w:t xml:space="preserve">: claro. Muchas veces el malestar baja cuando el huésped siente que alguien realmente está tratando de ayudarle. </w:t>
+            </w:r>
+          </w:p>
+          <w:p>
+            <w:r>
+              <w:rPr>
+                <w:b/>
+                <w:bCs/>
+              </w:rPr>
               <w:lastRenderedPageBreak/>
               <w:t>Mujer</w:t>
             </w:r>
             <w:r>
-              <w:t>: porque una situación incómoda todavía puede tener un buen final. Todo depende de cómo se maneje ese momento.</w:t>
+              <w:t xml:space="preserve">: en estos casos, el huésped puede olvidar lo que salió mal. Lo que difícilmente olvida es cómo lo hicieron sentir mientras buscaban una solución. </w:t>
             </w:r>
           </w:p>
           <w:p>
@@ -4494,7 +4605,7 @@
               <w:t>Hombre</w:t>
             </w:r>
             <w:r>
-              <w:t xml:space="preserve">: claro. Muchas veces el malestar baja cuando el huésped siente que alguien realmente está tratando de ayudarle. </w:t>
+              <w:t>: así es. A veces todo se define en esos minutos. Un problema bien manejado puede quedar como una anécdota; uno mal manejado puede terminar en una mala reseña.</w:t>
             </w:r>
           </w:p>
           <w:p>
@@ -4506,7 +4617,7 @@
               <w:t>Mujer</w:t>
             </w:r>
             <w:r>
-              <w:t xml:space="preserve">: en estos casos, el huésped puede olvidar lo que salió mal. Lo que difícilmente olvida es cómo lo hicieron sentir mientras buscaban una solución. </w:t>
+              <w:t xml:space="preserve">: porque hoy los comentarios viajan más rápido. Lo que antes se decía en la recepción, ahora también puede aparecer en una reseña o en una red social.  </w:t>
             </w:r>
           </w:p>
           <w:p>
@@ -4518,7 +4629,7 @@
               <w:t>Hombre</w:t>
             </w:r>
             <w:r>
-              <w:t>: así es. A veces todo se define en esos minutos. Un problema bien manejado puede quedar como una anécdota; uno mal manejado puede terminar en una mala reseña.</w:t>
+              <w:t>: es que quien escribe ese comentario ya vivió la experiencia. Pero quien la lee todavía está decidiendo si hace una reserva.</w:t>
             </w:r>
           </w:p>
           <w:p>
@@ -4530,7 +4641,7 @@
               <w:t>Mujer</w:t>
             </w:r>
             <w:r>
-              <w:t xml:space="preserve">: porque hoy los comentarios viajan más rápido. Lo que antes se decía en la recepción, ahora también puede aparecer en una reseña o en una red social.  </w:t>
+              <w:t>: por eso hoy los hoteles suelen apoyarse en herramientas tecnológicas que les permiten registrar cada caso y hacerle seguimiento.</w:t>
             </w:r>
           </w:p>
           <w:p>
@@ -4542,7 +4653,7 @@
               <w:t>Hombre</w:t>
             </w:r>
             <w:r>
-              <w:t>: es que quien escribe ese comentario ya vivió la experiencia. Pero quien la lee todavía está decidiendo si hace una reserva.</w:t>
+              <w:t>: porque resolver el inconveniente es apenas una parte del trabajo. El reto es encontrar la causa para que no se repita con el siguiente huésped.</w:t>
             </w:r>
           </w:p>
           <w:p>
@@ -4554,7 +4665,7 @@
               <w:t>Mujer</w:t>
             </w:r>
             <w:r>
-              <w:t>: por eso hoy los hoteles suelen apoyarse en herramientas tecnológicas que les permiten registrar cada caso y hacerle seguimiento.</w:t>
+              <w:t>: por eso la información no debería quedarse archivada. Su verdadero valor aparece cuando ayuda a tomar mejores decisiones.</w:t>
             </w:r>
           </w:p>
           <w:p>
@@ -4563,31 +4674,6 @@
                 <w:b/>
                 <w:bCs/>
               </w:rPr>
-              <w:t>Hombre</w:t>
-            </w:r>
-            <w:r>
-              <w:t>: porque resolver el inconveniente es apenas una parte del trabajo. El reto es encontrar la causa para que no se repita con el siguiente huésped.</w:t>
-            </w:r>
-          </w:p>
-          <w:p>
-            <w:r>
-              <w:rPr>
-                <w:b/>
-                <w:bCs/>
-              </w:rPr>
-              <w:t>Mujer</w:t>
-            </w:r>
-            <w:r>
-              <w:t>: por eso la información no debería quedarse archivada. Su verdadero valor aparece cuando ayuda a tomar mejores decisiones.</w:t>
-            </w:r>
-          </w:p>
-          <w:p>
-            <w:r>
-              <w:rPr>
-                <w:b/>
-                <w:bCs/>
-              </w:rPr>
-              <w:lastRenderedPageBreak/>
               <w:t>Hombre</w:t>
             </w:r>
             <w:r>
@@ -4606,6 +4692,7 @@
     </w:p>
     <w:p>
       <w:r>
+        <w:lastRenderedPageBreak/>
         <w:t>Después de comprender la importancia de las PQRS y su impacto sobre la experiencia y reputación de los establecimientos de alojamiento, resulta necesario profundizar en las estrategias orientadas a fortalecer la calidad del servicio y la atención al huésped frente a las diferentes situaciones operativas que pueden presentarse durante la estadía o el proceso de salida.</w:t>
       </w:r>
     </w:p>
@@ -4622,7 +4709,7 @@
       <w:pPr>
         <w:pStyle w:val="Ttulo1"/>
       </w:pPr>
-      <w:bookmarkStart w:id="11" w:name="_Toc232500701"/>
+      <w:bookmarkStart w:id="11" w:name="_Toc235537822"/>
       <w:r>
         <w:lastRenderedPageBreak/>
         <w:t>Calidad del servicio y solución de novedades</w:t>
@@ -4636,14 +4723,22 @@
     </w:p>
     <w:p>
       <w:r>
-        <w:t>Durante la prestación del servicio pueden presentarse diferentes situaciones operativas relacionadas con habitaciones, tiempos de atención, facturación, objetos olvidados o solicitudes especiales. La manera en que el personal responde frente a estas novedades impacta significativamente la experiencia del huésped y la percepción general sobre la calidad del servicio recibido. En este contexto, la hotelería contemporánea exige procesos organizados, trabajo articulado entre áreas y una atención centrada en la resolución efectiva de situaciones que contribuyan al fortalecimiento de la confianza y satisfacción del huésped.</w:t>
+        <w:t xml:space="preserve">Durante la prestación del servicio pueden presentarse diferentes situaciones operativas relacionadas con habitaciones, tiempos de atención, facturación, objetos olvidados o solicitudes especiales. La manera en que el personal responde frente a estas novedades impacta significativamente la experiencia del huésped y la percepción general sobre la calidad del servicio recibido. En este contexto, la </w:t>
+      </w:r>
+      <w:proofErr w:type="gramStart"/>
+      <w:r>
+        <w:t>hotelería contemporánea</w:t>
+      </w:r>
+      <w:proofErr w:type="gramEnd"/>
+      <w:r>
+        <w:t xml:space="preserve"> exige procesos organizados, trabajo articulado entre áreas y una atención centrada en la resolución efectiva de situaciones que contribuyan al fortalecimiento de la confianza y satisfacción del huésped.</w:t>
       </w:r>
     </w:p>
     <w:p>
       <w:pPr>
         <w:pStyle w:val="Ttulo2"/>
       </w:pPr>
-      <w:bookmarkStart w:id="12" w:name="_Toc232500702"/>
+      <w:bookmarkStart w:id="12" w:name="_Toc235537823"/>
       <w:r>
         <w:t>Servicio al cliente en procesos de salida</w:t>
       </w:r>
@@ -4683,7 +4778,7 @@
         <w:t>check-out</w:t>
       </w:r>
       <w:r>
-        <w:t xml:space="preserve"> exige una serie de elementos claves que fortalecen la calidad del servicio. Dichos elementos son:</w:t>
+        <w:t xml:space="preserve"> exige una serie de elementos clave que fortalecen la calidad del servicio. Dichos elementos son:</w:t>
       </w:r>
     </w:p>
     <w:p>
@@ -4713,9 +4808,9 @@
           <w:noProof/>
         </w:rPr>
         <w:drawing>
-          <wp:inline distT="0" distB="0" distL="0" distR="0" wp14:anchorId="55BF3D20" wp14:editId="60D718AD">
-            <wp:extent cx="6332220" cy="1820545"/>
-            <wp:effectExtent l="0" t="0" r="0" b="8255"/>
+          <wp:inline distT="0" distB="0" distL="0" distR="0" wp14:anchorId="55BF3D20" wp14:editId="6C164184">
+            <wp:extent cx="4680000" cy="1345523"/>
+            <wp:effectExtent l="0" t="0" r="6350" b="7620"/>
             <wp:docPr id="8" name="Gráfico 8" descr="La figura 3 presenta cinco elementos clave relacionados con la calidad del servicio en la salida del huésped. &#10;Estos elementos son: calidad en la información, manejo adecuado de tiempos, verificación organizada de consumos, orientación frente a pagos y facturación y capacidad para resolver novedades de manera oportuna.&#10;"/>
             <wp:cNvGraphicFramePr>
               <a:graphicFrameLocks xmlns:a="http://schemas.openxmlformats.org/drawingml/2006/main" noChangeAspect="1"/>
@@ -4745,7 +4840,7 @@
                   <pic:spPr>
                     <a:xfrm>
                       <a:off x="0" y="0"/>
-                      <a:ext cx="6332220" cy="1820545"/>
+                      <a:ext cx="4680000" cy="1345523"/>
                     </a:xfrm>
                     <a:prstGeom prst="rect">
                       <a:avLst/>
@@ -5017,14 +5112,20 @@
     </w:p>
     <w:p>
       <w:r>
-        <w:t>Estas competencias resultan fundamentales para mantener calidad en la atención incluso durante situaciones complejas o momentos de alta ocupación.</w:t>
+        <w:t xml:space="preserve">Estas competencias resultan fundamentales para mantener </w:t>
+      </w:r>
+      <w:r>
+        <w:t xml:space="preserve">la </w:t>
+      </w:r>
+      <w:r>
+        <w:t>calidad en la atención incluso durante situaciones complejas o momentos de alta ocupación.</w:t>
       </w:r>
     </w:p>
     <w:p>
       <w:pPr>
         <w:pStyle w:val="Ttulo2"/>
       </w:pPr>
-      <w:bookmarkStart w:id="13" w:name="_Toc232500703"/>
+      <w:bookmarkStart w:id="13" w:name="_Toc235537824"/>
       <w:r>
         <w:t>Manejo de situaciones operativas frecuentes</w:t>
       </w:r>
@@ -5038,7 +5139,27 @@
     <w:p>
       <w:r>
         <w:lastRenderedPageBreak/>
-        <w:t>Uno de los casos más frecuentes corresponde a diferencias relacionadas con facturación o consumos registrados en la cuenta huésped. En estas situaciones, el personal debe verificar cuidadosamente la información antes de emitir una respuesta, manteniendo una actitud tranquila y orientada a la solución. La claridad en la comunicación y la disposición para revisar el caso contribuyen a disminuir tensiones y fortalecer la confianza del huésped.</w:t>
+        <w:t xml:space="preserve">Uno de los casos más frecuentes corresponde a diferencias relacionadas con </w:t>
+      </w:r>
+      <w:r>
+        <w:t xml:space="preserve">la </w:t>
+      </w:r>
+      <w:r>
+        <w:t>facturación o consumos registrados en la cuenta</w:t>
+      </w:r>
+      <w:r>
+        <w:t xml:space="preserve"> </w:t>
+      </w:r>
+      <w:proofErr w:type="gramStart"/>
+      <w:r>
+        <w:t xml:space="preserve">del  </w:t>
+      </w:r>
+      <w:r>
+        <w:t>huésped</w:t>
+      </w:r>
+      <w:proofErr w:type="gramEnd"/>
+      <w:r>
+        <w:t>. En estas situaciones, el personal debe verificar cuidadosamente la información antes de emitir una respuesta, manteniendo una actitud tranquila y orientada a la solución. La claridad en la comunicación y la disposición para revisar el caso contribuyen a disminuir tensiones y fortalecer la confianza del huésped.</w:t>
       </w:r>
     </w:p>
     <w:p>
@@ -5169,7 +5290,7 @@
       <w:pPr>
         <w:pStyle w:val="Ttulo2"/>
       </w:pPr>
-      <w:bookmarkStart w:id="14" w:name="_Toc232500704"/>
+      <w:bookmarkStart w:id="14" w:name="_Toc235537825"/>
       <w:r>
         <w:t>Buenas prácticas en atención y solución de novedades</w:t>
       </w:r>
@@ -5177,7 +5298,15 @@
     </w:p>
     <w:p>
       <w:r>
-        <w:t>En la hotelería contemporánea, la calidad del servicio no se evalúa únicamente por la capacidad de resolver problemas, sino también por la habilidad del establecimiento para anticiparse a las necesidades del huésped y evitar situaciones que puedan afectar su experiencia. Esta visión preventiva permite desarrollar procesos más organizados y fortalece la percepción de confianza, eficiencia y profesionalismo dentro de la operación hotelera.</w:t>
+        <w:t xml:space="preserve">En la </w:t>
+      </w:r>
+      <w:proofErr w:type="gramStart"/>
+      <w:r>
+        <w:t>hotelería contemporánea</w:t>
+      </w:r>
+      <w:proofErr w:type="gramEnd"/>
+      <w:r>
+        <w:t>, la calidad del servicio no se evalúa únicamente por la capacidad de resolver problemas, sino también por la habilidad del establecimiento para anticiparse a las necesidades del huésped y evitar situaciones que puedan afectar su experiencia. Esta visión preventiva permite desarrollar procesos más organizados y fortalece la percepción de confianza, eficiencia y profesionalismo dentro de la operación hotelera.</w:t>
       </w:r>
     </w:p>
     <w:p>
@@ -5376,7 +5505,13 @@
               <w:t>: b</w:t>
             </w:r>
             <w:r>
-              <w:t xml:space="preserve">ienvenidos a este espacio formativo; Hay momentos en los que un huésped recuerda más la forma en que un hotel resolvió un problema que la habitación donde se hospedó. Una demora en el </w:t>
+              <w:t xml:space="preserve">ienvenidos a este espacio formativo; </w:t>
+            </w:r>
+            <w:r>
+              <w:t>h</w:t>
+            </w:r>
+            <w:r>
+              <w:t xml:space="preserve">ay momentos en los que un huésped recuerda más la forma en que un hotel resolvió un problema que la habitación donde se hospedó. Una demora en el </w:t>
             </w:r>
             <w:r>
               <w:rPr>
@@ -5608,7 +5743,15 @@
               <w:t>: m</w:t>
             </w:r>
             <w:r>
-              <w:t>uchas veces una explicación clara, una escucha activa y una respuesta rápida tienen un impacto tan importante como la solución misma del inconveniente. Por esta razón, la capacidad de resolver novedades se ha convertido en una competencia esencial dentro de la hotelería moderna.</w:t>
+              <w:t xml:space="preserve">uchas veces una explicación clara, una escucha activa y una respuesta rápida tienen un impacto tan importante como la solución misma del inconveniente. Por esta razón, la capacidad de resolver novedades se ha convertido en una competencia esencial dentro de la </w:t>
+            </w:r>
+            <w:proofErr w:type="gramStart"/>
+            <w:r>
+              <w:t>hotelería moderna</w:t>
+            </w:r>
+            <w:proofErr w:type="gramEnd"/>
+            <w:r>
+              <w:t>.</w:t>
             </w:r>
           </w:p>
           <w:p>
@@ -5697,301 +5840,317 @@
     <w:p>
       <w:r>
         <w:lastRenderedPageBreak/>
-        <w:t>La evolución de la hotelería no solo exige calidad en la atención y capacidad para resolver novedades operativas, sino también adaptación a nuevas dinámicas de interacción entre los establecimientos y los huéspedes. En este contexto, las tecnologías aplicadas al servicio continúan transformando la manera en que se gestionan la comunicación, la personalización y la experiencia del huésped dentro de los servicios de alojamiento.</w:t>
-      </w:r>
-    </w:p>
-    <w:p>
-      <w:pPr>
-        <w:pStyle w:val="Ttulo1"/>
-      </w:pPr>
-      <w:bookmarkStart w:id="15" w:name="_Toc232500705"/>
-      <w:r>
-        <w:t xml:space="preserve">Transformación digital aplicada al </w:t>
-      </w:r>
-      <w:r>
-        <w:rPr>
-          <w:rStyle w:val="Extranjerismo"/>
-        </w:rPr>
-        <w:t>check-out</w:t>
-      </w:r>
-      <w:bookmarkEnd w:id="15"/>
-    </w:p>
-    <w:p>
-      <w:r>
-        <w:t xml:space="preserve">La transformación digital ha modificado significativamente la manera en que los establecimientos de alojamiento desarrollan los procesos relacionados con la salida del huésped. Actualmente, muchos hoteles incorporan herramientas tecnológicas orientadas a agilizar el </w:t>
-      </w:r>
-      <w:r>
-        <w:rPr>
-          <w:rStyle w:val="Extranjerismo"/>
-        </w:rPr>
-        <w:t>check-out</w:t>
-      </w:r>
-      <w:r>
-        <w:t>, optimizar la verificación de consumos y fortalecer la experiencia del huésped durante la finalización de la estadía. Estas soluciones permiten desarrollar procedimientos más organizados, disminuir tiempos de espera y mejorar la comunicación entre las diferentes áreas operativas del establecimiento.</w:t>
-      </w:r>
-    </w:p>
-    <w:p>
-      <w:r>
-        <w:t xml:space="preserve">En la hotelería contemporánea, los huéspedes valoran procesos rápidos, claros y eficientes durante su salida. Por esta razón, la tecnología aplicada al </w:t>
-      </w:r>
-      <w:r>
-        <w:rPr>
-          <w:rStyle w:val="Extranjerismo"/>
-        </w:rPr>
-        <w:t>check-out</w:t>
-      </w:r>
-      <w:r>
-        <w:t xml:space="preserve"> no se limita únicamente a automatizar tareas administrativas, sino que también contribuye a </w:t>
-      </w:r>
-      <w:r>
-        <w:lastRenderedPageBreak/>
-        <w:t>fortalecer la comodidad, la accesibilidad y la percepción de calidad del servicio. La integración entre plataformas digitales, sistemas de gestión y herramientas de comunicación permite desarrollar experiencias más ágiles y conectadas durante uno de los momentos más importantes de la operación hotelera.</w:t>
-      </w:r>
-    </w:p>
-    <w:p>
-      <w:pPr>
-        <w:pStyle w:val="Ttulo2"/>
-      </w:pPr>
-      <w:bookmarkStart w:id="16" w:name="_Toc232500706"/>
-      <w:r>
-        <w:t>Herramientas digitales utilizadas en el proceso de salida</w:t>
-      </w:r>
-      <w:bookmarkEnd w:id="16"/>
-    </w:p>
-    <w:p>
-      <w:r>
-        <w:t xml:space="preserve">Actualmente, muchos establecimientos utilizan herramientas tecnológicas que facilitan la organización y ejecución del proceso de salida del huésped. Estas soluciones permiten centralizar información relacionada con consumos, pagos, reservas y facturación, facilitando procedimientos más rápidos y precisos durante el </w:t>
-      </w:r>
-      <w:r>
-        <w:rPr>
-          <w:rStyle w:val="Extranjerismo"/>
-        </w:rPr>
-        <w:t>check-out</w:t>
-      </w:r>
-      <w:r>
-        <w:t>.</w:t>
-      </w:r>
-    </w:p>
-    <w:p>
-      <w:r>
-        <w:t>Uno de los sistemas más utilizados corresponde al PMS (</w:t>
-      </w:r>
-      <w:r>
-        <w:rPr>
-          <w:rStyle w:val="Extranjerismo"/>
-        </w:rPr>
-        <w:t>Property Management System</w:t>
-      </w:r>
-      <w:r>
-        <w:t>), plataforma que integra información operativa y financiera del huésped en tiempo real. Gracias a esta herramienta, el personal puede consultar rápidamente consumos, validar pagos y generar facturas de manera organizada antes de autorizar la salida definitiva.</w:t>
-      </w:r>
-    </w:p>
-    <w:p>
-      <w:r>
-        <w:t>Asimismo, algunos hoteles complementan el proceso mediante:</w:t>
-      </w:r>
-    </w:p>
-    <w:p>
-      <w:pPr>
-        <w:rPr>
-          <w:b/>
-          <w:bCs/>
-        </w:rPr>
-      </w:pPr>
-      <w:r>
-        <w:rPr>
-          <w:b/>
-          <w:bCs/>
-        </w:rPr>
-        <w:t xml:space="preserve">Facturación electrónica  </w:t>
-      </w:r>
-    </w:p>
-    <w:p>
-      <w:r>
-        <w:t>Para generar soportes digitales y agiliza el cierre de cuenta.</w:t>
-      </w:r>
-    </w:p>
-    <w:p>
-      <w:pPr>
-        <w:rPr>
-          <w:b/>
-          <w:bCs/>
-        </w:rPr>
-      </w:pPr>
-      <w:r>
-        <w:rPr>
-          <w:b/>
-          <w:bCs/>
-        </w:rPr>
-        <w:t>Pagos móviles</w:t>
-      </w:r>
-    </w:p>
-    <w:p>
-      <w:r>
-        <w:t>Estos facilitan al huésped transacciones rápidas desde dispositivos electrónicos.</w:t>
-      </w:r>
-    </w:p>
-    <w:p/>
-    <w:p>
-      <w:pPr>
-        <w:rPr>
-          <w:b/>
-          <w:bCs/>
-        </w:rPr>
-      </w:pPr>
-      <w:r>
-        <w:rPr>
-          <w:b/>
-          <w:bCs/>
-        </w:rPr>
-        <w:lastRenderedPageBreak/>
-        <w:t>Confirmaciones automáticas</w:t>
-      </w:r>
-    </w:p>
-    <w:p>
-      <w:r>
-        <w:t>Su objetivo es permitir el envío de comprobantes y validaciones digitales al huésped.</w:t>
-      </w:r>
-    </w:p>
-    <w:p>
-      <w:pPr>
-        <w:rPr>
-          <w:b/>
-          <w:bCs/>
-        </w:rPr>
-      </w:pPr>
-      <w:r>
-        <w:rPr>
-          <w:b/>
-          <w:bCs/>
-        </w:rPr>
-        <w:t>Plataformas de autoservicio</w:t>
-      </w:r>
-    </w:p>
-    <w:p>
-      <w:r>
-        <w:t>Para facilitar procesos de salida más ágiles y organizados.</w:t>
-      </w:r>
-    </w:p>
-    <w:p>
-      <w:pPr>
-        <w:rPr>
-          <w:b/>
-          <w:bCs/>
-        </w:rPr>
-      </w:pPr>
-      <w:r>
-        <w:rPr>
-          <w:b/>
-          <w:bCs/>
-        </w:rPr>
-        <w:t>Integración entre áreas</w:t>
-      </w:r>
-    </w:p>
-    <w:p>
-      <w:r>
-        <w:t>Su objetivo es mejorar la actualización de información entre recepción, ama de llaves y contabilidad.</w:t>
-      </w:r>
-    </w:p>
-    <w:p>
-      <w:r>
-        <w:t>Estas herramientas contribuyen a disminuir errores operativos y optimizar la atención en recepción.</w:t>
-      </w:r>
-    </w:p>
-    <w:p>
-      <w:r>
-        <w:t>La incorporación de soluciones digitales también facilita la comunicación entre áreas como recepción, ama de llaves y contabilidad, permitiendo validar estado de habitaciones, actualizar consumos pendientes y mantener trazabilidad sobre el proceso de salida del huésped.</w:t>
-      </w:r>
-    </w:p>
-    <w:p>
-      <w:pPr>
-        <w:pStyle w:val="Ttulo2"/>
-      </w:pPr>
-      <w:bookmarkStart w:id="17" w:name="_Toc232500707"/>
-      <w:r>
-        <w:t xml:space="preserve">Procesos automatizados en el </w:t>
-      </w:r>
-      <w:r>
-        <w:rPr>
-          <w:rStyle w:val="Extranjerismo"/>
-        </w:rPr>
-        <w:t>check-out</w:t>
-      </w:r>
-      <w:bookmarkEnd w:id="17"/>
-    </w:p>
-    <w:p>
-      <w:r>
-        <w:t xml:space="preserve">La automatización de procesos ha permitido transformar la manera en que se desarrolla el </w:t>
-      </w:r>
-      <w:r>
-        <w:rPr>
-          <w:rStyle w:val="Extranjerismo"/>
-        </w:rPr>
-        <w:t>check-out</w:t>
-      </w:r>
-      <w:r>
-        <w:t xml:space="preserve"> dentro de muchos establecimientos hoteleros. Actualmente, algunos hoteles implementan soluciones tecnológicas que permiten reducir tiempos de espera y facilitar mayor autonomía al huésped durante su salida.</w:t>
-      </w:r>
-    </w:p>
-    <w:p>
-      <w:r>
-        <w:lastRenderedPageBreak/>
-        <w:t xml:space="preserve">Uno de los procesos más representativos corresponde al </w:t>
-      </w:r>
-      <w:r>
-        <w:rPr>
-          <w:rStyle w:val="Extranjerismo"/>
-        </w:rPr>
-        <w:t>self-check-out</w:t>
-      </w:r>
-      <w:r>
-        <w:t>, modalidad mediante la cual el huésped puede validar consumos, realizar pagos y finalizar su estadía utilizando plataformas digitales o dispositivos electrónicos sin necesidad de atención presencial permanente. Estas soluciones responden a nuevas dinámicas del turismo y a usuarios que valoran rapidez y comodidad en los servicios hoteleros.</w:t>
-      </w:r>
-    </w:p>
-    <w:p>
-      <w:pPr>
-        <w:rPr>
-          <w:rStyle w:val="Extranjerismo"/>
-        </w:rPr>
-      </w:pPr>
-      <w:r>
-        <w:t xml:space="preserve">En la tabla a continuación, se presenta un comparativo del proceso de </w:t>
-      </w:r>
-      <w:r>
-        <w:rPr>
-          <w:rStyle w:val="Extranjerismo"/>
-        </w:rPr>
-        <w:t>check-out</w:t>
-      </w:r>
-      <w:r>
-        <w:t xml:space="preserve"> y </w:t>
-      </w:r>
-      <w:r>
-        <w:rPr>
-          <w:rStyle w:val="Extranjerismo"/>
-        </w:rPr>
-        <w:t>self-check-out</w:t>
-      </w:r>
-      <w:r>
-        <w:rPr>
-          <w:rStyle w:val="Extranjerismo"/>
-        </w:rPr>
-        <w:t>.</w:t>
+        <w:t xml:space="preserve">La evolución </w:t>
+      </w:r>
+      <w:proofErr w:type="gramStart"/>
+      <w:r>
+        <w:t>de la hotelería</w:t>
+      </w:r>
+      <w:proofErr w:type="gramEnd"/>
+      <w:r>
+        <w:t xml:space="preserve"> no solo exige calidad en la atención y capacidad para resolver novedades operativas, sino también adaptación a nuevas dinámicas de interacción entre los establecimientos y los huéspedes. En este contexto, las tecnologías aplicadas al servicio continúan transformando la manera en que se gestionan la comunicación, la personalización y la experiencia del huésped dentro de los servicios de alojamiento.</w:t>
       </w:r>
     </w:p>
     <w:p>
       <w:pPr>
         <w:spacing w:before="0" w:after="160" w:line="259" w:lineRule="auto"/>
         <w:ind w:firstLine="0"/>
+      </w:pPr>
+      <w:r>
+        <w:br w:type="page"/>
+      </w:r>
+    </w:p>
+    <w:p>
+      <w:pPr>
+        <w:pStyle w:val="Ttulo1"/>
+      </w:pPr>
+      <w:bookmarkStart w:id="15" w:name="_Toc235537826"/>
+      <w:r>
+        <w:lastRenderedPageBreak/>
+        <w:t xml:space="preserve">Transformación digital aplicada al </w:t>
+      </w:r>
+      <w:r>
         <w:rPr>
           <w:rStyle w:val="Extranjerismo"/>
         </w:rPr>
-      </w:pPr>
+        <w:t>check-out</w:t>
+      </w:r>
+      <w:bookmarkEnd w:id="15"/>
+    </w:p>
+    <w:p>
+      <w:r>
+        <w:t xml:space="preserve">La transformación digital ha modificado significativamente la manera en que los establecimientos de alojamiento desarrollan los procesos relacionados con la salida del huésped. Actualmente, muchos hoteles incorporan herramientas tecnológicas orientadas a agilizar el </w:t>
+      </w:r>
       <w:r>
         <w:rPr>
           <w:rStyle w:val="Extranjerismo"/>
         </w:rPr>
-        <w:br w:type="page"/>
+        <w:t>check-out</w:t>
+      </w:r>
+      <w:r>
+        <w:t>, optimizar la verificación de consumos y fortalecer la experiencia del huésped durante la finalización de la estadía. Estas soluciones permiten desarrollar procedimientos más organizados, disminuir tiempos de espera y mejorar la comunicación entre las diferentes áreas operativas del establecimiento.</w:t>
+      </w:r>
+    </w:p>
+    <w:p>
+      <w:r>
+        <w:t xml:space="preserve">En la </w:t>
+      </w:r>
+      <w:proofErr w:type="gramStart"/>
+      <w:r>
+        <w:t>hotelería contemporánea</w:t>
+      </w:r>
+      <w:proofErr w:type="gramEnd"/>
+      <w:r>
+        <w:t xml:space="preserve">, los huéspedes valoran procesos rápidos, claros y eficientes durante su salida. Por esta razón, la tecnología aplicada al </w:t>
+      </w:r>
+      <w:r>
+        <w:rPr>
+          <w:rStyle w:val="Extranjerismo"/>
+        </w:rPr>
+        <w:t>check-out</w:t>
+      </w:r>
+      <w:r>
+        <w:t xml:space="preserve"> no se limita únicamente a automatizar tareas administrativas, sino que también contribuye a fortalecer la comodidad, la accesibilidad y la percepción de calidad del servicio. La integración entre plataformas digitales, sistemas de gestión y herramientas de comunicación permite desarrollar experiencias más ágiles y conectadas durante uno de los momentos más importantes de la operación hotelera.</w:t>
+      </w:r>
+    </w:p>
+    <w:p>
+      <w:pPr>
+        <w:pStyle w:val="Ttulo2"/>
+      </w:pPr>
+      <w:bookmarkStart w:id="16" w:name="_Toc235537827"/>
+      <w:r>
+        <w:t>Herramientas digitales utilizadas en el proceso de salida</w:t>
+      </w:r>
+      <w:bookmarkEnd w:id="16"/>
+    </w:p>
+    <w:p>
+      <w:r>
+        <w:t xml:space="preserve">Actualmente, muchos establecimientos utilizan herramientas tecnológicas que facilitan la organización y ejecución del proceso de salida del huésped. Estas soluciones permiten centralizar información relacionada con consumos, pagos, reservas y facturación, facilitando procedimientos más rápidos y precisos durante el </w:t>
+      </w:r>
+      <w:r>
+        <w:rPr>
+          <w:rStyle w:val="Extranjerismo"/>
+        </w:rPr>
+        <w:t>check-out</w:t>
+      </w:r>
+      <w:r>
+        <w:t>.</w:t>
+      </w:r>
+    </w:p>
+    <w:p>
+      <w:r>
+        <w:t>Uno de los sistemas más utilizados corresponde al PMS (</w:t>
+      </w:r>
+      <w:r>
+        <w:rPr>
+          <w:rStyle w:val="Extranjerismo"/>
+        </w:rPr>
+        <w:t>Property Management System</w:t>
+      </w:r>
+      <w:r>
+        <w:t xml:space="preserve">), plataforma que integra información operativa y financiera del </w:t>
+      </w:r>
+      <w:r>
+        <w:lastRenderedPageBreak/>
+        <w:t>huésped en tiempo real. Gracias a esta herramienta, el personal puede consultar rápidamente consumos, validar pagos y generar facturas de manera organizada antes de autorizar la salida definitiva.</w:t>
+      </w:r>
+    </w:p>
+    <w:p>
+      <w:r>
+        <w:t>Asimismo, algunos hoteles complementan el proceso mediante:</w:t>
+      </w:r>
+    </w:p>
+    <w:p>
+      <w:pPr>
+        <w:rPr>
+          <w:b/>
+          <w:bCs/>
+        </w:rPr>
+      </w:pPr>
+      <w:r>
+        <w:rPr>
+          <w:b/>
+          <w:bCs/>
+        </w:rPr>
+        <w:t xml:space="preserve">Facturación electrónica  </w:t>
+      </w:r>
+    </w:p>
+    <w:p>
+      <w:r>
+        <w:t>Para generar soportes digitales y agiliza</w:t>
+      </w:r>
+      <w:r>
+        <w:t>r</w:t>
+      </w:r>
+      <w:r>
+        <w:t xml:space="preserve"> el cierre de cuenta.</w:t>
+      </w:r>
+    </w:p>
+    <w:p>
+      <w:pPr>
+        <w:rPr>
+          <w:b/>
+          <w:bCs/>
+        </w:rPr>
+      </w:pPr>
+      <w:r>
+        <w:rPr>
+          <w:b/>
+          <w:bCs/>
+        </w:rPr>
+        <w:t>Pagos móviles</w:t>
+      </w:r>
+    </w:p>
+    <w:p>
+      <w:r>
+        <w:t>Estos facilitan al huésped transacciones rápidas desde dispositivos electrónicos.</w:t>
+      </w:r>
+    </w:p>
+    <w:p/>
+    <w:p>
+      <w:pPr>
+        <w:rPr>
+          <w:b/>
+          <w:bCs/>
+        </w:rPr>
+      </w:pPr>
+      <w:r>
+        <w:rPr>
+          <w:b/>
+          <w:bCs/>
+        </w:rPr>
+        <w:t>Confirmaciones automáticas</w:t>
+      </w:r>
+    </w:p>
+    <w:p>
+      <w:r>
+        <w:t>Su objetivo es permitir el envío de comprobantes y validaciones digitales al huésped.</w:t>
+      </w:r>
+    </w:p>
+    <w:p>
+      <w:pPr>
+        <w:rPr>
+          <w:b/>
+          <w:bCs/>
+        </w:rPr>
+      </w:pPr>
+      <w:r>
+        <w:rPr>
+          <w:b/>
+          <w:bCs/>
+        </w:rPr>
+        <w:t>Plataformas de autoservicio</w:t>
+      </w:r>
+    </w:p>
+    <w:p>
+      <w:r>
+        <w:t>Para facilitar procesos de salida más ágiles y organizados.</w:t>
+      </w:r>
+    </w:p>
+    <w:p>
+      <w:pPr>
+        <w:rPr>
+          <w:b/>
+          <w:bCs/>
+        </w:rPr>
+      </w:pPr>
+      <w:r>
+        <w:rPr>
+          <w:b/>
+          <w:bCs/>
+        </w:rPr>
+        <w:t>Integración entre áreas</w:t>
+      </w:r>
+    </w:p>
+    <w:p>
+      <w:r>
+        <w:t>Su objetivo es mejorar la actualización de información entre recepción, ama de llaves y contabilidad.</w:t>
+      </w:r>
+    </w:p>
+    <w:p>
+      <w:r>
+        <w:t>Estas herramientas contribuyen a disminuir errores operativos y optimizar la atención en recepción.</w:t>
+      </w:r>
+    </w:p>
+    <w:p>
+      <w:r>
+        <w:lastRenderedPageBreak/>
+        <w:t>La incorporación de soluciones digitales también facilita la comunicación entre áreas como recepción, ama de llaves y contabilidad, permitiendo validar estado de habitaciones, actualizar consumos pendientes y mantener trazabilidad sobre el proceso de salida del huésped.</w:t>
+      </w:r>
+    </w:p>
+    <w:p>
+      <w:pPr>
+        <w:pStyle w:val="Ttulo2"/>
+      </w:pPr>
+      <w:bookmarkStart w:id="17" w:name="_Toc235537828"/>
+      <w:r>
+        <w:t xml:space="preserve">Procesos automatizados en el </w:t>
+      </w:r>
+      <w:r>
+        <w:rPr>
+          <w:rStyle w:val="Extranjerismo"/>
+        </w:rPr>
+        <w:t>check-out</w:t>
+      </w:r>
+      <w:bookmarkEnd w:id="17"/>
+    </w:p>
+    <w:p>
+      <w:r>
+        <w:t xml:space="preserve">La automatización de procesos ha permitido transformar la manera en que se desarrolla el </w:t>
+      </w:r>
+      <w:r>
+        <w:rPr>
+          <w:rStyle w:val="Extranjerismo"/>
+        </w:rPr>
+        <w:t>check-out</w:t>
+      </w:r>
+      <w:r>
+        <w:t xml:space="preserve"> dentro de muchos establecimientos hoteleros. Actualmente, algunos hoteles implementan soluciones tecnológicas que permiten reducir tiempos de espera y facilitar mayor autonomía al huésped durante su salida.</w:t>
+      </w:r>
+    </w:p>
+    <w:p>
+      <w:r>
+        <w:t xml:space="preserve">Uno de los procesos más representativos corresponde al </w:t>
+      </w:r>
+      <w:r>
+        <w:rPr>
+          <w:rStyle w:val="Extranjerismo"/>
+        </w:rPr>
+        <w:t>self-check-out</w:t>
+      </w:r>
+      <w:r>
+        <w:t>, modalidad mediante la cual el huésped puede validar consumos, realizar pagos y finalizar su estadía utilizando plataformas digitales o dispositivos electrónicos sin necesidad de atención presencial permanente. Estas soluciones responden a nuevas dinámicas del turismo y a usuarios que valoran rapidez y comodidad en los servicios hoteleros.</w:t>
+      </w:r>
+    </w:p>
+    <w:p>
+      <w:pPr>
+        <w:rPr>
+          <w:rStyle w:val="Extranjerismo"/>
+        </w:rPr>
+      </w:pPr>
+      <w:r>
+        <w:t xml:space="preserve">En la tabla a continuación, se presenta un comparativo del proceso de </w:t>
+      </w:r>
+      <w:r>
+        <w:rPr>
+          <w:rStyle w:val="Extranjerismo"/>
+        </w:rPr>
+        <w:t>check-out</w:t>
+      </w:r>
+      <w:r>
+        <w:t xml:space="preserve"> y </w:t>
+      </w:r>
+      <w:r>
+        <w:rPr>
+          <w:rStyle w:val="Extranjerismo"/>
+        </w:rPr>
+        <w:t>self-check-out</w:t>
+      </w:r>
+      <w:r>
+        <w:rPr>
+          <w:rStyle w:val="Extranjerismo"/>
+        </w:rPr>
+        <w:t>.</w:t>
       </w:r>
     </w:p>
     <w:p>
@@ -6002,7 +6161,6 @@
         <w:rPr>
           <w:rStyle w:val="Extranjerismo"/>
         </w:rPr>
-        <w:lastRenderedPageBreak/>
         <w:t>Check-out</w:t>
       </w:r>
       <w:r>
@@ -6022,18 +6180,19 @@
         <w:tblLook w:val="04A0" w:firstRow="1" w:lastRow="0" w:firstColumn="1" w:lastColumn="0" w:noHBand="0" w:noVBand="1"/>
       </w:tblPr>
       <w:tblGrid>
-        <w:gridCol w:w="2547"/>
-        <w:gridCol w:w="3402"/>
-        <w:gridCol w:w="3402"/>
+        <w:gridCol w:w="2122"/>
+        <w:gridCol w:w="3969"/>
+        <w:gridCol w:w="3260"/>
       </w:tblGrid>
       <w:tr>
         <w:trPr>
           <w:cnfStyle w:val="100000000000" w:firstRow="1" w:lastRow="0" w:firstColumn="0" w:lastColumn="0" w:oddVBand="0" w:evenVBand="0" w:oddHBand="0" w:evenHBand="0" w:firstRowFirstColumn="0" w:firstRowLastColumn="0" w:lastRowFirstColumn="0" w:lastRowLastColumn="0"/>
+          <w:cantSplit/>
           <w:tblHeader/>
         </w:trPr>
         <w:tc>
           <w:tcPr>
-            <w:tcW w:w="2547" w:type="dxa"/>
+            <w:tcW w:w="2122" w:type="dxa"/>
           </w:tcPr>
           <w:p>
             <w:pPr>
@@ -6046,7 +6205,7 @@
         </w:tc>
         <w:tc>
           <w:tcPr>
-            <w:tcW w:w="3402" w:type="dxa"/>
+            <w:tcW w:w="3969" w:type="dxa"/>
           </w:tcPr>
           <w:p>
             <w:pPr>
@@ -6065,7 +6224,7 @@
         </w:tc>
         <w:tc>
           <w:tcPr>
-            <w:tcW w:w="3402" w:type="dxa"/>
+            <w:tcW w:w="3260" w:type="dxa"/>
           </w:tcPr>
           <w:p>
             <w:pPr>
@@ -6089,7 +6248,7 @@
         </w:trPr>
         <w:tc>
           <w:tcPr>
-            <w:tcW w:w="2547" w:type="dxa"/>
+            <w:tcW w:w="2122" w:type="dxa"/>
           </w:tcPr>
           <w:p>
             <w:pPr>
@@ -6102,7 +6261,7 @@
         </w:tc>
         <w:tc>
           <w:tcPr>
-            <w:tcW w:w="3402" w:type="dxa"/>
+            <w:tcW w:w="3969" w:type="dxa"/>
           </w:tcPr>
           <w:p>
             <w:pPr>
@@ -6115,14 +6274,18 @@
         </w:tc>
         <w:tc>
           <w:tcPr>
-            <w:tcW w:w="3402" w:type="dxa"/>
+            <w:tcW w:w="3260" w:type="dxa"/>
           </w:tcPr>
           <w:p>
             <w:pPr>
               <w:pStyle w:val="Tablas"/>
             </w:pPr>
             <w:r>
-              <w:t>El huésped realiza gran parte del proceso de manera autónoma mediante herramientas digitales.</w:t>
+              <w:t xml:space="preserve">El huésped realiza gran parte del proceso de manera </w:t>
+            </w:r>
+            <w:r>
+              <w:lastRenderedPageBreak/>
+              <w:t>autónoma mediante herramientas digitales.</w:t>
             </w:r>
           </w:p>
         </w:tc>
@@ -6130,20 +6293,21 @@
       <w:tr>
         <w:tc>
           <w:tcPr>
-            <w:tcW w:w="2547" w:type="dxa"/>
+            <w:tcW w:w="2122" w:type="dxa"/>
           </w:tcPr>
           <w:p>
             <w:pPr>
               <w:pStyle w:val="Tablas"/>
             </w:pPr>
             <w:r>
+              <w:lastRenderedPageBreak/>
               <w:t>Tiempo de atención</w:t>
             </w:r>
           </w:p>
         </w:tc>
         <w:tc>
           <w:tcPr>
-            <w:tcW w:w="3402" w:type="dxa"/>
+            <w:tcW w:w="3969" w:type="dxa"/>
           </w:tcPr>
           <w:p>
             <w:pPr>
@@ -6156,7 +6320,7 @@
         </w:tc>
         <w:tc>
           <w:tcPr>
-            <w:tcW w:w="3402" w:type="dxa"/>
+            <w:tcW w:w="3260" w:type="dxa"/>
           </w:tcPr>
           <w:p>
             <w:pPr>
@@ -6174,7 +6338,7 @@
         </w:trPr>
         <w:tc>
           <w:tcPr>
-            <w:tcW w:w="2547" w:type="dxa"/>
+            <w:tcW w:w="2122" w:type="dxa"/>
           </w:tcPr>
           <w:p>
             <w:pPr>
@@ -6187,7 +6351,7 @@
         </w:tc>
         <w:tc>
           <w:tcPr>
-            <w:tcW w:w="3402" w:type="dxa"/>
+            <w:tcW w:w="3969" w:type="dxa"/>
           </w:tcPr>
           <w:p>
             <w:pPr>
@@ -6200,7 +6364,7 @@
         </w:tc>
         <w:tc>
           <w:tcPr>
-            <w:tcW w:w="3402" w:type="dxa"/>
+            <w:tcW w:w="3260" w:type="dxa"/>
           </w:tcPr>
           <w:p>
             <w:pPr>
@@ -6215,7 +6379,7 @@
       <w:tr>
         <w:tc>
           <w:tcPr>
-            <w:tcW w:w="2547" w:type="dxa"/>
+            <w:tcW w:w="2122" w:type="dxa"/>
           </w:tcPr>
           <w:p>
             <w:pPr>
@@ -6228,7 +6392,7 @@
         </w:tc>
         <w:tc>
           <w:tcPr>
-            <w:tcW w:w="3402" w:type="dxa"/>
+            <w:tcW w:w="3969" w:type="dxa"/>
           </w:tcPr>
           <w:p>
             <w:pPr>
@@ -6241,7 +6405,7 @@
         </w:tc>
         <w:tc>
           <w:tcPr>
-            <w:tcW w:w="3402" w:type="dxa"/>
+            <w:tcW w:w="3260" w:type="dxa"/>
           </w:tcPr>
           <w:p>
             <w:pPr>
@@ -6259,7 +6423,7 @@
         </w:trPr>
         <w:tc>
           <w:tcPr>
-            <w:tcW w:w="2547" w:type="dxa"/>
+            <w:tcW w:w="2122" w:type="dxa"/>
           </w:tcPr>
           <w:p>
             <w:pPr>
@@ -6272,7 +6436,7 @@
         </w:tc>
         <w:tc>
           <w:tcPr>
-            <w:tcW w:w="3402" w:type="dxa"/>
+            <w:tcW w:w="3969" w:type="dxa"/>
           </w:tcPr>
           <w:p>
             <w:pPr>
@@ -6285,7 +6449,7 @@
         </w:tc>
         <w:tc>
           <w:tcPr>
-            <w:tcW w:w="3402" w:type="dxa"/>
+            <w:tcW w:w="3260" w:type="dxa"/>
           </w:tcPr>
           <w:p>
             <w:pPr>
@@ -6300,7 +6464,7 @@
       <w:tr>
         <w:tc>
           <w:tcPr>
-            <w:tcW w:w="2547" w:type="dxa"/>
+            <w:tcW w:w="2122" w:type="dxa"/>
           </w:tcPr>
           <w:p>
             <w:pPr>
@@ -6313,7 +6477,7 @@
         </w:tc>
         <w:tc>
           <w:tcPr>
-            <w:tcW w:w="3402" w:type="dxa"/>
+            <w:tcW w:w="3969" w:type="dxa"/>
           </w:tcPr>
           <w:p>
             <w:pPr>
@@ -6326,7 +6490,7 @@
         </w:tc>
         <w:tc>
           <w:tcPr>
-            <w:tcW w:w="3402" w:type="dxa"/>
+            <w:tcW w:w="3260" w:type="dxa"/>
           </w:tcPr>
           <w:p>
             <w:pPr>
@@ -6344,7 +6508,7 @@
         </w:trPr>
         <w:tc>
           <w:tcPr>
-            <w:tcW w:w="2547" w:type="dxa"/>
+            <w:tcW w:w="2122" w:type="dxa"/>
           </w:tcPr>
           <w:p>
             <w:pPr>
@@ -6357,7 +6521,7 @@
         </w:tc>
         <w:tc>
           <w:tcPr>
-            <w:tcW w:w="3402" w:type="dxa"/>
+            <w:tcW w:w="3969" w:type="dxa"/>
           </w:tcPr>
           <w:p>
             <w:pPr>
@@ -6370,7 +6534,7 @@
         </w:tc>
         <w:tc>
           <w:tcPr>
-            <w:tcW w:w="3402" w:type="dxa"/>
+            <w:tcW w:w="3260" w:type="dxa"/>
           </w:tcPr>
           <w:p>
             <w:pPr>
@@ -6385,7 +6549,7 @@
       <w:tr>
         <w:tc>
           <w:tcPr>
-            <w:tcW w:w="2547" w:type="dxa"/>
+            <w:tcW w:w="2122" w:type="dxa"/>
           </w:tcPr>
           <w:p>
             <w:pPr>
@@ -6398,31 +6562,26 @@
         </w:tc>
         <w:tc>
           <w:tcPr>
-            <w:tcW w:w="3402" w:type="dxa"/>
+            <w:tcW w:w="3969" w:type="dxa"/>
           </w:tcPr>
           <w:p>
             <w:pPr>
               <w:pStyle w:val="Tablas"/>
             </w:pPr>
             <w:r>
-              <w:t xml:space="preserve">Favorece atención personalizada y </w:t>
-            </w:r>
-            <w:r>
-              <w:lastRenderedPageBreak/>
-              <w:t>acompañamiento durante la salida.</w:t>
+              <w:t>Favorece atención personalizada y acompañamiento durante la salida.</w:t>
             </w:r>
           </w:p>
         </w:tc>
         <w:tc>
           <w:tcPr>
-            <w:tcW w:w="3402" w:type="dxa"/>
+            <w:tcW w:w="3260" w:type="dxa"/>
           </w:tcPr>
           <w:p>
             <w:pPr>
               <w:pStyle w:val="Tablas"/>
             </w:pPr>
             <w:r>
-              <w:lastRenderedPageBreak/>
               <w:t xml:space="preserve">Ofrece mayor rapidez, autonomía y comodidad durante el </w:t>
             </w:r>
             <w:r>
@@ -6443,7 +6602,7 @@
         </w:trPr>
         <w:tc>
           <w:tcPr>
-            <w:tcW w:w="2547" w:type="dxa"/>
+            <w:tcW w:w="2122" w:type="dxa"/>
           </w:tcPr>
           <w:p>
             <w:pPr>
@@ -6456,7 +6615,7 @@
         </w:tc>
         <w:tc>
           <w:tcPr>
-            <w:tcW w:w="3402" w:type="dxa"/>
+            <w:tcW w:w="3969" w:type="dxa"/>
           </w:tcPr>
           <w:p>
             <w:pPr>
@@ -6469,7 +6628,7 @@
         </w:tc>
         <w:tc>
           <w:tcPr>
-            <w:tcW w:w="3402" w:type="dxa"/>
+            <w:tcW w:w="3260" w:type="dxa"/>
           </w:tcPr>
           <w:p>
             <w:pPr>
@@ -6484,20 +6643,21 @@
       <w:tr>
         <w:tc>
           <w:tcPr>
-            <w:tcW w:w="2547" w:type="dxa"/>
+            <w:tcW w:w="2122" w:type="dxa"/>
           </w:tcPr>
           <w:p>
             <w:pPr>
               <w:pStyle w:val="Tablas"/>
             </w:pPr>
             <w:r>
+              <w:lastRenderedPageBreak/>
               <w:t>Ventaja operativa</w:t>
             </w:r>
           </w:p>
         </w:tc>
         <w:tc>
           <w:tcPr>
-            <w:tcW w:w="3402" w:type="dxa"/>
+            <w:tcW w:w="3969" w:type="dxa"/>
           </w:tcPr>
           <w:p>
             <w:pPr>
@@ -6510,7 +6670,7 @@
         </w:tc>
         <w:tc>
           <w:tcPr>
-            <w:tcW w:w="3402" w:type="dxa"/>
+            <w:tcW w:w="3260" w:type="dxa"/>
           </w:tcPr>
           <w:p>
             <w:pPr>
@@ -6596,45 +6756,44 @@
         <w:t>Las facturas y soportes se envían al huésped por correo electrónico de manera rápida, segura y sin uso de papel.</w:t>
       </w:r>
     </w:p>
-    <w:p/>
-    <w:p>
-      <w:pPr>
-        <w:rPr>
-          <w:b/>
-          <w:bCs/>
-        </w:rPr>
-      </w:pPr>
-      <w:r>
-        <w:rPr>
-          <w:b/>
-          <w:bCs/>
-        </w:rPr>
+    <w:p>
+      <w:pPr>
+        <w:rPr>
+          <w:b/>
+          <w:bCs/>
+        </w:rPr>
+      </w:pPr>
+      <w:r>
+        <w:rPr>
+          <w:b/>
+          <w:bCs/>
+        </w:rPr>
+        <w:t>Generación de encuestas de satisfacción</w:t>
+      </w:r>
+    </w:p>
+    <w:p>
+      <w:r>
+        <w:t>Se envían encuestas automáticas para conocer la experiencia del huésped y fortalecer la calidad del servicio.</w:t>
+      </w:r>
+    </w:p>
+    <w:p>
+      <w:pPr>
+        <w:rPr>
+          <w:b/>
+          <w:bCs/>
+        </w:rPr>
+      </w:pPr>
+      <w:r>
+        <w:rPr>
+          <w:b/>
+          <w:bCs/>
+        </w:rPr>
+        <w:t>Seguimiento posterior a la estadía</w:t>
+      </w:r>
+    </w:p>
+    <w:p>
+      <w:r>
         <w:lastRenderedPageBreak/>
-        <w:t>Generación de encuestas de satisfacción</w:t>
-      </w:r>
-    </w:p>
-    <w:p>
-      <w:r>
-        <w:t>Se envían encuestas automáticas para conocer la experiencia del huésped y fortalecer la calidad del servicio.</w:t>
-      </w:r>
-    </w:p>
-    <w:p>
-      <w:pPr>
-        <w:rPr>
-          <w:b/>
-          <w:bCs/>
-        </w:rPr>
-      </w:pPr>
-      <w:r>
-        <w:rPr>
-          <w:b/>
-          <w:bCs/>
-        </w:rPr>
-        <w:t>Seguimiento posterior a la estadía</w:t>
-      </w:r>
-    </w:p>
-    <w:p>
-      <w:r>
         <w:t xml:space="preserve">El sistema permite realizar seguimiento, gestionar novedades y mantener comunicación después del </w:t>
       </w:r>
       <w:r>
@@ -6661,7 +6820,7 @@
       <w:pPr>
         <w:pStyle w:val="Ttulo2"/>
       </w:pPr>
-      <w:bookmarkStart w:id="18" w:name="_Toc232500708"/>
+      <w:bookmarkStart w:id="18" w:name="_Toc235537829"/>
       <w:r>
         <w:t>Comunicación digital durante la salida del huésped</w:t>
       </w:r>
@@ -6713,31 +6872,31 @@
           <w:b/>
           <w:bCs/>
         </w:rPr>
+        <w:t>Mensajería instantánea</w:t>
+      </w:r>
+      <w:r>
+        <w:t>: facilita respuestas rápidas frente a inquietudes del huésped.</w:t>
+      </w:r>
+    </w:p>
+    <w:p>
+      <w:r>
+        <w:rPr>
+          <w:b/>
+          <w:bCs/>
+        </w:rPr>
+        <w:t>Aplicaciones móviles</w:t>
+      </w:r>
+      <w:r>
+        <w:t>: permiten validar información y gestionar procesos de salida.</w:t>
+      </w:r>
+    </w:p>
+    <w:p>
+      <w:r>
+        <w:rPr>
+          <w:b/>
+          <w:bCs/>
+        </w:rPr>
         <w:lastRenderedPageBreak/>
-        <w:t>Mensajería instantánea</w:t>
-      </w:r>
-      <w:r>
-        <w:t>: facilita respuestas rápidas frente a inquietudes del huésped.</w:t>
-      </w:r>
-    </w:p>
-    <w:p>
-      <w:r>
-        <w:rPr>
-          <w:b/>
-          <w:bCs/>
-        </w:rPr>
-        <w:t>Aplicaciones móviles</w:t>
-      </w:r>
-      <w:r>
-        <w:t>: permiten validar información y gestionar procesos de salida.</w:t>
-      </w:r>
-    </w:p>
-    <w:p>
-      <w:r>
-        <w:rPr>
-          <w:b/>
-          <w:bCs/>
-        </w:rPr>
         <w:t>Encuestas digitales</w:t>
       </w:r>
       <w:r>
@@ -6798,21 +6957,21 @@
     </w:p>
     <w:p>
       <w:r>
+        <w:t xml:space="preserve">Aunque la comunicación digital favorece procesos más rápidos, accesibles y organizados, su efectividad depende también de la atención cordial, la disposición de servicio y el acompañamiento profesional brindado por el personal encargado del </w:t>
+      </w:r>
+      <w:r>
+        <w:rPr>
+          <w:rStyle w:val="Extranjerismo"/>
+        </w:rPr>
+        <w:t>check-out</w:t>
+      </w:r>
+      <w:r>
+        <w:t>.</w:t>
+      </w:r>
+    </w:p>
+    <w:p>
+      <w:r>
         <w:lastRenderedPageBreak/>
-        <w:t xml:space="preserve">Aunque la comunicación digital favorece procesos más rápidos, accesibles y organizados, su efectividad depende también de la atención cordial, la disposición de servicio y el acompañamiento profesional brindado por el personal encargado del </w:t>
-      </w:r>
-      <w:r>
-        <w:rPr>
-          <w:rStyle w:val="Extranjerismo"/>
-        </w:rPr>
-        <w:t>check-out</w:t>
-      </w:r>
-      <w:r>
-        <w:t>.</w:t>
-      </w:r>
-    </w:p>
-    <w:p>
-      <w:r>
         <w:t>La transformación digital aplicada al proceso de salida del huésped ha permitido fortalecer la organización operativa, optimizar los tiempos de atención y mejorar la experiencia del servicio dentro de los establecimientos de alojamiento. La integración de herramientas tecnológicas, procesos automatizados y canales digitales contribuye a desarrollar procedimientos más ágiles, precisos y orientados a las nuevas necesidades de los huéspedes, sin perder la importancia de la atención humanizada y la calidad en el servicio hotelero.</w:t>
       </w:r>
     </w:p>
@@ -6824,7 +6983,7 @@
           <w:u w:val="single"/>
         </w:rPr>
       </w:pPr>
-      <w:bookmarkStart w:id="19" w:name="_Toc232500709"/>
+      <w:bookmarkStart w:id="19" w:name="_Toc235537830"/>
       <w:r>
         <w:lastRenderedPageBreak/>
         <w:t>Síntesis</w:t>
@@ -6974,7 +7133,7 @@
       <w:pPr>
         <w:pStyle w:val="Titulosgenerales"/>
       </w:pPr>
-      <w:bookmarkStart w:id="20" w:name="_Toc232500710"/>
+      <w:bookmarkStart w:id="20" w:name="_Toc235537831"/>
       <w:r>
         <w:lastRenderedPageBreak/>
         <w:t>Glosario</w:t>
@@ -7376,7 +7535,7 @@
       <w:pPr>
         <w:pStyle w:val="Titulosgenerales"/>
       </w:pPr>
-      <w:bookmarkStart w:id="21" w:name="_Toc232500711"/>
+      <w:bookmarkStart w:id="21" w:name="_Toc235537832"/>
       <w:r>
         <w:lastRenderedPageBreak/>
         <w:t>Referencias bibliográficas</w:t>
@@ -7388,7 +7547,31 @@
     </w:p>
     <w:p>
       <w:r>
-        <w:t xml:space="preserve">American Hotel &amp; Lodging Educational Institute (AHLEI). (2020). </w:t>
+        <w:t xml:space="preserve">American Hotel &amp; </w:t>
+      </w:r>
+      <w:proofErr w:type="spellStart"/>
+      <w:r>
+        <w:t>Lodging</w:t>
+      </w:r>
+      <w:proofErr w:type="spellEnd"/>
+      <w:r>
+        <w:t xml:space="preserve"> </w:t>
+      </w:r>
+      <w:proofErr w:type="spellStart"/>
+      <w:r>
+        <w:t>Educational</w:t>
+      </w:r>
+      <w:proofErr w:type="spellEnd"/>
+      <w:r>
+        <w:t xml:space="preserve"> </w:t>
+      </w:r>
+      <w:proofErr w:type="spellStart"/>
+      <w:r>
+        <w:t>Institute</w:t>
+      </w:r>
+      <w:proofErr w:type="spellEnd"/>
+      <w:r>
+        <w:t xml:space="preserve"> (AHLEI). (2020). </w:t>
       </w:r>
       <w:r>
         <w:rPr>
@@ -7416,12 +7599,25 @@
     </w:p>
     <w:p>
       <w:r>
-        <w:t xml:space="preserve">Corral, F. (2012). Manual de recepción hotelera: principios y técnicas (7ª ed.). Septem Ediciones. </w:t>
-      </w:r>
-    </w:p>
-    <w:p>
-      <w:r>
-        <w:t xml:space="preserve">CredibanCo. (2021). Guía rápida de uso del datáfono. </w:t>
+        <w:t xml:space="preserve">Corral, F. (2012). Manual de recepción hotelera: principios y técnicas (7ª ed.). </w:t>
+      </w:r>
+      <w:proofErr w:type="spellStart"/>
+      <w:r>
+        <w:t>Septem</w:t>
+      </w:r>
+      <w:proofErr w:type="spellEnd"/>
+      <w:r>
+        <w:t xml:space="preserve"> Ediciones. </w:t>
+      </w:r>
+    </w:p>
+    <w:p>
+      <w:proofErr w:type="spellStart"/>
+      <w:r>
+        <w:t>CredibanCo</w:t>
+      </w:r>
+      <w:proofErr w:type="spellEnd"/>
+      <w:r>
+        <w:t xml:space="preserve">. (2021). Guía rápida de uso del datáfono. </w:t>
       </w:r>
       <w:hyperlink r:id="rId22" w:history="1">
         <w:r>
@@ -7448,8 +7644,13 @@
       </w:r>
     </w:p>
     <w:p>
-      <w:r>
-        <w:t xml:space="preserve">Kasavana, M. L., &amp; Cahill, J. J. (2017). </w:t>
+      <w:proofErr w:type="spellStart"/>
+      <w:r>
+        <w:t>Kasavana</w:t>
+      </w:r>
+      <w:proofErr w:type="spellEnd"/>
+      <w:r>
+        <w:t xml:space="preserve">, M. L., &amp; Cahill, J. J. (2017). </w:t>
       </w:r>
       <w:r>
         <w:rPr>
@@ -7500,7 +7701,15 @@
     </w:p>
     <w:p>
       <w:r>
-        <w:t xml:space="preserve">Oracle Hospitality. (2023). </w:t>
+        <w:t xml:space="preserve">Oracle </w:t>
+      </w:r>
+      <w:proofErr w:type="spellStart"/>
+      <w:r>
+        <w:t>Hospitality</w:t>
+      </w:r>
+      <w:proofErr w:type="spellEnd"/>
+      <w:r>
+        <w:t xml:space="preserve">. (2023). </w:t>
       </w:r>
       <w:r>
         <w:rPr>
@@ -7518,8 +7727,13 @@
       </w:r>
     </w:p>
     <w:p>
-      <w:r>
-        <w:t xml:space="preserve">Revfine. (2023). </w:t>
+      <w:proofErr w:type="spellStart"/>
+      <w:r>
+        <w:t>Revfine</w:t>
+      </w:r>
+      <w:proofErr w:type="spellEnd"/>
+      <w:r>
+        <w:t xml:space="preserve">. (2023). </w:t>
       </w:r>
       <w:r>
         <w:rPr>
@@ -7548,7 +7762,15 @@
     </w:p>
     <w:p>
       <w:r>
-        <w:t>Turpo-Gebera, O., &amp; Hurtado-Mazeyra, A. (2021). Transformación digital y experiencia del cliente en servicios turísticos. Revista de Investigación en Turismo y Desarrollo Local, 14(31), 1-15.</w:t>
+        <w:t>Turpo-</w:t>
+      </w:r>
+      <w:proofErr w:type="spellStart"/>
+      <w:r>
+        <w:t>Gebera</w:t>
+      </w:r>
+      <w:proofErr w:type="spellEnd"/>
+      <w:r>
+        <w:t>, O., &amp; Hurtado-Mazeyra, A. (2021). Transformación digital y experiencia del cliente en servicios turísticos. Revista de Investigación en Turismo y Desarrollo Local, 14(31), 1-15.</w:t>
       </w:r>
     </w:p>
     <w:p>
@@ -7560,7 +7782,7 @@
       <w:pPr>
         <w:pStyle w:val="Titulosgenerales"/>
       </w:pPr>
-      <w:bookmarkStart w:id="22" w:name="_Toc232500712"/>
+      <w:bookmarkStart w:id="22" w:name="_Toc235537833"/>
       <w:r>
         <w:lastRenderedPageBreak/>
         <w:t>Créditos</w:t>
@@ -8043,8 +8265,17 @@
                 <w:rStyle w:val="Extranjerismo"/>
                 <w:lang w:val="es-CO"/>
               </w:rPr>
-              <w:t>full stack</w:t>
-            </w:r>
+              <w:t xml:space="preserve">full </w:t>
+            </w:r>
+            <w:proofErr w:type="spellStart"/>
+            <w:r>
+              <w:rPr>
+                <w:rStyle w:val="Extranjerismo"/>
+                <w:lang w:val="es-CO"/>
+              </w:rPr>
+              <w:t>stack</w:t>
+            </w:r>
+            <w:proofErr w:type="spellEnd"/>
           </w:p>
         </w:tc>
         <w:tc>
@@ -8428,7 +8659,10 @@
     </w:tbl>
     <w:p>
       <w:pPr>
-        <w:rPr>
+        <w:ind w:firstLine="0"/>
+        <w:rPr>
+          <w:sz w:val="6"/>
+          <w:szCs w:val="2"/>
           <w:lang w:eastAsia="es-CO"/>
         </w:rPr>
       </w:pPr>
@@ -8448,7 +8682,7 @@
 </file>
 
 <file path=word/endnotes.xml><?xml version="1.0" encoding="utf-8"?>
-<w:endnotes xmlns:wpc="http://schemas.microsoft.com/office/word/2010/wordprocessingCanvas" xmlns:cx="http://schemas.microsoft.com/office/drawing/2014/chartex" xmlns:cx1="http://schemas.microsoft.com/office/drawing/2015/9/8/chartex" xmlns:cx2="http://schemas.microsoft.com/office/drawing/2015/10/21/chartex" xmlns:cx3="http://schemas.microsoft.com/office/drawing/2016/5/9/chartex" xmlns:cx4="http://schemas.microsoft.com/office/drawing/2016/5/10/chartex" xmlns:cx5="http://schemas.microsoft.com/office/drawing/2016/5/11/chartex" xmlns:cx6="http://schemas.microsoft.com/office/drawing/2016/5/12/chartex" xmlns:cx7="http://schemas.microsoft.com/office/drawing/2016/5/13/chartex" xmlns:cx8="http://schemas.microsoft.com/office/drawing/2016/5/14/chartex" xmlns:mc="http://schemas.openxmlformats.org/markup-compatibility/2006" xmlns:aink="http://schemas.microsoft.com/office/drawing/2016/ink" xmlns:am3d="http://schemas.microsoft.com/office/drawing/2017/model3d" xmlns:o="urn:schemas-microsoft-com:office:office" xmlns:r="http://schemas.openxmlformats.org/officeDocument/2006/relationships" xmlns:m="http://schemas.openxmlformats.org/officeDocument/2006/math" xmlns:v="urn:schemas-microsoft-com:vml" xmlns:wp14="http://schemas.microsoft.com/office/word/2010/wordprocessingDrawing" xmlns:wp="http://schemas.openxmlformats.org/drawingml/2006/wordprocessingDrawing" xmlns:w10="urn:schemas-microsoft-com:office:word" xmlns:w="http://schemas.openxmlformats.org/wordprocessingml/2006/main" xmlns:w14="http://schemas.microsoft.com/office/word/2010/wordml" xmlns:w15="http://schemas.microsoft.com/office/word/2012/wordml" xmlns:w16cex="http://schemas.microsoft.com/office/word/2018/wordml/cex" xmlns:w16cid="http://schemas.microsoft.com/office/word/2016/wordml/cid" xmlns:w16="http://schemas.microsoft.com/office/word/2018/wordml" xmlns:w16sdtdh="http://schemas.microsoft.com/office/word/2020/wordml/sdtdatahash" xmlns:w16se="http://schemas.microsoft.com/office/word/2015/wordml/symex" xmlns:wpg="http://schemas.microsoft.com/office/word/2010/wordprocessingGroup" xmlns:wpi="http://schemas.microsoft.com/office/word/2010/wordprocessingInk" xmlns:wne="http://schemas.microsoft.com/office/word/2006/wordml" xmlns:wps="http://schemas.microsoft.com/office/word/2010/wordprocessingShape" mc:Ignorable="w14 w15 w16se w16cid w16 w16cex w16sdtdh wp14">
+<w:endnotes xmlns:wpc="http://schemas.microsoft.com/office/word/2010/wordprocessingCanvas" xmlns:cx="http://schemas.microsoft.com/office/drawing/2014/chartex" xmlns:cx1="http://schemas.microsoft.com/office/drawing/2015/9/8/chartex" xmlns:cx2="http://schemas.microsoft.com/office/drawing/2015/10/21/chartex" xmlns:cx3="http://schemas.microsoft.com/office/drawing/2016/5/9/chartex" xmlns:cx4="http://schemas.microsoft.com/office/drawing/2016/5/10/chartex" xmlns:cx5="http://schemas.microsoft.com/office/drawing/2016/5/11/chartex" xmlns:cx6="http://schemas.microsoft.com/office/drawing/2016/5/12/chartex" xmlns:cx7="http://schemas.microsoft.com/office/drawing/2016/5/13/chartex" xmlns:cx8="http://schemas.microsoft.com/office/drawing/2016/5/14/chartex" xmlns:mc="http://schemas.openxmlformats.org/markup-compatibility/2006" xmlns:aink="http://schemas.microsoft.com/office/drawing/2016/ink" xmlns:am3d="http://schemas.microsoft.com/office/drawing/2017/model3d" xmlns:o="urn:schemas-microsoft-com:office:office" xmlns:oel="http://schemas.microsoft.com/office/2019/extlst" xmlns:r="http://schemas.openxmlformats.org/officeDocument/2006/relationships" xmlns:m="http://schemas.openxmlformats.org/officeDocument/2006/math" xmlns:v="urn:schemas-microsoft-com:vml" xmlns:wp14="http://schemas.microsoft.com/office/word/2010/wordprocessingDrawing" xmlns:wp="http://schemas.openxmlformats.org/drawingml/2006/wordprocessingDrawing" xmlns:w10="urn:schemas-microsoft-com:office:word" xmlns:w="http://schemas.openxmlformats.org/wordprocessingml/2006/main" xmlns:w14="http://schemas.microsoft.com/office/word/2010/wordml" xmlns:w15="http://schemas.microsoft.com/office/word/2012/wordml" xmlns:w16cex="http://schemas.microsoft.com/office/word/2018/wordml/cex" xmlns:w16cid="http://schemas.microsoft.com/office/word/2016/wordml/cid" xmlns:w16="http://schemas.microsoft.com/office/word/2018/wordml" xmlns:w16du="http://schemas.microsoft.com/office/word/2023/wordml/word16du" xmlns:w16sdtdh="http://schemas.microsoft.com/office/word/2020/wordml/sdtdatahash" xmlns:w16sdtfl="http://schemas.microsoft.com/office/word/2024/wordml/sdtformatlock" xmlns:w16se="http://schemas.microsoft.com/office/word/2015/wordml/symex" xmlns:wpg="http://schemas.microsoft.com/office/word/2010/wordprocessingGroup" xmlns:wpi="http://schemas.microsoft.com/office/word/2010/wordprocessingInk" xmlns:wne="http://schemas.microsoft.com/office/word/2006/wordml" xmlns:wps="http://schemas.microsoft.com/office/word/2010/wordprocessingShape" mc:Ignorable="w14 w15 w16se w16cid w16 w16cex w16sdtdh w16sdtfl w16du wp14">
   <w:endnote w:type="separator" w:id="-1">
     <w:p>
       <w:pPr>
@@ -8475,7 +8709,7 @@
 </file>
 
 <file path=word/footer1.xml><?xml version="1.0" encoding="utf-8"?>
-<w:ftr xmlns:wpc="http://schemas.microsoft.com/office/word/2010/wordprocessingCanvas" xmlns:cx="http://schemas.microsoft.com/office/drawing/2014/chartex" xmlns:cx1="http://schemas.microsoft.com/office/drawing/2015/9/8/chartex" xmlns:cx2="http://schemas.microsoft.com/office/drawing/2015/10/21/chartex" xmlns:cx3="http://schemas.microsoft.com/office/drawing/2016/5/9/chartex" xmlns:cx4="http://schemas.microsoft.com/office/drawing/2016/5/10/chartex" xmlns:cx5="http://schemas.microsoft.com/office/drawing/2016/5/11/chartex" xmlns:cx6="http://schemas.microsoft.com/office/drawing/2016/5/12/chartex" xmlns:cx7="http://schemas.microsoft.com/office/drawing/2016/5/13/chartex" xmlns:cx8="http://schemas.microsoft.com/office/drawing/2016/5/14/chartex" xmlns:mc="http://schemas.openxmlformats.org/markup-compatibility/2006" xmlns:aink="http://schemas.microsoft.com/office/drawing/2016/ink" xmlns:am3d="http://schemas.microsoft.com/office/drawing/2017/model3d" xmlns:o="urn:schemas-microsoft-com:office:office" xmlns:r="http://schemas.openxmlformats.org/officeDocument/2006/relationships" xmlns:m="http://schemas.openxmlformats.org/officeDocument/2006/math" xmlns:v="urn:schemas-microsoft-com:vml" xmlns:wp14="http://schemas.microsoft.com/office/word/2010/wordprocessingDrawing" xmlns:wp="http://schemas.openxmlformats.org/drawingml/2006/wordprocessingDrawing" xmlns:w10="urn:schemas-microsoft-com:office:word" xmlns:w="http://schemas.openxmlformats.org/wordprocessingml/2006/main" xmlns:w14="http://schemas.microsoft.com/office/word/2010/wordml" xmlns:w15="http://schemas.microsoft.com/office/word/2012/wordml" xmlns:w16cex="http://schemas.microsoft.com/office/word/2018/wordml/cex" xmlns:w16cid="http://schemas.microsoft.com/office/word/2016/wordml/cid" xmlns:w16="http://schemas.microsoft.com/office/word/2018/wordml" xmlns:w16sdtdh="http://schemas.microsoft.com/office/word/2020/wordml/sdtdatahash" xmlns:w16se="http://schemas.microsoft.com/office/word/2015/wordml/symex" xmlns:wpg="http://schemas.microsoft.com/office/word/2010/wordprocessingGroup" xmlns:wpi="http://schemas.microsoft.com/office/word/2010/wordprocessingInk" xmlns:wne="http://schemas.microsoft.com/office/word/2006/wordml" xmlns:wps="http://schemas.microsoft.com/office/word/2010/wordprocessingShape" mc:Ignorable="w14 w15 w16se w16cid w16 w16cex w16sdtdh wp14">
+<w:ftr xmlns:wpc="http://schemas.microsoft.com/office/word/2010/wordprocessingCanvas" xmlns:cx="http://schemas.microsoft.com/office/drawing/2014/chartex" xmlns:cx1="http://schemas.microsoft.com/office/drawing/2015/9/8/chartex" xmlns:cx2="http://schemas.microsoft.com/office/drawing/2015/10/21/chartex" xmlns:cx3="http://schemas.microsoft.com/office/drawing/2016/5/9/chartex" xmlns:cx4="http://schemas.microsoft.com/office/drawing/2016/5/10/chartex" xmlns:cx5="http://schemas.microsoft.com/office/drawing/2016/5/11/chartex" xmlns:cx6="http://schemas.microsoft.com/office/drawing/2016/5/12/chartex" xmlns:cx7="http://schemas.microsoft.com/office/drawing/2016/5/13/chartex" xmlns:cx8="http://schemas.microsoft.com/office/drawing/2016/5/14/chartex" xmlns:mc="http://schemas.openxmlformats.org/markup-compatibility/2006" xmlns:aink="http://schemas.microsoft.com/office/drawing/2016/ink" xmlns:am3d="http://schemas.microsoft.com/office/drawing/2017/model3d" xmlns:o="urn:schemas-microsoft-com:office:office" xmlns:oel="http://schemas.microsoft.com/office/2019/extlst" xmlns:r="http://schemas.openxmlformats.org/officeDocument/2006/relationships" xmlns:m="http://schemas.openxmlformats.org/officeDocument/2006/math" xmlns:v="urn:schemas-microsoft-com:vml" xmlns:wp14="http://schemas.microsoft.com/office/word/2010/wordprocessingDrawing" xmlns:wp="http://schemas.openxmlformats.org/drawingml/2006/wordprocessingDrawing" xmlns:w10="urn:schemas-microsoft-com:office:word" xmlns:w="http://schemas.openxmlformats.org/wordprocessingml/2006/main" xmlns:w14="http://schemas.microsoft.com/office/word/2010/wordml" xmlns:w15="http://schemas.microsoft.com/office/word/2012/wordml" xmlns:w16cex="http://schemas.microsoft.com/office/word/2018/wordml/cex" xmlns:w16cid="http://schemas.microsoft.com/office/word/2016/wordml/cid" xmlns:w16="http://schemas.microsoft.com/office/word/2018/wordml" xmlns:w16du="http://schemas.microsoft.com/office/word/2023/wordml/word16du" xmlns:w16sdtdh="http://schemas.microsoft.com/office/word/2020/wordml/sdtdatahash" xmlns:w16sdtfl="http://schemas.microsoft.com/office/word/2024/wordml/sdtformatlock" xmlns:w16se="http://schemas.microsoft.com/office/word/2015/wordml/symex" xmlns:wpg="http://schemas.microsoft.com/office/word/2010/wordprocessingGroup" xmlns:wpi="http://schemas.microsoft.com/office/word/2010/wordprocessingInk" xmlns:wne="http://schemas.microsoft.com/office/word/2006/wordml" xmlns:wps="http://schemas.microsoft.com/office/word/2010/wordprocessingShape" mc:Ignorable="w14 w15 w16se w16cid w16 w16cex w16sdtdh w16sdtfl w16du wp14">
   <w:sdt>
     <w:sdtPr>
       <w:id w:val="-1465197936"/>
@@ -8484,7 +8718,6 @@
         <w:docPartUnique/>
       </w:docPartObj>
     </w:sdtPr>
-    <w:sdtEndPr/>
     <w:sdtContent>
       <w:p>
         <w:pPr>
@@ -8522,7 +8755,7 @@
 </file>
 
 <file path=word/footnotes.xml><?xml version="1.0" encoding="utf-8"?>
-<w:footnotes xmlns:wpc="http://schemas.microsoft.com/office/word/2010/wordprocessingCanvas" xmlns:cx="http://schemas.microsoft.com/office/drawing/2014/chartex" xmlns:cx1="http://schemas.microsoft.com/office/drawing/2015/9/8/chartex" xmlns:cx2="http://schemas.microsoft.com/office/drawing/2015/10/21/chartex" xmlns:cx3="http://schemas.microsoft.com/office/drawing/2016/5/9/chartex" xmlns:cx4="http://schemas.microsoft.com/office/drawing/2016/5/10/chartex" xmlns:cx5="http://schemas.microsoft.com/office/drawing/2016/5/11/chartex" xmlns:cx6="http://schemas.microsoft.com/office/drawing/2016/5/12/chartex" xmlns:cx7="http://schemas.microsoft.com/office/drawing/2016/5/13/chartex" xmlns:cx8="http://schemas.microsoft.com/office/drawing/2016/5/14/chartex" xmlns:mc="http://schemas.openxmlformats.org/markup-compatibility/2006" xmlns:aink="http://schemas.microsoft.com/office/drawing/2016/ink" xmlns:am3d="http://schemas.microsoft.com/office/drawing/2017/model3d" xmlns:o="urn:schemas-microsoft-com:office:office" xmlns:r="http://schemas.openxmlformats.org/officeDocument/2006/relationships" xmlns:m="http://schemas.openxmlformats.org/officeDocument/2006/math" xmlns:v="urn:schemas-microsoft-com:vml" xmlns:wp14="http://schemas.microsoft.com/office/word/2010/wordprocessingDrawing" xmlns:wp="http://schemas.openxmlformats.org/drawingml/2006/wordprocessingDrawing" xmlns:w10="urn:schemas-microsoft-com:office:word" xmlns:w="http://schemas.openxmlformats.org/wordprocessingml/2006/main" xmlns:w14="http://schemas.microsoft.com/office/word/2010/wordml" xmlns:w15="http://schemas.microsoft.com/office/word/2012/wordml" xmlns:w16cex="http://schemas.microsoft.com/office/word/2018/wordml/cex" xmlns:w16cid="http://schemas.microsoft.com/office/word/2016/wordml/cid" xmlns:w16="http://schemas.microsoft.com/office/word/2018/wordml" xmlns:w16sdtdh="http://schemas.microsoft.com/office/word/2020/wordml/sdtdatahash" xmlns:w16se="http://schemas.microsoft.com/office/word/2015/wordml/symex" xmlns:wpg="http://schemas.microsoft.com/office/word/2010/wordprocessingGroup" xmlns:wpi="http://schemas.microsoft.com/office/word/2010/wordprocessingInk" xmlns:wne="http://schemas.microsoft.com/office/word/2006/wordml" xmlns:wps="http://schemas.microsoft.com/office/word/2010/wordprocessingShape" mc:Ignorable="w14 w15 w16se w16cid w16 w16cex w16sdtdh wp14">
+<w:footnotes xmlns:wpc="http://schemas.microsoft.com/office/word/2010/wordprocessingCanvas" xmlns:cx="http://schemas.microsoft.com/office/drawing/2014/chartex" xmlns:cx1="http://schemas.microsoft.com/office/drawing/2015/9/8/chartex" xmlns:cx2="http://schemas.microsoft.com/office/drawing/2015/10/21/chartex" xmlns:cx3="http://schemas.microsoft.com/office/drawing/2016/5/9/chartex" xmlns:cx4="http://schemas.microsoft.com/office/drawing/2016/5/10/chartex" xmlns:cx5="http://schemas.microsoft.com/office/drawing/2016/5/11/chartex" xmlns:cx6="http://schemas.microsoft.com/office/drawing/2016/5/12/chartex" xmlns:cx7="http://schemas.microsoft.com/office/drawing/2016/5/13/chartex" xmlns:cx8="http://schemas.microsoft.com/office/drawing/2016/5/14/chartex" xmlns:mc="http://schemas.openxmlformats.org/markup-compatibility/2006" xmlns:aink="http://schemas.microsoft.com/office/drawing/2016/ink" xmlns:am3d="http://schemas.microsoft.com/office/drawing/2017/model3d" xmlns:o="urn:schemas-microsoft-com:office:office" xmlns:oel="http://schemas.microsoft.com/office/2019/extlst" xmlns:r="http://schemas.openxmlformats.org/officeDocument/2006/relationships" xmlns:m="http://schemas.openxmlformats.org/officeDocument/2006/math" xmlns:v="urn:schemas-microsoft-com:vml" xmlns:wp14="http://schemas.microsoft.com/office/word/2010/wordprocessingDrawing" xmlns:wp="http://schemas.openxmlformats.org/drawingml/2006/wordprocessingDrawing" xmlns:w10="urn:schemas-microsoft-com:office:word" xmlns:w="http://schemas.openxmlformats.org/wordprocessingml/2006/main" xmlns:w14="http://schemas.microsoft.com/office/word/2010/wordml" xmlns:w15="http://schemas.microsoft.com/office/word/2012/wordml" xmlns:w16cex="http://schemas.microsoft.com/office/word/2018/wordml/cex" xmlns:w16cid="http://schemas.microsoft.com/office/word/2016/wordml/cid" xmlns:w16="http://schemas.microsoft.com/office/word/2018/wordml" xmlns:w16du="http://schemas.microsoft.com/office/word/2023/wordml/word16du" xmlns:w16sdtdh="http://schemas.microsoft.com/office/word/2020/wordml/sdtdatahash" xmlns:w16sdtfl="http://schemas.microsoft.com/office/word/2024/wordml/sdtformatlock" xmlns:w16se="http://schemas.microsoft.com/office/word/2015/wordml/symex" xmlns:wpg="http://schemas.microsoft.com/office/word/2010/wordprocessingGroup" xmlns:wpi="http://schemas.microsoft.com/office/word/2010/wordprocessingInk" xmlns:wne="http://schemas.microsoft.com/office/word/2006/wordml" xmlns:wps="http://schemas.microsoft.com/office/word/2010/wordprocessingShape" mc:Ignorable="w14 w15 w16se w16cid w16 w16cex w16sdtdh w16sdtfl w16du wp14">
   <w:footnote w:type="separator" w:id="-1">
     <w:p>
       <w:pPr>
@@ -8549,7 +8782,7 @@
 </file>
 
 <file path=word/header1.xml><?xml version="1.0" encoding="utf-8"?>
-<w:hdr xmlns:wpc="http://schemas.microsoft.com/office/word/2010/wordprocessingCanvas" xmlns:cx="http://schemas.microsoft.com/office/drawing/2014/chartex" xmlns:cx1="http://schemas.microsoft.com/office/drawing/2015/9/8/chartex" xmlns:cx2="http://schemas.microsoft.com/office/drawing/2015/10/21/chartex" xmlns:cx3="http://schemas.microsoft.com/office/drawing/2016/5/9/chartex" xmlns:cx4="http://schemas.microsoft.com/office/drawing/2016/5/10/chartex" xmlns:cx5="http://schemas.microsoft.com/office/drawing/2016/5/11/chartex" xmlns:cx6="http://schemas.microsoft.com/office/drawing/2016/5/12/chartex" xmlns:cx7="http://schemas.microsoft.com/office/drawing/2016/5/13/chartex" xmlns:cx8="http://schemas.microsoft.com/office/drawing/2016/5/14/chartex" xmlns:mc="http://schemas.openxmlformats.org/markup-compatibility/2006" xmlns:aink="http://schemas.microsoft.com/office/drawing/2016/ink" xmlns:am3d="http://schemas.microsoft.com/office/drawing/2017/model3d" xmlns:o="urn:schemas-microsoft-com:office:office" xmlns:r="http://schemas.openxmlformats.org/officeDocument/2006/relationships" xmlns:m="http://schemas.openxmlformats.org/officeDocument/2006/math" xmlns:v="urn:schemas-microsoft-com:vml" xmlns:wp14="http://schemas.microsoft.com/office/word/2010/wordprocessingDrawing" xmlns:wp="http://schemas.openxmlformats.org/drawingml/2006/wordprocessingDrawing" xmlns:w10="urn:schemas-microsoft-com:office:word" xmlns:w="http://schemas.openxmlformats.org/wordprocessingml/2006/main" xmlns:w14="http://schemas.microsoft.com/office/word/2010/wordml" xmlns:w15="http://schemas.microsoft.com/office/word/2012/wordml" xmlns:w16cex="http://schemas.microsoft.com/office/word/2018/wordml/cex" xmlns:w16cid="http://schemas.microsoft.com/office/word/2016/wordml/cid" xmlns:w16="http://schemas.microsoft.com/office/word/2018/wordml" xmlns:w16sdtdh="http://schemas.microsoft.com/office/word/2020/wordml/sdtdatahash" xmlns:w16se="http://schemas.microsoft.com/office/word/2015/wordml/symex" xmlns:wpg="http://schemas.microsoft.com/office/word/2010/wordprocessingGroup" xmlns:wpi="http://schemas.microsoft.com/office/word/2010/wordprocessingInk" xmlns:wne="http://schemas.microsoft.com/office/word/2006/wordml" xmlns:wps="http://schemas.microsoft.com/office/word/2010/wordprocessingShape" mc:Ignorable="w14 w15 w16se w16cid w16 w16cex w16sdtdh wp14">
+<w:hdr xmlns:wpc="http://schemas.microsoft.com/office/word/2010/wordprocessingCanvas" xmlns:cx="http://schemas.microsoft.com/office/drawing/2014/chartex" xmlns:cx1="http://schemas.microsoft.com/office/drawing/2015/9/8/chartex" xmlns:cx2="http://schemas.microsoft.com/office/drawing/2015/10/21/chartex" xmlns:cx3="http://schemas.microsoft.com/office/drawing/2016/5/9/chartex" xmlns:cx4="http://schemas.microsoft.com/office/drawing/2016/5/10/chartex" xmlns:cx5="http://schemas.microsoft.com/office/drawing/2016/5/11/chartex" xmlns:cx6="http://schemas.microsoft.com/office/drawing/2016/5/12/chartex" xmlns:cx7="http://schemas.microsoft.com/office/drawing/2016/5/13/chartex" xmlns:cx8="http://schemas.microsoft.com/office/drawing/2016/5/14/chartex" xmlns:mc="http://schemas.openxmlformats.org/markup-compatibility/2006" xmlns:aink="http://schemas.microsoft.com/office/drawing/2016/ink" xmlns:am3d="http://schemas.microsoft.com/office/drawing/2017/model3d" xmlns:o="urn:schemas-microsoft-com:office:office" xmlns:oel="http://schemas.microsoft.com/office/2019/extlst" xmlns:r="http://schemas.openxmlformats.org/officeDocument/2006/relationships" xmlns:m="http://schemas.openxmlformats.org/officeDocument/2006/math" xmlns:v="urn:schemas-microsoft-com:vml" xmlns:wp14="http://schemas.microsoft.com/office/word/2010/wordprocessingDrawing" xmlns:wp="http://schemas.openxmlformats.org/drawingml/2006/wordprocessingDrawing" xmlns:w10="urn:schemas-microsoft-com:office:word" xmlns:w="http://schemas.openxmlformats.org/wordprocessingml/2006/main" xmlns:w14="http://schemas.microsoft.com/office/word/2010/wordml" xmlns:w15="http://schemas.microsoft.com/office/word/2012/wordml" xmlns:w16cex="http://schemas.microsoft.com/office/word/2018/wordml/cex" xmlns:w16cid="http://schemas.microsoft.com/office/word/2016/wordml/cid" xmlns:w16="http://schemas.microsoft.com/office/word/2018/wordml" xmlns:w16du="http://schemas.microsoft.com/office/word/2023/wordml/word16du" xmlns:w16sdtdh="http://schemas.microsoft.com/office/word/2020/wordml/sdtdatahash" xmlns:w16sdtfl="http://schemas.microsoft.com/office/word/2024/wordml/sdtformatlock" xmlns:w16se="http://schemas.microsoft.com/office/word/2015/wordml/symex" xmlns:wpg="http://schemas.microsoft.com/office/word/2010/wordprocessingGroup" xmlns:wpi="http://schemas.microsoft.com/office/word/2010/wordprocessingInk" xmlns:wne="http://schemas.microsoft.com/office/word/2006/wordml" xmlns:wps="http://schemas.microsoft.com/office/word/2010/wordprocessingShape" mc:Ignorable="w14 w15 w16se w16cid w16 w16cex w16sdtdh w16sdtfl w16du wp14">
   <w:p>
     <w:pPr>
       <w:pStyle w:val="Encabezado"/>
@@ -8636,7 +8869,7 @@
 </file>
 
 <file path=word/numbering.xml><?xml version="1.0" encoding="utf-8"?>
-<w:numbering xmlns:wpc="http://schemas.microsoft.com/office/word/2010/wordprocessingCanvas" xmlns:cx="http://schemas.microsoft.com/office/drawing/2014/chartex" xmlns:cx1="http://schemas.microsoft.com/office/drawing/2015/9/8/chartex" xmlns:cx2="http://schemas.microsoft.com/office/drawing/2015/10/21/chartex" xmlns:cx3="http://schemas.microsoft.com/office/drawing/2016/5/9/chartex" xmlns:cx4="http://schemas.microsoft.com/office/drawing/2016/5/10/chartex" xmlns:cx5="http://schemas.microsoft.com/office/drawing/2016/5/11/chartex" xmlns:cx6="http://schemas.microsoft.com/office/drawing/2016/5/12/chartex" xmlns:cx7="http://schemas.microsoft.com/office/drawing/2016/5/13/chartex" xmlns:cx8="http://schemas.microsoft.com/office/drawing/2016/5/14/chartex" xmlns:mc="http://schemas.openxmlformats.org/markup-compatibility/2006" xmlns:aink="http://schemas.microsoft.com/office/drawing/2016/ink" xmlns:am3d="http://schemas.microsoft.com/office/drawing/2017/model3d" xmlns:o="urn:schemas-microsoft-com:office:office" xmlns:r="http://schemas.openxmlformats.org/officeDocument/2006/relationships" xmlns:m="http://schemas.openxmlformats.org/officeDocument/2006/math" xmlns:v="urn:schemas-microsoft-com:vml" xmlns:wp14="http://schemas.microsoft.com/office/word/2010/wordprocessingDrawing" xmlns:wp="http://schemas.openxmlformats.org/drawingml/2006/wordprocessingDrawing" xmlns:w10="urn:schemas-microsoft-com:office:word" xmlns:w="http://schemas.openxmlformats.org/wordprocessingml/2006/main" xmlns:w14="http://schemas.microsoft.com/office/word/2010/wordml" xmlns:w15="http://schemas.microsoft.com/office/word/2012/wordml" xmlns:w16cex="http://schemas.microsoft.com/office/word/2018/wordml/cex" xmlns:w16cid="http://schemas.microsoft.com/office/word/2016/wordml/cid" xmlns:w16="http://schemas.microsoft.com/office/word/2018/wordml" xmlns:w16sdtdh="http://schemas.microsoft.com/office/word/2020/wordml/sdtdatahash" xmlns:w16se="http://schemas.microsoft.com/office/word/2015/wordml/symex" xmlns:wpg="http://schemas.microsoft.com/office/word/2010/wordprocessingGroup" xmlns:wpi="http://schemas.microsoft.com/office/word/2010/wordprocessingInk" xmlns:wne="http://schemas.microsoft.com/office/word/2006/wordml" xmlns:wps="http://schemas.microsoft.com/office/word/2010/wordprocessingShape" mc:Ignorable="w14 w15 w16se w16cid w16 w16cex w16sdtdh wp14">
+<w:numbering xmlns:wpc="http://schemas.microsoft.com/office/word/2010/wordprocessingCanvas" xmlns:cx="http://schemas.microsoft.com/office/drawing/2014/chartex" xmlns:cx1="http://schemas.microsoft.com/office/drawing/2015/9/8/chartex" xmlns:cx2="http://schemas.microsoft.com/office/drawing/2015/10/21/chartex" xmlns:cx3="http://schemas.microsoft.com/office/drawing/2016/5/9/chartex" xmlns:cx4="http://schemas.microsoft.com/office/drawing/2016/5/10/chartex" xmlns:cx5="http://schemas.microsoft.com/office/drawing/2016/5/11/chartex" xmlns:cx6="http://schemas.microsoft.com/office/drawing/2016/5/12/chartex" xmlns:cx7="http://schemas.microsoft.com/office/drawing/2016/5/13/chartex" xmlns:cx8="http://schemas.microsoft.com/office/drawing/2016/5/14/chartex" xmlns:mc="http://schemas.openxmlformats.org/markup-compatibility/2006" xmlns:aink="http://schemas.microsoft.com/office/drawing/2016/ink" xmlns:am3d="http://schemas.microsoft.com/office/drawing/2017/model3d" xmlns:o="urn:schemas-microsoft-com:office:office" xmlns:oel="http://schemas.microsoft.com/office/2019/extlst" xmlns:r="http://schemas.openxmlformats.org/officeDocument/2006/relationships" xmlns:m="http://schemas.openxmlformats.org/officeDocument/2006/math" xmlns:v="urn:schemas-microsoft-com:vml" xmlns:wp14="http://schemas.microsoft.com/office/word/2010/wordprocessingDrawing" xmlns:wp="http://schemas.openxmlformats.org/drawingml/2006/wordprocessingDrawing" xmlns:w10="urn:schemas-microsoft-com:office:word" xmlns:w="http://schemas.openxmlformats.org/wordprocessingml/2006/main" xmlns:w14="http://schemas.microsoft.com/office/word/2010/wordml" xmlns:w15="http://schemas.microsoft.com/office/word/2012/wordml" xmlns:w16cex="http://schemas.microsoft.com/office/word/2018/wordml/cex" xmlns:w16cid="http://schemas.microsoft.com/office/word/2016/wordml/cid" xmlns:w16="http://schemas.microsoft.com/office/word/2018/wordml" xmlns:w16du="http://schemas.microsoft.com/office/word/2023/wordml/word16du" xmlns:w16sdtdh="http://schemas.microsoft.com/office/word/2020/wordml/sdtdatahash" xmlns:w16sdtfl="http://schemas.microsoft.com/office/word/2024/wordml/sdtformatlock" xmlns:w16se="http://schemas.microsoft.com/office/word/2015/wordml/symex" xmlns:wpg="http://schemas.microsoft.com/office/word/2010/wordprocessingGroup" xmlns:wpi="http://schemas.microsoft.com/office/word/2010/wordprocessingInk" xmlns:wne="http://schemas.microsoft.com/office/word/2006/wordml" xmlns:wps="http://schemas.microsoft.com/office/word/2010/wordprocessingShape" mc:Ignorable="w14 w15 w16se w16cid w16 w16cex w16sdtdh w16sdtfl w16du wp14">
   <w:abstractNum w:abstractNumId="0" w15:restartNumberingAfterBreak="0">
     <w:nsid w:val="FFFFFF89"/>
     <w:multiLevelType w:val="singleLevel"/>
@@ -10840,67 +11073,67 @@
       </w:rPr>
     </w:lvl>
   </w:abstractNum>
-  <w:num w:numId="1">
+  <w:num w:numId="1" w16cid:durableId="1889487245">
     <w:abstractNumId w:val="0"/>
   </w:num>
-  <w:num w:numId="2">
+  <w:num w:numId="2" w16cid:durableId="1625841794">
     <w:abstractNumId w:val="7"/>
   </w:num>
-  <w:num w:numId="3">
+  <w:num w:numId="3" w16cid:durableId="1201166463">
     <w:abstractNumId w:val="16"/>
   </w:num>
-  <w:num w:numId="4">
+  <w:num w:numId="4" w16cid:durableId="916134440">
     <w:abstractNumId w:val="10"/>
   </w:num>
-  <w:num w:numId="5">
+  <w:num w:numId="5" w16cid:durableId="589582436">
     <w:abstractNumId w:val="12"/>
   </w:num>
-  <w:num w:numId="6">
+  <w:num w:numId="6" w16cid:durableId="832986361">
     <w:abstractNumId w:val="8"/>
   </w:num>
-  <w:num w:numId="7">
+  <w:num w:numId="7" w16cid:durableId="322859616">
     <w:abstractNumId w:val="17"/>
   </w:num>
-  <w:num w:numId="8">
+  <w:num w:numId="8" w16cid:durableId="1417557816">
     <w:abstractNumId w:val="13"/>
   </w:num>
-  <w:num w:numId="9">
+  <w:num w:numId="9" w16cid:durableId="1945579235">
     <w:abstractNumId w:val="4"/>
   </w:num>
-  <w:num w:numId="10">
+  <w:num w:numId="10" w16cid:durableId="396364588">
     <w:abstractNumId w:val="20"/>
   </w:num>
-  <w:num w:numId="11">
+  <w:num w:numId="11" w16cid:durableId="942146394">
     <w:abstractNumId w:val="9"/>
   </w:num>
-  <w:num w:numId="12">
+  <w:num w:numId="12" w16cid:durableId="1301494161">
     <w:abstractNumId w:val="11"/>
   </w:num>
-  <w:num w:numId="13">
+  <w:num w:numId="13" w16cid:durableId="683946367">
     <w:abstractNumId w:val="6"/>
   </w:num>
-  <w:num w:numId="14">
+  <w:num w:numId="14" w16cid:durableId="1726022794">
     <w:abstractNumId w:val="3"/>
   </w:num>
-  <w:num w:numId="15">
+  <w:num w:numId="15" w16cid:durableId="1674185741">
     <w:abstractNumId w:val="1"/>
   </w:num>
-  <w:num w:numId="16">
+  <w:num w:numId="16" w16cid:durableId="1876039796">
     <w:abstractNumId w:val="2"/>
   </w:num>
-  <w:num w:numId="17">
+  <w:num w:numId="17" w16cid:durableId="881945581">
     <w:abstractNumId w:val="5"/>
   </w:num>
-  <w:num w:numId="18">
+  <w:num w:numId="18" w16cid:durableId="945499023">
     <w:abstractNumId w:val="18"/>
   </w:num>
-  <w:num w:numId="19">
+  <w:num w:numId="19" w16cid:durableId="1037194580">
     <w:abstractNumId w:val="14"/>
   </w:num>
-  <w:num w:numId="20">
+  <w:num w:numId="20" w16cid:durableId="2101752303">
     <w:abstractNumId w:val="15"/>
   </w:num>
-  <w:num w:numId="21">
+  <w:num w:numId="21" w16cid:durableId="45959267">
     <w:abstractNumId w:val="19"/>
   </w:num>
   <w:numIdMacAtCleanup w:val="21"/>
@@ -10908,7 +11141,7 @@
 </file>
 
 <file path=word/styles.xml><?xml version="1.0" encoding="utf-8"?>
-<w:styles xmlns:mc="http://schemas.openxmlformats.org/markup-compatibility/2006" xmlns:r="http://schemas.openxmlformats.org/officeDocument/2006/relationships" xmlns:w="http://schemas.openxmlformats.org/wordprocessingml/2006/main" xmlns:w14="http://schemas.microsoft.com/office/word/2010/wordml" xmlns:w15="http://schemas.microsoft.com/office/word/2012/wordml" xmlns:w16cex="http://schemas.microsoft.com/office/word/2018/wordml/cex" xmlns:w16cid="http://schemas.microsoft.com/office/word/2016/wordml/cid" xmlns:w16="http://schemas.microsoft.com/office/word/2018/wordml" xmlns:w16sdtdh="http://schemas.microsoft.com/office/word/2020/wordml/sdtdatahash" xmlns:w16se="http://schemas.microsoft.com/office/word/2015/wordml/symex" mc:Ignorable="w14 w15 w16se w16cid w16 w16cex w16sdtdh">
+<w:styles xmlns:mc="http://schemas.openxmlformats.org/markup-compatibility/2006" xmlns:r="http://schemas.openxmlformats.org/officeDocument/2006/relationships" xmlns:w="http://schemas.openxmlformats.org/wordprocessingml/2006/main" xmlns:w14="http://schemas.microsoft.com/office/word/2010/wordml" xmlns:w15="http://schemas.microsoft.com/office/word/2012/wordml" xmlns:w16cex="http://schemas.microsoft.com/office/word/2018/wordml/cex" xmlns:w16cid="http://schemas.microsoft.com/office/word/2016/wordml/cid" xmlns:w16="http://schemas.microsoft.com/office/word/2018/wordml" xmlns:w16du="http://schemas.microsoft.com/office/word/2023/wordml/word16du" xmlns:w16sdtdh="http://schemas.microsoft.com/office/word/2020/wordml/sdtdatahash" xmlns:w16sdtfl="http://schemas.microsoft.com/office/word/2024/wordml/sdtformatlock" xmlns:w16se="http://schemas.microsoft.com/office/word/2015/wordml/symex" mc:Ignorable="w14 w15 w16se w16cid w16 w16cex w16sdtdh w16sdtfl w16du">
   <w:docDefaults>
     <w:rPrDefault>
       <w:rPr>
@@ -12256,7 +12489,7 @@
       </w:rPr>
     </w:tblStylePr>
   </w:style>
-  <w:style w:type="character" w:styleId="Textoennegrita">
+  <w:style w:type="character" w:styleId="Fuerte">
     <w:name w:val="Strong"/>
     <w:basedOn w:val="Fuentedeprrafopredeter"/>
     <w:uiPriority w:val="22"/>
@@ -12649,17 +12882,6 @@
 </file>
 
 <file path=customXml/item1.xml><?xml version="1.0" encoding="utf-8"?>
-<p:properties xmlns:p="http://schemas.microsoft.com/office/2006/metadata/properties" xmlns:xsi="http://www.w3.org/2001/XMLSchema-instance" xmlns:pc="http://schemas.microsoft.com/office/infopath/2007/PartnerControls">
-  <documentManagement>
-    <TaxCatchAll xmlns="13c90a0b-73bc-4dc0-be5f-28d77b615beb" xsi:nil="true"/>
-    <lcf76f155ced4ddcb4097134ff3c332f xmlns="13c93bba-48ce-428c-bfe5-88b42c19b028">
-      <Terms xmlns="http://schemas.microsoft.com/office/infopath/2007/PartnerControls"/>
-    </lcf76f155ced4ddcb4097134ff3c332f>
-  </documentManagement>
-</p:properties>
-</file>
-
-<file path=customXml/item2.xml><?xml version="1.0" encoding="utf-8"?>
 <?mso-contentType ?>
 <FormTemplates xmlns="http://schemas.microsoft.com/sharepoint/v3/contenttype/forms">
   <Display>DocumentLibraryForm</Display>
@@ -12668,11 +12890,11 @@
 </FormTemplates>
 </file>
 
-<file path=customXml/item3.xml><?xml version="1.0" encoding="utf-8"?>
+<file path=customXml/item2.xml><?xml version="1.0" encoding="utf-8"?>
 <b:Sources xmlns:b="http://schemas.openxmlformats.org/officeDocument/2006/bibliography" xmlns="http://schemas.openxmlformats.org/officeDocument/2006/bibliography" SelectedStyle="\APASixthEditionOfficeOnline.xsl" StyleName="APA" Version="6"/>
 </file>
 
-<file path=customXml/item4.xml><?xml version="1.0" encoding="utf-8"?>
+<file path=customXml/item3.xml><?xml version="1.0" encoding="utf-8"?>
 <ct:contentTypeSchema xmlns:ct="http://schemas.microsoft.com/office/2006/metadata/contentType" xmlns:ma="http://schemas.microsoft.com/office/2006/metadata/properties/metaAttributes" ct:_="" ma:_="" ma:contentTypeName="Documento" ma:contentTypeID="0x0101006A81D6BD42E8DF4C91013959704817E1" ma:contentTypeVersion="15" ma:contentTypeDescription="Crear nuevo documento." ma:contentTypeScope="" ma:versionID="bf4f72ffd194f0963ff564daca6869f7">
   <xsd:schema xmlns:xsd="http://www.w3.org/2001/XMLSchema" xmlns:xs="http://www.w3.org/2001/XMLSchema" xmlns:p="http://schemas.microsoft.com/office/2006/metadata/properties" xmlns:ns2="13c90a0b-73bc-4dc0-be5f-28d77b615beb" xmlns:ns3="13c93bba-48ce-428c-bfe5-88b42c19b028" targetNamespace="http://schemas.microsoft.com/office/2006/metadata/properties" ma:root="true" ma:fieldsID="8718d6f4873a5b1392a45044efa78385" ns2:_="" ns3:_="">
     <xsd:import namespace="13c90a0b-73bc-4dc0-be5f-28d77b615beb"/>
@@ -12907,18 +13129,18 @@
 </ct:contentTypeSchema>
 </file>
 
-<file path=customXml/itemProps1.xml><?xml version="1.0" encoding="utf-8"?>
-<ds:datastoreItem xmlns:ds="http://schemas.openxmlformats.org/officeDocument/2006/customXml" ds:itemID="{1279454D-02BE-4A9C-A117-DCD1573E2608}">
-  <ds:schemaRefs>
-    <ds:schemaRef ds:uri="http://schemas.microsoft.com/office/2006/metadata/properties"/>
-    <ds:schemaRef ds:uri="http://schemas.microsoft.com/office/infopath/2007/PartnerControls"/>
-    <ds:schemaRef ds:uri="13c90a0b-73bc-4dc0-be5f-28d77b615beb"/>
-    <ds:schemaRef ds:uri="13c93bba-48ce-428c-bfe5-88b42c19b028"/>
-  </ds:schemaRefs>
-</ds:datastoreItem>
+<file path=customXml/item4.xml><?xml version="1.0" encoding="utf-8"?>
+<p:properties xmlns:p="http://schemas.microsoft.com/office/2006/metadata/properties" xmlns:xsi="http://www.w3.org/2001/XMLSchema-instance" xmlns:pc="http://schemas.microsoft.com/office/infopath/2007/PartnerControls">
+  <documentManagement>
+    <TaxCatchAll xmlns="13c90a0b-73bc-4dc0-be5f-28d77b615beb" xsi:nil="true"/>
+    <lcf76f155ced4ddcb4097134ff3c332f xmlns="13c93bba-48ce-428c-bfe5-88b42c19b028">
+      <Terms xmlns="http://schemas.microsoft.com/office/infopath/2007/PartnerControls"/>
+    </lcf76f155ced4ddcb4097134ff3c332f>
+  </documentManagement>
+</p:properties>
 </file>
 
-<file path=customXml/itemProps2.xml><?xml version="1.0" encoding="utf-8"?>
+<file path=customXml/itemProps1.xml><?xml version="1.0" encoding="utf-8"?>
 <ds:datastoreItem xmlns:ds="http://schemas.openxmlformats.org/officeDocument/2006/customXml" ds:itemID="{10663269-2064-4804-8290-36D4A57F5557}">
   <ds:schemaRefs>
     <ds:schemaRef ds:uri="http://schemas.microsoft.com/sharepoint/v3/contenttype/forms"/>
@@ -12926,7 +13148,7 @@
 </ds:datastoreItem>
 </file>
 
-<file path=customXml/itemProps3.xml><?xml version="1.0" encoding="utf-8"?>
+<file path=customXml/itemProps2.xml><?xml version="1.0" encoding="utf-8"?>
 <ds:datastoreItem xmlns:ds="http://schemas.openxmlformats.org/officeDocument/2006/customXml" ds:itemID="{EAE431FD-7059-4C09-804B-C9D69EB7B213}">
   <ds:schemaRefs>
     <ds:schemaRef ds:uri="http://schemas.openxmlformats.org/officeDocument/2006/bibliography"/>
@@ -12934,7 +13156,7 @@
 </ds:datastoreItem>
 </file>
 
-<file path=customXml/itemProps4.xml><?xml version="1.0" encoding="utf-8"?>
+<file path=customXml/itemProps3.xml><?xml version="1.0" encoding="utf-8"?>
 <ds:datastoreItem xmlns:ds="http://schemas.openxmlformats.org/officeDocument/2006/customXml" ds:itemID="{9C14B031-69D2-4815-A77A-60B4EECF27A0}">
   <ds:schemaRefs>
     <ds:schemaRef ds:uri="http://schemas.microsoft.com/office/2006/metadata/contentType"/>
@@ -12951,4 +13173,15 @@
     <ds:schemaRef ds:uri="http://schemas.microsoft.com/internal/obd"/>
   </ds:schemaRefs>
 </ds:datastoreItem>
+</file>
+
+<file path=customXml/itemProps4.xml><?xml version="1.0" encoding="utf-8"?>
+<ds:datastoreItem xmlns:ds="http://schemas.openxmlformats.org/officeDocument/2006/customXml" ds:itemID="{1279454D-02BE-4A9C-A117-DCD1573E2608}">
+  <ds:schemaRefs>
+    <ds:schemaRef ds:uri="http://schemas.microsoft.com/office/2006/metadata/properties"/>
+    <ds:schemaRef ds:uri="http://schemas.microsoft.com/office/infopath/2007/PartnerControls"/>
+    <ds:schemaRef ds:uri="13c90a0b-73bc-4dc0-be5f-28d77b615beb"/>
+    <ds:schemaRef ds:uri="13c93bba-48ce-428c-bfe5-88b42c19b028"/>
+  </ds:schemaRefs>
+</ds:datastoreItem>
 </file>
--- a/fuentes/621602_CF13_DU.docx
+++ b/fuentes/621602_CF13_DU.docx
@@ -2401,15 +2401,7 @@
     </w:p>
     <w:p>
       <w:r>
-        <w:t xml:space="preserve">En la </w:t>
-      </w:r>
-      <w:proofErr w:type="gramStart"/>
-      <w:r>
-        <w:t>hotelería contemporánea</w:t>
-      </w:r>
-      <w:proofErr w:type="gramEnd"/>
-      <w:r>
-        <w:t xml:space="preserve">, el proceso de </w:t>
+        <w:t xml:space="preserve">En la hotelería contemporánea, el proceso de </w:t>
       </w:r>
       <w:r>
         <w:rPr>
@@ -2467,7 +2459,13 @@
         <w:t xml:space="preserve">el </w:t>
       </w:r>
       <w:r>
-        <w:t>control operativo y mantener trazabilidad sobre la operación hotelera.</w:t>
+        <w:t xml:space="preserve">control operativo y mantener </w:t>
+      </w:r>
+      <w:r>
+        <w:t xml:space="preserve">la </w:t>
+      </w:r>
+      <w:r>
+        <w:t>trazabilidad sobre la operación hotelera.</w:t>
       </w:r>
     </w:p>
     <w:p>
@@ -4723,15 +4721,7 @@
     </w:p>
     <w:p>
       <w:r>
-        <w:t xml:space="preserve">Durante la prestación del servicio pueden presentarse diferentes situaciones operativas relacionadas con habitaciones, tiempos de atención, facturación, objetos olvidados o solicitudes especiales. La manera en que el personal responde frente a estas novedades impacta significativamente la experiencia del huésped y la percepción general sobre la calidad del servicio recibido. En este contexto, la </w:t>
-      </w:r>
-      <w:proofErr w:type="gramStart"/>
-      <w:r>
-        <w:t>hotelería contemporánea</w:t>
-      </w:r>
-      <w:proofErr w:type="gramEnd"/>
-      <w:r>
-        <w:t xml:space="preserve"> exige procesos organizados, trabajo articulado entre áreas y una atención centrada en la resolución efectiva de situaciones que contribuyan al fortalecimiento de la confianza y satisfacción del huésped.</w:t>
+        <w:t>Durante la prestación del servicio pueden presentarse diferentes situaciones operativas relacionadas con habitaciones, tiempos de atención, facturación, objetos olvidados o solicitudes especiales. La manera en que el personal responde frente a estas novedades impacta significativamente la experiencia del huésped y la percepción general sobre la calidad del servicio recibido. En este contexto, la hotelería contemporánea exige procesos organizados, trabajo articulado entre áreas y una atención centrada en la resolución efectiva de situaciones que contribuyan al fortalecimiento de la confianza y satisfacción del huésped.</w:t>
       </w:r>
     </w:p>
     <w:p>
@@ -5148,18 +5138,10 @@
         <w:t>facturación o consumos registrados en la cuenta</w:t>
       </w:r>
       <w:r>
-        <w:t xml:space="preserve"> </w:t>
-      </w:r>
-      <w:proofErr w:type="gramStart"/>
-      <w:r>
-        <w:t xml:space="preserve">del  </w:t>
-      </w:r>
-      <w:r>
-        <w:t>huésped</w:t>
-      </w:r>
-      <w:proofErr w:type="gramEnd"/>
-      <w:r>
-        <w:t>. En estas situaciones, el personal debe verificar cuidadosamente la información antes de emitir una respuesta, manteniendo una actitud tranquila y orientada a la solución. La claridad en la comunicación y la disposición para revisar el caso contribuyen a disminuir tensiones y fortalecer la confianza del huésped.</w:t>
+        <w:t xml:space="preserve"> del  </w:t>
+      </w:r>
+      <w:r>
+        <w:t>huésped. En estas situaciones, el personal debe verificar cuidadosamente la información antes de emitir una respuesta, manteniendo una actitud tranquila y orientada a la solución. La claridad en la comunicación y la disposición para revisar el caso contribuyen a disminuir tensiones y fortalecer la confianza del huésped.</w:t>
       </w:r>
     </w:p>
     <w:p>
@@ -5298,15 +5280,7 @@
     </w:p>
     <w:p>
       <w:r>
-        <w:t xml:space="preserve">En la </w:t>
-      </w:r>
-      <w:proofErr w:type="gramStart"/>
-      <w:r>
-        <w:t>hotelería contemporánea</w:t>
-      </w:r>
-      <w:proofErr w:type="gramEnd"/>
-      <w:r>
-        <w:t>, la calidad del servicio no se evalúa únicamente por la capacidad de resolver problemas, sino también por la habilidad del establecimiento para anticiparse a las necesidades del huésped y evitar situaciones que puedan afectar su experiencia. Esta visión preventiva permite desarrollar procesos más organizados y fortalece la percepción de confianza, eficiencia y profesionalismo dentro de la operación hotelera.</w:t>
+        <w:t>En la hotelería contemporánea, la calidad del servicio no se evalúa únicamente por la capacidad de resolver problemas, sino también por la habilidad del establecimiento para anticiparse a las necesidades del huésped y evitar situaciones que puedan afectar su experiencia. Esta visión preventiva permite desarrollar procesos más organizados y fortalece la percepción de confianza, eficiencia y profesionalismo dentro de la operación hotelera.</w:t>
       </w:r>
     </w:p>
     <w:p>
@@ -5743,15 +5717,7 @@
               <w:t>: m</w:t>
             </w:r>
             <w:r>
-              <w:t xml:space="preserve">uchas veces una explicación clara, una escucha activa y una respuesta rápida tienen un impacto tan importante como la solución misma del inconveniente. Por esta razón, la capacidad de resolver novedades se ha convertido en una competencia esencial dentro de la </w:t>
-            </w:r>
-            <w:proofErr w:type="gramStart"/>
-            <w:r>
-              <w:t>hotelería moderna</w:t>
-            </w:r>
-            <w:proofErr w:type="gramEnd"/>
-            <w:r>
-              <w:t>.</w:t>
+              <w:t>uchas veces una explicación clara, una escucha activa y una respuesta rápida tienen un impacto tan importante como la solución misma del inconveniente. Por esta razón, la capacidad de resolver novedades se ha convertido en una competencia esencial dentro de la hotelería moderna.</w:t>
             </w:r>
           </w:p>
           <w:p>
@@ -5840,15 +5806,7 @@
     <w:p>
       <w:r>
         <w:lastRenderedPageBreak/>
-        <w:t xml:space="preserve">La evolución </w:t>
-      </w:r>
-      <w:proofErr w:type="gramStart"/>
-      <w:r>
-        <w:t>de la hotelería</w:t>
-      </w:r>
-      <w:proofErr w:type="gramEnd"/>
-      <w:r>
-        <w:t xml:space="preserve"> no solo exige calidad en la atención y capacidad para resolver novedades operativas, sino también adaptación a nuevas dinámicas de interacción entre los establecimientos y los huéspedes. En este contexto, las tecnologías aplicadas al servicio continúan transformando la manera en que se gestionan la comunicación, la personalización y la experiencia del huésped dentro de los servicios de alojamiento.</w:t>
+        <w:t>La evolución de la hotelería no solo exige calidad en la atención y capacidad para resolver novedades operativas, sino también adaptación a nuevas dinámicas de interacción entre los establecimientos y los huéspedes. En este contexto, las tecnologías aplicadas al servicio continúan transformando la manera en que se gestionan la comunicación, la personalización y la experiencia del huésped dentro de los servicios de alojamiento.</w:t>
       </w:r>
     </w:p>
     <w:p>
@@ -5893,15 +5851,7 @@
     </w:p>
     <w:p>
       <w:r>
-        <w:t xml:space="preserve">En la </w:t>
-      </w:r>
-      <w:proofErr w:type="gramStart"/>
-      <w:r>
-        <w:t>hotelería contemporánea</w:t>
-      </w:r>
-      <w:proofErr w:type="gramEnd"/>
-      <w:r>
-        <w:t xml:space="preserve">, los huéspedes valoran procesos rápidos, claros y eficientes durante su salida. Por esta razón, la tecnología aplicada al </w:t>
+        <w:t xml:space="preserve">En la hotelería contemporánea, los huéspedes valoran procesos rápidos, claros y eficientes durante su salida. Por esta razón, la tecnología aplicada al </w:t>
       </w:r>
       <w:r>
         <w:rPr>
@@ -12882,6 +12832,10 @@
 </file>
 
 <file path=customXml/item1.xml><?xml version="1.0" encoding="utf-8"?>
+<b:Sources xmlns:b="http://schemas.openxmlformats.org/officeDocument/2006/bibliography" xmlns="http://schemas.openxmlformats.org/officeDocument/2006/bibliography" SelectedStyle="\APASixthEditionOfficeOnline.xsl" StyleName="APA" Version="6"/>
+</file>
+
+<file path=customXml/item2.xml><?xml version="1.0" encoding="utf-8"?>
 <?mso-contentType ?>
 <FormTemplates xmlns="http://schemas.microsoft.com/sharepoint/v3/contenttype/forms">
   <Display>DocumentLibraryForm</Display>
@@ -12890,11 +12844,18 @@
 </FormTemplates>
 </file>
 
-<file path=customXml/item2.xml><?xml version="1.0" encoding="utf-8"?>
-<b:Sources xmlns:b="http://schemas.openxmlformats.org/officeDocument/2006/bibliography" xmlns="http://schemas.openxmlformats.org/officeDocument/2006/bibliography" SelectedStyle="\APASixthEditionOfficeOnline.xsl" StyleName="APA" Version="6"/>
+<file path=customXml/item3.xml><?xml version="1.0" encoding="utf-8"?>
+<p:properties xmlns:p="http://schemas.microsoft.com/office/2006/metadata/properties" xmlns:xsi="http://www.w3.org/2001/XMLSchema-instance" xmlns:pc="http://schemas.microsoft.com/office/infopath/2007/PartnerControls">
+  <documentManagement>
+    <TaxCatchAll xmlns="13c90a0b-73bc-4dc0-be5f-28d77b615beb" xsi:nil="true"/>
+    <lcf76f155ced4ddcb4097134ff3c332f xmlns="13c93bba-48ce-428c-bfe5-88b42c19b028">
+      <Terms xmlns="http://schemas.microsoft.com/office/infopath/2007/PartnerControls"/>
+    </lcf76f155ced4ddcb4097134ff3c332f>
+  </documentManagement>
+</p:properties>
 </file>
 
-<file path=customXml/item3.xml><?xml version="1.0" encoding="utf-8"?>
+<file path=customXml/item4.xml><?xml version="1.0" encoding="utf-8"?>
 <ct:contentTypeSchema xmlns:ct="http://schemas.microsoft.com/office/2006/metadata/contentType" xmlns:ma="http://schemas.microsoft.com/office/2006/metadata/properties/metaAttributes" ct:_="" ma:_="" ma:contentTypeName="Documento" ma:contentTypeID="0x0101006A81D6BD42E8DF4C91013959704817E1" ma:contentTypeVersion="15" ma:contentTypeDescription="Crear nuevo documento." ma:contentTypeScope="" ma:versionID="bf4f72ffd194f0963ff564daca6869f7">
   <xsd:schema xmlns:xsd="http://www.w3.org/2001/XMLSchema" xmlns:xs="http://www.w3.org/2001/XMLSchema" xmlns:p="http://schemas.microsoft.com/office/2006/metadata/properties" xmlns:ns2="13c90a0b-73bc-4dc0-be5f-28d77b615beb" xmlns:ns3="13c93bba-48ce-428c-bfe5-88b42c19b028" targetNamespace="http://schemas.microsoft.com/office/2006/metadata/properties" ma:root="true" ma:fieldsID="8718d6f4873a5b1392a45044efa78385" ns2:_="" ns3:_="">
     <xsd:import namespace="13c90a0b-73bc-4dc0-be5f-28d77b615beb"/>
@@ -13129,18 +13090,15 @@
 </ct:contentTypeSchema>
 </file>
 
-<file path=customXml/item4.xml><?xml version="1.0" encoding="utf-8"?>
-<p:properties xmlns:p="http://schemas.microsoft.com/office/2006/metadata/properties" xmlns:xsi="http://www.w3.org/2001/XMLSchema-instance" xmlns:pc="http://schemas.microsoft.com/office/infopath/2007/PartnerControls">
-  <documentManagement>
-    <TaxCatchAll xmlns="13c90a0b-73bc-4dc0-be5f-28d77b615beb" xsi:nil="true"/>
-    <lcf76f155ced4ddcb4097134ff3c332f xmlns="13c93bba-48ce-428c-bfe5-88b42c19b028">
-      <Terms xmlns="http://schemas.microsoft.com/office/infopath/2007/PartnerControls"/>
-    </lcf76f155ced4ddcb4097134ff3c332f>
-  </documentManagement>
-</p:properties>
+<file path=customXml/itemProps1.xml><?xml version="1.0" encoding="utf-8"?>
+<ds:datastoreItem xmlns:ds="http://schemas.openxmlformats.org/officeDocument/2006/customXml" ds:itemID="{EAE431FD-7059-4C09-804B-C9D69EB7B213}">
+  <ds:schemaRefs>
+    <ds:schemaRef ds:uri="http://schemas.openxmlformats.org/officeDocument/2006/bibliography"/>
+  </ds:schemaRefs>
+</ds:datastoreItem>
 </file>
 
-<file path=customXml/itemProps1.xml><?xml version="1.0" encoding="utf-8"?>
+<file path=customXml/itemProps2.xml><?xml version="1.0" encoding="utf-8"?>
 <ds:datastoreItem xmlns:ds="http://schemas.openxmlformats.org/officeDocument/2006/customXml" ds:itemID="{10663269-2064-4804-8290-36D4A57F5557}">
   <ds:schemaRefs>
     <ds:schemaRef ds:uri="http://schemas.microsoft.com/sharepoint/v3/contenttype/forms"/>
@@ -13148,15 +13106,18 @@
 </ds:datastoreItem>
 </file>
 
-<file path=customXml/itemProps2.xml><?xml version="1.0" encoding="utf-8"?>
-<ds:datastoreItem xmlns:ds="http://schemas.openxmlformats.org/officeDocument/2006/customXml" ds:itemID="{EAE431FD-7059-4C09-804B-C9D69EB7B213}">
+<file path=customXml/itemProps3.xml><?xml version="1.0" encoding="utf-8"?>
+<ds:datastoreItem xmlns:ds="http://schemas.openxmlformats.org/officeDocument/2006/customXml" ds:itemID="{1279454D-02BE-4A9C-A117-DCD1573E2608}">
   <ds:schemaRefs>
-    <ds:schemaRef ds:uri="http://schemas.openxmlformats.org/officeDocument/2006/bibliography"/>
+    <ds:schemaRef ds:uri="http://schemas.microsoft.com/office/2006/metadata/properties"/>
+    <ds:schemaRef ds:uri="http://schemas.microsoft.com/office/infopath/2007/PartnerControls"/>
+    <ds:schemaRef ds:uri="13c90a0b-73bc-4dc0-be5f-28d77b615beb"/>
+    <ds:schemaRef ds:uri="13c93bba-48ce-428c-bfe5-88b42c19b028"/>
   </ds:schemaRefs>
 </ds:datastoreItem>
 </file>
 
-<file path=customXml/itemProps3.xml><?xml version="1.0" encoding="utf-8"?>
+<file path=customXml/itemProps4.xml><?xml version="1.0" encoding="utf-8"?>
 <ds:datastoreItem xmlns:ds="http://schemas.openxmlformats.org/officeDocument/2006/customXml" ds:itemID="{9C14B031-69D2-4815-A77A-60B4EECF27A0}">
   <ds:schemaRefs>
     <ds:schemaRef ds:uri="http://schemas.microsoft.com/office/2006/metadata/contentType"/>
@@ -13173,15 +13134,4 @@
     <ds:schemaRef ds:uri="http://schemas.microsoft.com/internal/obd"/>
   </ds:schemaRefs>
 </ds:datastoreItem>
-</file>
-
-<file path=customXml/itemProps4.xml><?xml version="1.0" encoding="utf-8"?>
-<ds:datastoreItem xmlns:ds="http://schemas.openxmlformats.org/officeDocument/2006/customXml" ds:itemID="{1279454D-02BE-4A9C-A117-DCD1573E2608}">
-  <ds:schemaRefs>
-    <ds:schemaRef ds:uri="http://schemas.microsoft.com/office/2006/metadata/properties"/>
-    <ds:schemaRef ds:uri="http://schemas.microsoft.com/office/infopath/2007/PartnerControls"/>
-    <ds:schemaRef ds:uri="13c90a0b-73bc-4dc0-be5f-28d77b615beb"/>
-    <ds:schemaRef ds:uri="13c93bba-48ce-428c-bfe5-88b42c19b028"/>
-  </ds:schemaRefs>
-</ds:datastoreItem>
 </file>